--- a/submissions/title-page.docx
+++ b/submissions/title-page.docx
@@ -1,6 +1,6 @@
 
 <file path=word/document.xml><?xml version="1.0" encoding="utf-8"?>
-<w:document xmlns:mc="http://schemas.openxmlformats.org/markup-compatibility/2006" xmlns:ve="http://schemas.openxmlformats.org/markup-compatibility/2006" xmlns:o="urn:schemas-microsoft-com:office:office" xmlns:r="http://schemas.openxmlformats.org/officeDocument/2006/relationships" xmlns:m="http://schemas.openxmlformats.org/officeDocument/2006/math" xmlns:v="urn:schemas-microsoft-com:vml" xmlns:wp="http://schemas.openxmlformats.org/drawingml/2006/wordprocessingDrawing" xmlns:w10="urn:schemas-microsoft-com:office:word" xmlns:w="http://schemas.openxmlformats.org/wordprocessingml/2006/main" xmlns:wne="http://schemas.microsoft.com/office/word/2006/wordml" xmlns:a="http://schemas.openxmlformats.org/drawingml/2006/main" xmlns:pic="http://schemas.openxmlformats.org/drawingml/2006/picture" xmlns:wpg="http://schemas.microsoft.com/office/word/2010/wordprocessingGroup" xmlns:wps="http://schemas.microsoft.com/office/word/2010/wordprocessingShape" xmlns:w14="http://schemas.microsoft.com/office/word/2010/wordml" mc:Ignorable="w14" xml:space="preserve">
+<w:document xmlns:wpc="http://schemas.microsoft.com/office/word/2010/wordprocessingCanvas" xmlns:cx="http://schemas.microsoft.com/office/drawing/2014/chartex" xmlns:cx1="http://schemas.microsoft.com/office/drawing/2015/9/8/chartex" xmlns:cx2="http://schemas.microsoft.com/office/drawing/2015/10/21/chartex" xmlns:cx3="http://schemas.microsoft.com/office/drawing/2016/5/9/chartex" xmlns:cx4="http://schemas.microsoft.com/office/drawing/2016/5/10/chartex" xmlns:cx5="http://schemas.microsoft.com/office/drawing/2016/5/11/chartex" xmlns:cx6="http://schemas.microsoft.com/office/drawing/2016/5/12/chartex" xmlns:cx7="http://schemas.microsoft.com/office/drawing/2016/5/13/chartex" xmlns:cx8="http://schemas.microsoft.com/office/drawing/2016/5/14/chartex" xmlns:mc="http://schemas.openxmlformats.org/markup-compatibility/2006" xmlns:m="http://schemas.openxmlformats.org/officeDocument/2006/math" xmlns:aink="http://schemas.microsoft.com/office/drawing/2016/ink" xmlns:am3d="http://schemas.microsoft.com/office/drawing/2017/model3d" xmlns:oel="http://schemas.microsoft.com/office/2019/extlst" xmlns:r="http://schemas.openxmlformats.org/officeDocument/2006/relationships" xmlns:wp14="http://schemas.microsoft.com/office/word/2010/wordprocessingDrawing" xmlns:wp="http://schemas.openxmlformats.org/drawingml/2006/wordprocessingDrawing" xmlns:wpg="http://schemas.microsoft.com/office/word/2010/wordprocessingGroup" xmlns:wpi="http://schemas.microsoft.com/office/word/2010/wordprocessingInk" xmlns:wps="http://schemas.microsoft.com/office/word/2010/wordprocessingShape" xmlns:o="urn:schemas-microsoft-com:office:office" xmlns:v="urn:schemas-microsoft-com:vml" xmlns:w10="urn:schemas-microsoft-com:office:word" xmlns:w="http://schemas.openxmlformats.org/wordprocessingml/2006/main" xmlns:w14="http://schemas.microsoft.com/office/word/2010/wordml" xmlns:w15="http://schemas.microsoft.com/office/word/2012/wordml" xmlns:w16cex="http://schemas.microsoft.com/office/word/2018/wordml/cex" xmlns:w16cid="http://schemas.microsoft.com/office/word/2016/wordml/cid" xmlns:w16="http://schemas.microsoft.com/office/word/2018/wordml" xmlns:w16sdtdh="http://schemas.microsoft.com/office/word/2020/wordml/sdtdatahash" xmlns:w16sdtfl="http://schemas.microsoft.com/office/word/2024/wordml/sdtformatlock" xmlns:w16se="http://schemas.microsoft.com/office/word/2015/wordml/symex" xmlns:w16du="http://schemas.microsoft.com/office/word/2023/wordml/word16du" xmlns:wne="http://schemas.microsoft.com/office/word/2006/wordml" mc:Ignorable="w14 w15 w16se w16cid w16 w16cex w16sdtdh w16sdtfl w16du wp14">
   <w:body>
     <w:p>
       <w:pPr>
@@ -8,65 +8,44 @@
         <w:spacing w:before="84"/>
         <w:ind w:right="2"/>
       </w:pPr>
-      <w:bookmarkStart w:name="Conclusion" w:id="1"/>
+      <w:bookmarkStart w:id="0" w:name="Conclusion"/>
+      <w:bookmarkStart w:id="1" w:name="Responses_to_Editors_and_Referee"/>
+      <w:bookmarkStart w:id="2" w:name="Responses_to_the_Editor"/>
+      <w:bookmarkStart w:id="3" w:name="Responses_to_Referee_One"/>
+      <w:bookmarkStart w:id="4" w:name="Responses_to_Referee_Two"/>
+      <w:bookmarkStart w:id="5" w:name="_bookmark0"/>
+      <w:bookmarkEnd w:id="0"/>
       <w:bookmarkEnd w:id="1"/>
-      <w:r>
-        <w:rPr/>
-      </w:r>
-      <w:bookmarkStart w:name="Responses to Editors and Referee" w:id="2"/>
       <w:bookmarkEnd w:id="2"/>
-      <w:r>
-        <w:rPr/>
-      </w:r>
-      <w:bookmarkStart w:name="Responses to the Editor" w:id="3"/>
       <w:bookmarkEnd w:id="3"/>
-      <w:r>
-        <w:rPr/>
-      </w:r>
-      <w:bookmarkStart w:name="Responses to Referee One" w:id="4"/>
       <w:bookmarkEnd w:id="4"/>
-      <w:r>
-        <w:rPr/>
-      </w:r>
-      <w:bookmarkStart w:name="Responses to Referee Two" w:id="5"/>
       <w:bookmarkEnd w:id="5"/>
       <w:r>
-        <w:rPr/>
-      </w:r>
-      <w:bookmarkStart w:name="_bookmark0" w:id="6"/>
-      <w:bookmarkEnd w:id="6"/>
-      <w:r>
-        <w:rPr/>
-      </w:r>
-      <w:r>
-        <w:rPr/>
         <w:t>REVISE</w:t>
       </w:r>
       <w:r>
         <w:rPr>
           <w:spacing w:val="6"/>
         </w:rPr>
-        <w:t> </w:t>
-      </w:r>
-      <w:r>
-        <w:rPr/>
+        <w:t xml:space="preserve"> </w:t>
+      </w:r>
+      <w:r>
         <w:t>&amp;</w:t>
       </w:r>
       <w:r>
         <w:rPr>
           <w:spacing w:val="7"/>
         </w:rPr>
-        <w:t> </w:t>
-      </w:r>
-      <w:r>
-        <w:rPr/>
+        <w:t xml:space="preserve"> </w:t>
+      </w:r>
+      <w:r>
         <w:t>RESUBMIT</w:t>
       </w:r>
       <w:r>
         <w:rPr>
           <w:spacing w:val="7"/>
         </w:rPr>
-        <w:t> </w:t>
+        <w:t xml:space="preserve"> </w:t>
       </w:r>
       <w:r>
         <w:rPr>
@@ -80,67 +59,43 @@
         <w:pStyle w:val="Title"/>
         <w:spacing w:line="920" w:lineRule="atLeast"/>
       </w:pPr>
-      <w:bookmarkStart w:name="Introduction" w:id="7"/>
-      <w:bookmarkEnd w:id="7"/>
-      <w:r>
-        <w:rPr/>
-      </w:r>
+      <w:bookmarkStart w:id="6" w:name="Introduction"/>
+      <w:bookmarkEnd w:id="6"/>
       <w:r>
         <w:rPr>
           <w:w w:val="105"/>
         </w:rPr>
-        <w:t>Journal of Policy Analysis and </w:t>
-      </w:r>
-      <w:r>
-        <w:rPr>
-          <w:w w:val="105"/>
-        </w:rPr>
-        <w:t>Management</w:t>
+        <w:t>Journal of Policy Analysis and Management</w:t>
       </w:r>
       <w:r>
         <w:rPr>
           <w:spacing w:val="40"/>
           <w:w w:val="105"/>
         </w:rPr>
-        <w:t>  </w:t>
-      </w:r>
-      <w:bookmarkStart w:name="Data Sources and Measurement Strategy" w:id="8"/>
-      <w:bookmarkEnd w:id="8"/>
+        <w:t xml:space="preserve">  </w:t>
+      </w:r>
+      <w:bookmarkStart w:id="7" w:name="Data_Sources_and_Measurement_Strategy"/>
+      <w:bookmarkEnd w:id="7"/>
       <w:r>
         <w:rPr>
           <w:w w:val="105"/>
         </w:rPr>
-        <w:t>MANUSCRIPT</w:t>
-      </w:r>
-      <w:r>
-        <w:rPr>
-          <w:w w:val="105"/>
-        </w:rPr>
-        <w:t> ID: JPAM-2025-13688.R2</w:t>
+        <w:t>MANUSCRIPT ID: JPAM-2025-13688.R2</w:t>
       </w:r>
     </w:p>
     <w:p>
       <w:pPr>
         <w:pStyle w:val="BodyText"/>
-        <w:spacing w:line="252" w:lineRule="auto" w:before="397"/>
+        <w:spacing w:before="397" w:line="252" w:lineRule="auto"/>
         <w:ind w:left="36" w:right="35" w:firstLine="351"/>
       </w:pPr>
-      <w:bookmarkStart w:name="Theoretical Framework" w:id="9"/>
+      <w:bookmarkStart w:id="8" w:name="Theoretical_Framework"/>
+      <w:bookmarkStart w:id="9" w:name="Empirical_Approach"/>
+      <w:bookmarkStart w:id="10" w:name="Results_and_Robustness_Checks"/>
+      <w:bookmarkEnd w:id="8"/>
       <w:bookmarkEnd w:id="9"/>
-      <w:r>
-        <w:rPr/>
-      </w:r>
-      <w:bookmarkStart w:name="Empirical Approach" w:id="10"/>
       <w:bookmarkEnd w:id="10"/>
       <w:r>
-        <w:rPr/>
-      </w:r>
-      <w:bookmarkStart w:name="Results and Robustness Checks" w:id="11"/>
-      <w:bookmarkEnd w:id="11"/>
-      <w:r>
-        <w:rPr/>
-      </w:r>
-      <w:r>
         <w:rPr>
           <w:w w:val="110"/>
         </w:rPr>
@@ -151,7 +106,7 @@
           <w:spacing w:val="20"/>
           <w:w w:val="110"/>
         </w:rPr>
-        <w:t> </w:t>
+        <w:t xml:space="preserve"> </w:t>
       </w:r>
       <w:r>
         <w:rPr>
@@ -164,7 +119,7 @@
           <w:spacing w:val="20"/>
           <w:w w:val="110"/>
         </w:rPr>
-        <w:t> </w:t>
+        <w:t xml:space="preserve"> </w:t>
       </w:r>
       <w:r>
         <w:rPr>
@@ -177,7 +132,7 @@
           <w:spacing w:val="20"/>
           <w:w w:val="110"/>
         </w:rPr>
-        <w:t> </w:t>
+        <w:t xml:space="preserve"> </w:t>
       </w:r>
       <w:r>
         <w:rPr>
@@ -190,7 +145,7 @@
           <w:spacing w:val="19"/>
           <w:w w:val="110"/>
         </w:rPr>
-        <w:t> </w:t>
+        <w:t xml:space="preserve"> </w:t>
       </w:r>
       <w:r>
         <w:rPr>
@@ -203,7 +158,7 @@
           <w:spacing w:val="20"/>
           <w:w w:val="110"/>
         </w:rPr>
-        <w:t> </w:t>
+        <w:t xml:space="preserve"> </w:t>
       </w:r>
       <w:r>
         <w:rPr>
@@ -216,7 +171,7 @@
           <w:spacing w:val="19"/>
           <w:w w:val="110"/>
         </w:rPr>
-        <w:t> </w:t>
+        <w:t xml:space="preserve"> </w:t>
       </w:r>
       <w:r>
         <w:rPr>
@@ -229,7 +184,7 @@
           <w:spacing w:val="20"/>
           <w:w w:val="110"/>
         </w:rPr>
-        <w:t> </w:t>
+        <w:t xml:space="preserve"> </w:t>
       </w:r>
       <w:r>
         <w:rPr>
@@ -242,7 +197,7 @@
           <w:spacing w:val="19"/>
           <w:w w:val="110"/>
         </w:rPr>
-        <w:t> </w:t>
+        <w:t xml:space="preserve"> </w:t>
       </w:r>
       <w:r>
         <w:rPr>
@@ -255,7 +210,7 @@
           <w:spacing w:val="20"/>
           <w:w w:val="110"/>
         </w:rPr>
-        <w:t> </w:t>
+        <w:t xml:space="preserve"> </w:t>
       </w:r>
       <w:r>
         <w:rPr>
@@ -268,7 +223,7 @@
           <w:spacing w:val="19"/>
           <w:w w:val="110"/>
         </w:rPr>
-        <w:t> </w:t>
+        <w:t xml:space="preserve"> </w:t>
       </w:r>
       <w:r>
         <w:rPr>
@@ -281,7 +236,7 @@
           <w:spacing w:val="20"/>
           <w:w w:val="110"/>
         </w:rPr>
-        <w:t> </w:t>
+        <w:t xml:space="preserve"> </w:t>
       </w:r>
       <w:r>
         <w:rPr>
@@ -294,7 +249,7 @@
           <w:spacing w:val="-7"/>
           <w:w w:val="110"/>
         </w:rPr>
-        <w:t> </w:t>
+        <w:t xml:space="preserve"> </w:t>
       </w:r>
       <w:r>
         <w:rPr>
@@ -307,7 +262,7 @@
           <w:spacing w:val="-8"/>
           <w:w w:val="110"/>
         </w:rPr>
-        <w:t> </w:t>
+        <w:t xml:space="preserve"> </w:t>
       </w:r>
       <w:r>
         <w:rPr>
@@ -320,7 +275,7 @@
           <w:spacing w:val="-7"/>
           <w:w w:val="110"/>
         </w:rPr>
-        <w:t> </w:t>
+        <w:t xml:space="preserve"> </w:t>
       </w:r>
       <w:r>
         <w:rPr>
@@ -333,7 +288,7 @@
           <w:spacing w:val="-8"/>
           <w:w w:val="110"/>
         </w:rPr>
-        <w:t> </w:t>
+        <w:t xml:space="preserve"> </w:t>
       </w:r>
       <w:r>
         <w:rPr>
@@ -346,7 +301,7 @@
           <w:spacing w:val="-7"/>
           <w:w w:val="110"/>
         </w:rPr>
-        <w:t> </w:t>
+        <w:t xml:space="preserve"> </w:t>
       </w:r>
       <w:r>
         <w:rPr>
@@ -359,7 +314,7 @@
           <w:spacing w:val="-8"/>
           <w:w w:val="110"/>
         </w:rPr>
-        <w:t> </w:t>
+        <w:t xml:space="preserve"> </w:t>
       </w:r>
       <w:r>
         <w:rPr>
@@ -372,7 +327,7 @@
           <w:spacing w:val="-7"/>
           <w:w w:val="110"/>
         </w:rPr>
-        <w:t> </w:t>
+        <w:t xml:space="preserve"> </w:t>
       </w:r>
       <w:r>
         <w:rPr>
@@ -385,7 +340,7 @@
           <w:spacing w:val="-8"/>
           <w:w w:val="110"/>
         </w:rPr>
-        <w:t> </w:t>
+        <w:t xml:space="preserve"> </w:t>
       </w:r>
       <w:r>
         <w:rPr>
@@ -398,7 +353,7 @@
           <w:spacing w:val="-7"/>
           <w:w w:val="110"/>
         </w:rPr>
-        <w:t> </w:t>
+        <w:t xml:space="preserve"> </w:t>
       </w:r>
       <w:r>
         <w:rPr>
@@ -412,14 +367,13 @@
         <w:pStyle w:val="ListParagraph"/>
         <w:numPr>
           <w:ilvl w:val="0"/>
-          <w:numId w:val="1"/>
+          <w:numId w:val="2"/>
         </w:numPr>
         <w:tabs>
-          <w:tab w:pos="620" w:val="left" w:leader="none"/>
+          <w:tab w:val="left" w:pos="620"/>
         </w:tabs>
-        <w:spacing w:line="240" w:lineRule="auto" w:before="198" w:after="0"/>
-        <w:ind w:left="620" w:right="0" w:hanging="296"/>
-        <w:jc w:val="left"/>
+        <w:spacing w:before="198"/>
+        <w:ind w:left="620" w:hanging="296"/>
         <w:rPr>
           <w:sz w:val="24"/>
         </w:rPr>
@@ -438,7 +392,7 @@
           <w:w w:val="110"/>
           <w:sz w:val="24"/>
         </w:rPr>
-        <w:t> </w:t>
+        <w:t xml:space="preserve"> </w:t>
       </w:r>
       <w:r>
         <w:rPr>
@@ -454,7 +408,7 @@
           <w:w w:val="110"/>
           <w:sz w:val="24"/>
         </w:rPr>
-        <w:t> </w:t>
+        <w:t xml:space="preserve"> </w:t>
       </w:r>
       <w:r>
         <w:rPr>
@@ -470,14 +424,13 @@
         <w:pStyle w:val="ListParagraph"/>
         <w:numPr>
           <w:ilvl w:val="1"/>
-          <w:numId w:val="1"/>
+          <w:numId w:val="2"/>
         </w:numPr>
         <w:tabs>
-          <w:tab w:pos="1135" w:val="left" w:leader="none"/>
+          <w:tab w:val="left" w:pos="1135"/>
         </w:tabs>
-        <w:spacing w:line="240" w:lineRule="auto" w:before="212" w:after="0"/>
-        <w:ind w:left="1135" w:right="0" w:hanging="261"/>
-        <w:jc w:val="left"/>
+        <w:spacing w:before="212"/>
+        <w:ind w:left="1135" w:hanging="261"/>
         <w:rPr>
           <w:sz w:val="24"/>
         </w:rPr>
@@ -495,7 +448,7 @@
           <w:w w:val="110"/>
           <w:sz w:val="24"/>
         </w:rPr>
-        <w:t> </w:t>
+        <w:t xml:space="preserve"> </w:t>
       </w:r>
       <w:r>
         <w:rPr>
@@ -510,7 +463,7 @@
           <w:w w:val="110"/>
           <w:sz w:val="24"/>
         </w:rPr>
-        <w:t> </w:t>
+        <w:t xml:space="preserve"> </w:t>
       </w:r>
       <w:r>
         <w:rPr>
@@ -526,14 +479,12 @@
         <w:pStyle w:val="ListParagraph"/>
         <w:numPr>
           <w:ilvl w:val="1"/>
-          <w:numId w:val="1"/>
+          <w:numId w:val="2"/>
         </w:numPr>
         <w:tabs>
-          <w:tab w:pos="1135" w:val="left" w:leader="none"/>
+          <w:tab w:val="left" w:pos="1135"/>
         </w:tabs>
-        <w:spacing w:line="240" w:lineRule="auto" w:before="112" w:after="0"/>
-        <w:ind w:left="1135" w:right="0" w:hanging="261"/>
-        <w:jc w:val="left"/>
+        <w:ind w:left="1135" w:hanging="261"/>
         <w:rPr>
           <w:sz w:val="24"/>
         </w:rPr>
@@ -552,14 +503,13 @@
         <w:pStyle w:val="ListParagraph"/>
         <w:numPr>
           <w:ilvl w:val="1"/>
-          <w:numId w:val="1"/>
+          <w:numId w:val="2"/>
         </w:numPr>
         <w:tabs>
-          <w:tab w:pos="1135" w:val="left" w:leader="none"/>
+          <w:tab w:val="left" w:pos="1135"/>
         </w:tabs>
-        <w:spacing w:line="240" w:lineRule="auto" w:before="113" w:after="0"/>
-        <w:ind w:left="1135" w:right="0" w:hanging="261"/>
-        <w:jc w:val="left"/>
+        <w:spacing w:before="113"/>
+        <w:ind w:left="1135" w:hanging="261"/>
         <w:rPr>
           <w:sz w:val="24"/>
         </w:rPr>
@@ -578,14 +528,12 @@
         <w:pStyle w:val="ListParagraph"/>
         <w:numPr>
           <w:ilvl w:val="1"/>
-          <w:numId w:val="1"/>
+          <w:numId w:val="2"/>
         </w:numPr>
         <w:tabs>
-          <w:tab w:pos="1135" w:val="left" w:leader="none"/>
+          <w:tab w:val="left" w:pos="1135"/>
         </w:tabs>
-        <w:spacing w:line="240" w:lineRule="auto" w:before="112" w:after="0"/>
-        <w:ind w:left="1135" w:right="0" w:hanging="261"/>
-        <w:jc w:val="left"/>
+        <w:ind w:left="1135" w:hanging="261"/>
         <w:rPr>
           <w:sz w:val="24"/>
         </w:rPr>
@@ -604,29 +552,22 @@
         <w:pStyle w:val="ListParagraph"/>
         <w:numPr>
           <w:ilvl w:val="0"/>
-          <w:numId w:val="1"/>
+          <w:numId w:val="2"/>
         </w:numPr>
         <w:tabs>
-          <w:tab w:pos="620" w:val="left" w:leader="none"/>
+          <w:tab w:val="left" w:pos="620"/>
         </w:tabs>
-        <w:spacing w:line="240" w:lineRule="auto" w:before="213" w:after="0"/>
-        <w:ind w:left="620" w:right="0" w:hanging="296"/>
-        <w:jc w:val="left"/>
+        <w:spacing w:before="213"/>
+        <w:ind w:left="620" w:hanging="296"/>
         <w:rPr>
           <w:sz w:val="24"/>
         </w:rPr>
       </w:pPr>
-      <w:bookmarkStart w:name="Measuring Anti-Asian Sentiment" w:id="12"/>
+      <w:bookmarkStart w:id="11" w:name="Measuring_Anti-Asian_Sentiment"/>
+      <w:bookmarkStart w:id="12" w:name="Robustness_Checks"/>
+      <w:bookmarkEnd w:id="11"/>
       <w:bookmarkEnd w:id="12"/>
       <w:r>
-        <w:rPr/>
-      </w:r>
-      <w:bookmarkStart w:name="Robustness Checks" w:id="13"/>
-      <w:bookmarkEnd w:id="13"/>
-      <w:r>
-        <w:rPr/>
-      </w:r>
-      <w:r>
         <w:rPr>
           <w:sz w:val="24"/>
         </w:rPr>
@@ -637,7 +578,7 @@
           <w:spacing w:val="25"/>
           <w:sz w:val="24"/>
         </w:rPr>
-        <w:t> </w:t>
+        <w:t xml:space="preserve"> </w:t>
       </w:r>
       <w:r>
         <w:rPr>
@@ -652,14 +593,13 @@
         <w:pStyle w:val="ListParagraph"/>
         <w:numPr>
           <w:ilvl w:val="1"/>
-          <w:numId w:val="1"/>
+          <w:numId w:val="2"/>
         </w:numPr>
         <w:tabs>
-          <w:tab w:pos="1135" w:val="left" w:leader="none"/>
+          <w:tab w:val="left" w:pos="1135"/>
         </w:tabs>
-        <w:spacing w:line="240" w:lineRule="auto" w:before="212" w:after="0"/>
-        <w:ind w:left="1135" w:right="0" w:hanging="261"/>
-        <w:jc w:val="left"/>
+        <w:spacing w:before="212"/>
+        <w:ind w:left="1135" w:hanging="261"/>
         <w:rPr>
           <w:sz w:val="24"/>
         </w:rPr>
@@ -677,7 +617,7 @@
           <w:w w:val="110"/>
           <w:sz w:val="24"/>
         </w:rPr>
-        <w:t> </w:t>
+        <w:t xml:space="preserve"> </w:t>
       </w:r>
       <w:r>
         <w:rPr>
@@ -692,7 +632,7 @@
           <w:w w:val="110"/>
           <w:sz w:val="24"/>
         </w:rPr>
-        <w:t> </w:t>
+        <w:t xml:space="preserve"> </w:t>
       </w:r>
       <w:r>
         <w:rPr>
@@ -708,14 +648,12 @@
         <w:pStyle w:val="ListParagraph"/>
         <w:numPr>
           <w:ilvl w:val="1"/>
-          <w:numId w:val="1"/>
+          <w:numId w:val="2"/>
         </w:numPr>
         <w:tabs>
-          <w:tab w:pos="1135" w:val="left" w:leader="none"/>
+          <w:tab w:val="left" w:pos="1135"/>
         </w:tabs>
-        <w:spacing w:line="240" w:lineRule="auto" w:before="112" w:after="0"/>
-        <w:ind w:left="1135" w:right="0" w:hanging="261"/>
-        <w:jc w:val="left"/>
+        <w:ind w:left="1135" w:hanging="261"/>
         <w:rPr>
           <w:sz w:val="24"/>
         </w:rPr>
@@ -733,7 +671,7 @@
           <w:w w:val="110"/>
           <w:sz w:val="24"/>
         </w:rPr>
-        <w:t> </w:t>
+        <w:t xml:space="preserve"> </w:t>
       </w:r>
       <w:r>
         <w:rPr>
@@ -748,7 +686,7 @@
           <w:w w:val="110"/>
           <w:sz w:val="24"/>
         </w:rPr>
-        <w:t> </w:t>
+        <w:t xml:space="preserve"> </w:t>
       </w:r>
       <w:r>
         <w:rPr>
@@ -764,14 +702,13 @@
         <w:pStyle w:val="ListParagraph"/>
         <w:numPr>
           <w:ilvl w:val="1"/>
-          <w:numId w:val="1"/>
+          <w:numId w:val="2"/>
         </w:numPr>
         <w:tabs>
-          <w:tab w:pos="1135" w:val="left" w:leader="none"/>
+          <w:tab w:val="left" w:pos="1135"/>
         </w:tabs>
-        <w:spacing w:line="240" w:lineRule="auto" w:before="113" w:after="0"/>
-        <w:ind w:left="1135" w:right="0" w:hanging="261"/>
-        <w:jc w:val="left"/>
+        <w:spacing w:before="113"/>
+        <w:ind w:left="1135" w:hanging="261"/>
         <w:rPr>
           <w:sz w:val="24"/>
         </w:rPr>
@@ -789,7 +726,7 @@
           <w:w w:val="110"/>
           <w:sz w:val="24"/>
         </w:rPr>
-        <w:t> </w:t>
+        <w:t xml:space="preserve"> </w:t>
       </w:r>
       <w:r>
         <w:rPr>
@@ -804,7 +741,7 @@
           <w:w w:val="110"/>
           <w:sz w:val="24"/>
         </w:rPr>
-        <w:t> </w:t>
+        <w:t xml:space="preserve"> </w:t>
       </w:r>
       <w:r>
         <w:rPr>
@@ -820,14 +757,12 @@
         <w:pStyle w:val="ListParagraph"/>
         <w:numPr>
           <w:ilvl w:val="1"/>
-          <w:numId w:val="1"/>
+          <w:numId w:val="2"/>
         </w:numPr>
         <w:tabs>
-          <w:tab w:pos="1135" w:val="left" w:leader="none"/>
+          <w:tab w:val="left" w:pos="1135"/>
         </w:tabs>
-        <w:spacing w:line="240" w:lineRule="auto" w:before="112" w:after="0"/>
-        <w:ind w:left="1135" w:right="0" w:hanging="261"/>
-        <w:jc w:val="left"/>
+        <w:ind w:left="1135" w:hanging="261"/>
         <w:rPr>
           <w:sz w:val="24"/>
         </w:rPr>
@@ -845,7 +780,7 @@
           <w:w w:val="110"/>
           <w:sz w:val="24"/>
         </w:rPr>
-        <w:t> </w:t>
+        <w:t xml:space="preserve"> </w:t>
       </w:r>
       <w:r>
         <w:rPr>
@@ -860,7 +795,7 @@
           <w:w w:val="110"/>
           <w:sz w:val="24"/>
         </w:rPr>
-        <w:t> </w:t>
+        <w:t xml:space="preserve"> </w:t>
       </w:r>
       <w:r>
         <w:rPr>
@@ -876,19 +811,18 @@
         <w:pStyle w:val="ListParagraph"/>
         <w:numPr>
           <w:ilvl w:val="0"/>
-          <w:numId w:val="1"/>
+          <w:numId w:val="2"/>
         </w:numPr>
         <w:tabs>
-          <w:tab w:pos="620" w:val="left" w:leader="none"/>
+          <w:tab w:val="left" w:pos="620"/>
         </w:tabs>
-        <w:spacing w:line="240" w:lineRule="auto" w:before="213" w:after="0"/>
-        <w:ind w:left="620" w:right="0" w:hanging="296"/>
-        <w:jc w:val="left"/>
+        <w:spacing w:before="213"/>
+        <w:ind w:left="620" w:hanging="296"/>
         <w:rPr>
           <w:sz w:val="24"/>
         </w:rPr>
       </w:pPr>
-      <w:hyperlink w:history="true" w:anchor="_bookmark0">
+      <w:hyperlink w:anchor="_bookmark0" w:history="1">
         <w:r>
           <w:rPr>
             <w:color w:val="0000FF"/>
@@ -904,7 +838,7 @@
             <w:w w:val="110"/>
             <w:sz w:val="24"/>
           </w:rPr>
-          <w:t> </w:t>
+          <w:t xml:space="preserve"> </w:t>
         </w:r>
         <w:r>
           <w:rPr>
@@ -921,7 +855,7 @@
             <w:w w:val="110"/>
             <w:sz w:val="24"/>
           </w:rPr>
-          <w:t> </w:t>
+          <w:t xml:space="preserve"> </w:t>
         </w:r>
         <w:r>
           <w:rPr>
@@ -938,7 +872,7 @@
             <w:w w:val="110"/>
             <w:sz w:val="24"/>
           </w:rPr>
-          <w:t> </w:t>
+          <w:t xml:space="preserve"> </w:t>
         </w:r>
         <w:r>
           <w:rPr>
@@ -955,7 +889,7 @@
             <w:w w:val="110"/>
             <w:sz w:val="24"/>
           </w:rPr>
-          <w:t> </w:t>
+          <w:t xml:space="preserve"> </w:t>
         </w:r>
         <w:r>
           <w:rPr>
@@ -972,7 +906,7 @@
             <w:w w:val="110"/>
             <w:sz w:val="24"/>
           </w:rPr>
-          <w:t> </w:t>
+          <w:t xml:space="preserve"> </w:t>
         </w:r>
         <w:r>
           <w:rPr>
@@ -989,7 +923,7 @@
             <w:w w:val="110"/>
             <w:sz w:val="24"/>
           </w:rPr>
-          <w:t> </w:t>
+          <w:t xml:space="preserve"> </w:t>
         </w:r>
         <w:r>
           <w:rPr>
@@ -1007,29 +941,23 @@
         <w:pStyle w:val="ListParagraph"/>
         <w:numPr>
           <w:ilvl w:val="0"/>
-          <w:numId w:val="1"/>
+          <w:numId w:val="2"/>
         </w:numPr>
         <w:tabs>
-          <w:tab w:pos="621" w:val="left" w:leader="none"/>
+          <w:tab w:val="left" w:pos="621"/>
         </w:tabs>
-        <w:spacing w:line="252" w:lineRule="auto" w:before="212" w:after="0"/>
-        <w:ind w:left="621" w:right="33" w:hanging="297"/>
+        <w:spacing w:before="212" w:line="252" w:lineRule="auto"/>
+        <w:ind w:right="33"/>
         <w:jc w:val="both"/>
         <w:rPr>
           <w:sz w:val="24"/>
         </w:rPr>
       </w:pPr>
-      <w:bookmarkStart w:name="Measuring Asian Racial Identity" w:id="14"/>
+      <w:bookmarkStart w:id="13" w:name="Measuring_Asian_Racial_Identity"/>
+      <w:bookmarkStart w:id="14" w:name="From_the_Data:_Asian_Racial_Identity_and"/>
+      <w:bookmarkEnd w:id="13"/>
       <w:bookmarkEnd w:id="14"/>
       <w:r>
-        <w:rPr/>
-      </w:r>
-      <w:bookmarkStart w:name="From the Data: Asian Racial Identity and" w:id="15"/>
-      <w:bookmarkEnd w:id="15"/>
-      <w:r>
-        <w:rPr/>
-      </w:r>
-      <w:r>
         <w:rPr>
           <w:w w:val="110"/>
           <w:sz w:val="24"/>
@@ -1042,27 +970,36 @@
           <w:w w:val="110"/>
           <w:sz w:val="24"/>
         </w:rPr>
-        <w:t> </w:t>
-      </w:r>
-      <w:r>
-        <w:rPr>
-          <w:w w:val="110"/>
-          <w:sz w:val="24"/>
-        </w:rPr>
-        <w:t>It includes an online </w:t>
-      </w:r>
-      <w:r>
-        <w:rPr>
-          <w:w w:val="110"/>
-          <w:sz w:val="24"/>
-        </w:rPr>
-        <w:t>ap-pendix title page, appendix A, appendix B, appendix C, and references for citations in the appendix.</w:t>
+        <w:t xml:space="preserve"> </w:t>
+      </w:r>
+      <w:r>
+        <w:rPr>
+          <w:w w:val="110"/>
+          <w:sz w:val="24"/>
+        </w:rPr>
+        <w:t>It includes an online ap-</w:t>
+      </w:r>
+      <w:proofErr w:type="spellStart"/>
+      <w:r>
+        <w:rPr>
+          <w:w w:val="110"/>
+          <w:sz w:val="24"/>
+        </w:rPr>
+        <w:t>pendix</w:t>
+      </w:r>
+      <w:proofErr w:type="spellEnd"/>
+      <w:r>
+        <w:rPr>
+          <w:w w:val="110"/>
+          <w:sz w:val="24"/>
+        </w:rPr>
+        <w:t xml:space="preserve"> title page, appendix A, appendix B, appendix C, and references for citations in the appendix.</w:t>
       </w:r>
     </w:p>
     <w:p>
       <w:pPr>
         <w:pStyle w:val="ListParagraph"/>
-        <w:spacing w:after="0" w:line="252" w:lineRule="auto"/>
+        <w:spacing w:line="252" w:lineRule="auto"/>
         <w:jc w:val="both"/>
         <w:rPr>
           <w:sz w:val="24"/>
@@ -1070,7 +1007,8 @@
         <w:sectPr>
           <w:type w:val="continuous"/>
           <w:pgSz w:w="12240" w:h="15840"/>
-          <w:pgMar w:top="1720" w:bottom="280" w:left="1800" w:right="1800"/>
+          <w:pgMar w:top="1720" w:right="1800" w:bottom="280" w:left="1800" w:header="720" w:footer="720" w:gutter="0"/>
+          <w:cols w:space="720"/>
         </w:sectPr>
       </w:pPr>
     </w:p>
@@ -1083,13 +1021,14 @@
         <w:rPr>
           <w:spacing w:val="2"/>
         </w:rPr>
+        <w:lastRenderedPageBreak/>
         <w:t>TITLE</w:t>
       </w:r>
       <w:r>
         <w:rPr>
           <w:spacing w:val="64"/>
         </w:rPr>
-        <w:t> </w:t>
+        <w:t xml:space="preserve"> </w:t>
       </w:r>
       <w:r>
         <w:rPr>
@@ -1101,7 +1040,7 @@
         <w:rPr>
           <w:spacing w:val="65"/>
         </w:rPr>
-        <w:t> </w:t>
+        <w:t xml:space="preserve"> </w:t>
       </w:r>
       <w:r>
         <w:rPr>
@@ -1113,7 +1052,7 @@
         <w:rPr>
           <w:spacing w:val="65"/>
         </w:rPr>
-        <w:t> </w:t>
+        <w:t xml:space="preserve"> </w:t>
       </w:r>
       <w:r>
         <w:rPr>
@@ -1140,7 +1079,7 @@
           <w:spacing w:val="15"/>
           <w:w w:val="105"/>
         </w:rPr>
-        <w:t> </w:t>
+        <w:t xml:space="preserve"> </w:t>
       </w:r>
       <w:r>
         <w:rPr>
@@ -1153,7 +1092,7 @@
           <w:spacing w:val="-1"/>
           <w:w w:val="105"/>
         </w:rPr>
-        <w:t> </w:t>
+        <w:t xml:space="preserve"> </w:t>
       </w:r>
       <w:r>
         <w:rPr>
@@ -1166,13 +1105,13 @@
           <w:spacing w:val="-1"/>
           <w:w w:val="105"/>
         </w:rPr>
-        <w:t> </w:t>
+        <w:t xml:space="preserve"> </w:t>
       </w:r>
       <w:r>
         <w:rPr>
           <w:w w:val="105"/>
         </w:rPr>
-        <w:t>Identity in the </w:t>
+        <w:t xml:space="preserve">Identity in the </w:t>
       </w:r>
       <w:r>
         <w:rPr>
@@ -1185,8 +1124,7 @@
     <w:p>
       <w:pPr>
         <w:spacing w:before="199"/>
-        <w:ind w:left="153" w:right="0" w:firstLine="0"/>
-        <w:jc w:val="left"/>
+        <w:ind w:left="153"/>
         <w:rPr>
           <w:b/>
           <w:sz w:val="24"/>
@@ -1205,7 +1143,7 @@
           <w:w w:val="110"/>
           <w:sz w:val="24"/>
         </w:rPr>
-        <w:t> </w:t>
+        <w:t xml:space="preserve"> </w:t>
       </w:r>
       <w:r>
         <w:rPr>
@@ -1220,7 +1158,7 @@
           <w:w w:val="110"/>
           <w:sz w:val="24"/>
         </w:rPr>
-        <w:t> </w:t>
+        <w:t xml:space="preserve"> </w:t>
       </w:r>
       <w:r>
         <w:rPr>
@@ -1237,7 +1175,7 @@
           <w:w w:val="110"/>
           <w:sz w:val="24"/>
         </w:rPr>
-        <w:t> </w:t>
+        <w:t xml:space="preserve"> </w:t>
       </w:r>
       <w:r>
         <w:rPr>
@@ -1254,7 +1192,7 @@
           <w:w w:val="110"/>
           <w:sz w:val="24"/>
         </w:rPr>
-        <w:t> </w:t>
+        <w:t xml:space="preserve"> </w:t>
       </w:r>
       <w:r>
         <w:rPr>
@@ -1271,7 +1209,7 @@
           <w:w w:val="110"/>
           <w:sz w:val="24"/>
         </w:rPr>
-        <w:t> </w:t>
+        <w:t xml:space="preserve"> </w:t>
       </w:r>
       <w:r>
         <w:rPr>
@@ -1281,518 +1219,6 @@
           <w:sz w:val="24"/>
         </w:rPr>
         <w:t>Identity</w:t>
-      </w:r>
-    </w:p>
-    <w:p>
-      <w:pPr>
-        <w:pStyle w:val="BodyText"/>
-        <w:spacing w:before="127"/>
-        <w:rPr>
-          <w:b/>
-        </w:rPr>
-      </w:pPr>
-    </w:p>
-    <w:p>
-      <w:pPr>
-        <w:pStyle w:val="Heading1"/>
-      </w:pPr>
-      <w:r>
-        <w:rPr>
-          <w:spacing w:val="-2"/>
-          <w:w w:val="110"/>
-        </w:rPr>
-        <w:t>AUTHORS</w:t>
-      </w:r>
-    </w:p>
-    <w:p>
-      <w:pPr>
-        <w:pStyle w:val="BodyText"/>
-        <w:spacing w:before="173"/>
-        <w:ind w:left="153"/>
-      </w:pPr>
-      <w:r>
-        <w:rPr/>
-        <w:t>List</w:t>
-      </w:r>
-      <w:r>
-        <w:rPr>
-          <w:spacing w:val="13"/>
-        </w:rPr>
-        <w:t> </w:t>
-      </w:r>
-      <w:r>
-        <w:rPr/>
-        <w:t>of</w:t>
-      </w:r>
-      <w:r>
-        <w:rPr>
-          <w:spacing w:val="13"/>
-        </w:rPr>
-        <w:t> </w:t>
-      </w:r>
-      <w:r>
-        <w:rPr>
-          <w:spacing w:val="-2"/>
-        </w:rPr>
-        <w:t>authors:</w:t>
-      </w:r>
-    </w:p>
-    <w:p>
-      <w:pPr>
-        <w:pStyle w:val="ListParagraph"/>
-        <w:numPr>
-          <w:ilvl w:val="0"/>
-          <w:numId w:val="2"/>
-        </w:numPr>
-        <w:tabs>
-          <w:tab w:pos="668" w:val="left" w:leader="none"/>
-        </w:tabs>
-        <w:spacing w:line="252" w:lineRule="auto" w:before="199" w:after="0"/>
-        <w:ind w:left="668" w:right="33" w:hanging="297"/>
-        <w:jc w:val="both"/>
-        <w:rPr>
-          <w:sz w:val="24"/>
-        </w:rPr>
-      </w:pPr>
-      <w:hyperlink r:id="rId7">
-        <w:r>
-          <w:rPr>
-            <w:color w:val="0000FF"/>
-            <w:w w:val="110"/>
-            <w:sz w:val="24"/>
-          </w:rPr>
-          <w:t>Hussain Hadah</w:t>
-        </w:r>
-      </w:hyperlink>
-      <w:r>
-        <w:rPr>
-          <w:w w:val="110"/>
-          <w:sz w:val="24"/>
-        </w:rPr>
-        <w:t>:</w:t>
-      </w:r>
-      <w:r>
-        <w:rPr>
-          <w:w w:val="110"/>
-          <w:sz w:val="24"/>
-        </w:rPr>
-        <w:t> The Murphy Institute and Department of Economics, </w:t>
-      </w:r>
-      <w:r>
-        <w:rPr>
-          <w:w w:val="110"/>
-          <w:sz w:val="24"/>
-        </w:rPr>
-        <w:t>Tu-lane</w:t>
-      </w:r>
-      <w:r>
-        <w:rPr>
-          <w:w w:val="110"/>
-          <w:sz w:val="24"/>
-        </w:rPr>
-        <w:t> University,</w:t>
-      </w:r>
-      <w:r>
-        <w:rPr>
-          <w:w w:val="110"/>
-          <w:sz w:val="24"/>
-        </w:rPr>
-        <w:t> Caroline</w:t>
-      </w:r>
-      <w:r>
-        <w:rPr>
-          <w:w w:val="110"/>
-          <w:sz w:val="24"/>
-        </w:rPr>
-        <w:t> Richardson</w:t>
-      </w:r>
-      <w:r>
-        <w:rPr>
-          <w:w w:val="110"/>
-          <w:sz w:val="24"/>
-        </w:rPr>
-        <w:t> Building,</w:t>
-      </w:r>
-      <w:r>
-        <w:rPr>
-          <w:w w:val="110"/>
-          <w:sz w:val="24"/>
-        </w:rPr>
-        <w:t> 62</w:t>
-      </w:r>
-      <w:r>
-        <w:rPr>
-          <w:w w:val="110"/>
-          <w:sz w:val="24"/>
-        </w:rPr>
-        <w:t> Newcomb</w:t>
-      </w:r>
-      <w:r>
-        <w:rPr>
-          <w:w w:val="110"/>
-          <w:sz w:val="24"/>
-        </w:rPr>
-        <w:t> Place,</w:t>
-      </w:r>
-      <w:r>
-        <w:rPr>
-          <w:w w:val="110"/>
-          <w:sz w:val="24"/>
-        </w:rPr>
-        <w:t> Suite 118,</w:t>
-      </w:r>
-      <w:r>
-        <w:rPr>
-          <w:w w:val="110"/>
-          <w:sz w:val="24"/>
-        </w:rPr>
-        <w:t> New</w:t>
-      </w:r>
-      <w:r>
-        <w:rPr>
-          <w:w w:val="110"/>
-          <w:sz w:val="24"/>
-        </w:rPr>
-        <w:t> Orleans,</w:t>
-      </w:r>
-      <w:r>
-        <w:rPr>
-          <w:w w:val="110"/>
-          <w:sz w:val="24"/>
-        </w:rPr>
-        <w:t> LA</w:t>
-      </w:r>
-      <w:r>
-        <w:rPr>
-          <w:w w:val="110"/>
-          <w:sz w:val="24"/>
-        </w:rPr>
-        <w:t> 70118,</w:t>
-      </w:r>
-      <w:r>
-        <w:rPr>
-          <w:w w:val="110"/>
-          <w:sz w:val="24"/>
-        </w:rPr>
-        <w:t> United</w:t>
-      </w:r>
-      <w:r>
-        <w:rPr>
-          <w:w w:val="110"/>
-          <w:sz w:val="24"/>
-        </w:rPr>
-        <w:t> States</w:t>
-      </w:r>
-      <w:r>
-        <w:rPr>
-          <w:w w:val="110"/>
-          <w:sz w:val="24"/>
-        </w:rPr>
-        <w:t> (e-mail:</w:t>
-      </w:r>
-      <w:r>
-        <w:rPr>
-          <w:spacing w:val="40"/>
-          <w:w w:val="110"/>
-          <w:sz w:val="24"/>
-        </w:rPr>
-        <w:t> </w:t>
-      </w:r>
-      <w:hyperlink r:id="rId8">
-        <w:r>
-          <w:rPr>
-            <w:color w:val="0000FF"/>
-            <w:w w:val="110"/>
-            <w:sz w:val="24"/>
-          </w:rPr>
-          <w:t>hhadah@tulane.edu</w:t>
-        </w:r>
-      </w:hyperlink>
-      <w:r>
-        <w:rPr>
-          <w:w w:val="110"/>
-          <w:sz w:val="24"/>
-        </w:rPr>
-        <w:t>, phone: +1-602-393-8077)</w:t>
-      </w:r>
-    </w:p>
-    <w:p>
-      <w:pPr>
-        <w:pStyle w:val="BodyText"/>
-        <w:spacing w:before="184"/>
-        <w:ind w:left="153"/>
-      </w:pPr>
-      <w:r>
-        <w:rPr>
-          <w:w w:val="110"/>
-        </w:rPr>
-        <w:t>Corresponding</w:t>
-      </w:r>
-      <w:r>
-        <w:rPr>
-          <w:spacing w:val="20"/>
-          <w:w w:val="110"/>
-        </w:rPr>
-        <w:t> </w:t>
-      </w:r>
-      <w:r>
-        <w:rPr>
-          <w:spacing w:val="-2"/>
-          <w:w w:val="110"/>
-        </w:rPr>
-        <w:t>author:</w:t>
-      </w:r>
-    </w:p>
-    <w:p>
-      <w:pPr>
-        <w:spacing w:line="252" w:lineRule="auto" w:before="199"/>
-        <w:ind w:left="668" w:right="35" w:hanging="237"/>
-        <w:jc w:val="both"/>
-        <w:rPr>
-          <w:b/>
-          <w:sz w:val="24"/>
-        </w:rPr>
-      </w:pPr>
-      <w:r>
-        <w:rPr>
-          <w:b/>
-          <w:w w:val="105"/>
-          <w:sz w:val="24"/>
-        </w:rPr>
-        <w:t>–</w:t>
-      </w:r>
-      <w:r>
-        <w:rPr>
-          <w:b/>
-          <w:spacing w:val="40"/>
-          <w:w w:val="105"/>
-          <w:sz w:val="24"/>
-        </w:rPr>
-        <w:t> </w:t>
-      </w:r>
-      <w:hyperlink r:id="rId7">
-        <w:r>
-          <w:rPr>
-            <w:b/>
-            <w:color w:val="0000FF"/>
-            <w:w w:val="105"/>
-            <w:sz w:val="24"/>
-          </w:rPr>
-          <w:t>Hussain</w:t>
-        </w:r>
-        <w:r>
-          <w:rPr>
-            <w:b/>
-            <w:color w:val="0000FF"/>
-            <w:spacing w:val="-16"/>
-            <w:w w:val="105"/>
-            <w:sz w:val="24"/>
-          </w:rPr>
-          <w:t> </w:t>
-        </w:r>
-        <w:r>
-          <w:rPr>
-            <w:b/>
-            <w:color w:val="0000FF"/>
-            <w:w w:val="105"/>
-            <w:sz w:val="24"/>
-          </w:rPr>
-          <w:t>Hadah</w:t>
-        </w:r>
-      </w:hyperlink>
-      <w:r>
-        <w:rPr>
-          <w:b/>
-          <w:w w:val="105"/>
-          <w:sz w:val="24"/>
-        </w:rPr>
-        <w:t>: The</w:t>
-      </w:r>
-      <w:r>
-        <w:rPr>
-          <w:b/>
-          <w:spacing w:val="-16"/>
-          <w:w w:val="105"/>
-          <w:sz w:val="24"/>
-        </w:rPr>
-        <w:t> </w:t>
-      </w:r>
-      <w:r>
-        <w:rPr>
-          <w:b/>
-          <w:w w:val="105"/>
-          <w:sz w:val="24"/>
-        </w:rPr>
-        <w:t>Murphy</w:t>
-      </w:r>
-      <w:r>
-        <w:rPr>
-          <w:b/>
-          <w:spacing w:val="-16"/>
-          <w:w w:val="105"/>
-          <w:sz w:val="24"/>
-        </w:rPr>
-        <w:t> </w:t>
-      </w:r>
-      <w:r>
-        <w:rPr>
-          <w:b/>
-          <w:w w:val="105"/>
-          <w:sz w:val="24"/>
-        </w:rPr>
-        <w:t>Institute</w:t>
-      </w:r>
-      <w:r>
-        <w:rPr>
-          <w:b/>
-          <w:spacing w:val="-16"/>
-          <w:w w:val="105"/>
-          <w:sz w:val="24"/>
-        </w:rPr>
-        <w:t> </w:t>
-      </w:r>
-      <w:r>
-        <w:rPr>
-          <w:b/>
-          <w:w w:val="105"/>
-          <w:sz w:val="24"/>
-        </w:rPr>
-        <w:t>and</w:t>
-      </w:r>
-      <w:r>
-        <w:rPr>
-          <w:b/>
-          <w:spacing w:val="-15"/>
-          <w:w w:val="105"/>
-          <w:sz w:val="24"/>
-        </w:rPr>
-        <w:t> </w:t>
-      </w:r>
-      <w:r>
-        <w:rPr>
-          <w:b/>
-          <w:w w:val="105"/>
-          <w:sz w:val="24"/>
-        </w:rPr>
-        <w:t>Department</w:t>
-      </w:r>
-      <w:r>
-        <w:rPr>
-          <w:b/>
-          <w:spacing w:val="-16"/>
-          <w:w w:val="105"/>
-          <w:sz w:val="24"/>
-        </w:rPr>
-        <w:t> </w:t>
-      </w:r>
-      <w:r>
-        <w:rPr>
-          <w:b/>
-          <w:w w:val="105"/>
-          <w:sz w:val="24"/>
-        </w:rPr>
-        <w:t>of</w:t>
-      </w:r>
-      <w:r>
-        <w:rPr>
-          <w:b/>
-          <w:spacing w:val="-16"/>
-          <w:w w:val="105"/>
-          <w:sz w:val="24"/>
-        </w:rPr>
-        <w:t> </w:t>
-      </w:r>
-      <w:r>
-        <w:rPr>
-          <w:b/>
-          <w:w w:val="105"/>
-          <w:sz w:val="24"/>
-        </w:rPr>
-        <w:t>Economics,</w:t>
-      </w:r>
-      <w:r>
-        <w:rPr>
-          <w:b/>
-          <w:spacing w:val="-14"/>
-          <w:w w:val="105"/>
-          <w:sz w:val="24"/>
-        </w:rPr>
-        <w:t> </w:t>
-      </w:r>
-      <w:r>
-        <w:rPr>
-          <w:b/>
-          <w:w w:val="105"/>
-          <w:sz w:val="24"/>
-        </w:rPr>
-        <w:t>Tu</w:t>
-      </w:r>
-      <w:r>
-        <w:rPr>
-          <w:b/>
-          <w:w w:val="105"/>
-          <w:sz w:val="24"/>
-        </w:rPr>
-        <w:t>-</w:t>
-      </w:r>
-      <w:r>
-        <w:rPr>
-          <w:b/>
-          <w:w w:val="105"/>
-          <w:sz w:val="24"/>
-        </w:rPr>
-        <w:t>lane University, Caroline Richardson Building, 62 Newcomb Place, </w:t>
-      </w:r>
-      <w:r>
-        <w:rPr>
-          <w:b/>
-          <w:w w:val="105"/>
-          <w:sz w:val="24"/>
-        </w:rPr>
-        <w:t>Suite</w:t>
-      </w:r>
-      <w:r>
-        <w:rPr>
-          <w:b/>
-          <w:w w:val="105"/>
-          <w:sz w:val="24"/>
-        </w:rPr>
-        <w:t> 118, New Orleans, LA 70118, United States (e-mail:</w:t>
-      </w:r>
-      <w:r>
-        <w:rPr>
-          <w:b/>
-          <w:w w:val="105"/>
-          <w:sz w:val="24"/>
-        </w:rPr>
-        <w:t> </w:t>
-      </w:r>
-      <w:hyperlink r:id="rId8">
-        <w:r>
-          <w:rPr>
-            <w:b/>
-            <w:color w:val="0000FF"/>
-            <w:w w:val="105"/>
-            <w:sz w:val="24"/>
-          </w:rPr>
-          <w:t>hhadah@tulane.edu</w:t>
-        </w:r>
-      </w:hyperlink>
-      <w:r>
-        <w:rPr>
-          <w:b/>
-          <w:w w:val="105"/>
-          <w:sz w:val="24"/>
-        </w:rPr>
-        <w:t>,</w:t>
-      </w:r>
-      <w:r>
-        <w:rPr>
-          <w:b/>
-          <w:w w:val="105"/>
-          <w:sz w:val="24"/>
-        </w:rPr>
-        <w:t> phone: +1-602-393-8077)</w:t>
       </w:r>
     </w:p>
     <w:p>
@@ -1820,7 +1246,7 @@
           <w:spacing w:val="-13"/>
           <w:w w:val="110"/>
         </w:rPr>
-        <w:t> </w:t>
+        <w:t xml:space="preserve"> </w:t>
       </w:r>
       <w:r>
         <w:rPr>
@@ -1833,7 +1259,7 @@
           <w:spacing w:val="-12"/>
           <w:w w:val="110"/>
         </w:rPr>
-        <w:t> </w:t>
+        <w:t xml:space="preserve"> </w:t>
       </w:r>
       <w:r>
         <w:rPr>
@@ -1846,7 +1272,7 @@
     <w:p>
       <w:pPr>
         <w:pStyle w:val="BodyText"/>
-        <w:spacing w:line="252" w:lineRule="auto" w:before="172"/>
+        <w:spacing w:before="172" w:line="252" w:lineRule="auto"/>
         <w:ind w:left="36" w:right="33" w:firstLine="351"/>
         <w:jc w:val="both"/>
       </w:pPr>
@@ -1861,7 +1287,7 @@
           <w:spacing w:val="29"/>
           <w:w w:val="110"/>
         </w:rPr>
-        <w:t> </w:t>
+        <w:t xml:space="preserve"> </w:t>
       </w:r>
       <w:r>
         <w:rPr>
@@ -1874,7 +1300,7 @@
           <w:spacing w:val="29"/>
           <w:w w:val="110"/>
         </w:rPr>
-        <w:t> </w:t>
+        <w:t xml:space="preserve"> </w:t>
       </w:r>
       <w:r>
         <w:rPr>
@@ -1887,7 +1313,7 @@
           <w:spacing w:val="29"/>
           <w:w w:val="110"/>
         </w:rPr>
-        <w:t> </w:t>
+        <w:t xml:space="preserve"> </w:t>
       </w:r>
       <w:r>
         <w:rPr>
@@ -1900,7 +1326,7 @@
           <w:spacing w:val="29"/>
           <w:w w:val="110"/>
         </w:rPr>
-        <w:t> </w:t>
+        <w:t xml:space="preserve"> </w:t>
       </w:r>
       <w:r>
         <w:rPr>
@@ -1913,7 +1339,7 @@
           <w:spacing w:val="29"/>
           <w:w w:val="110"/>
         </w:rPr>
-        <w:t> </w:t>
+        <w:t xml:space="preserve"> </w:t>
       </w:r>
       <w:r>
         <w:rPr>
@@ -1926,7 +1352,7 @@
           <w:spacing w:val="29"/>
           <w:w w:val="110"/>
         </w:rPr>
-        <w:t> </w:t>
+        <w:t xml:space="preserve"> </w:t>
       </w:r>
       <w:r>
         <w:rPr>
@@ -1939,7 +1365,7 @@
           <w:spacing w:val="29"/>
           <w:w w:val="110"/>
         </w:rPr>
-        <w:t> </w:t>
+        <w:t xml:space="preserve"> </w:t>
       </w:r>
       <w:r>
         <w:rPr>
@@ -1952,7 +1378,7 @@
           <w:spacing w:val="29"/>
           <w:w w:val="110"/>
         </w:rPr>
-        <w:t> </w:t>
+        <w:t xml:space="preserve"> </w:t>
       </w:r>
       <w:r>
         <w:rPr>
@@ -1965,7 +1391,7 @@
           <w:spacing w:val="29"/>
           <w:w w:val="110"/>
         </w:rPr>
-        <w:t> </w:t>
+        <w:t xml:space="preserve"> </w:t>
       </w:r>
       <w:r>
         <w:rPr>
@@ -1978,7 +1404,7 @@
           <w:spacing w:val="29"/>
           <w:w w:val="110"/>
         </w:rPr>
-        <w:t> </w:t>
+        <w:t xml:space="preserve"> </w:t>
       </w:r>
       <w:r>
         <w:rPr>
@@ -1991,7 +1417,7 @@
           <w:spacing w:val="29"/>
           <w:w w:val="110"/>
         </w:rPr>
-        <w:t> </w:t>
+        <w:t xml:space="preserve"> </w:t>
       </w:r>
       <w:r>
         <w:rPr>
@@ -2004,7 +1430,7 @@
           <w:spacing w:val="29"/>
           <w:w w:val="110"/>
         </w:rPr>
-        <w:t> </w:t>
+        <w:t xml:space="preserve"> </w:t>
       </w:r>
       <w:r>
         <w:rPr>
@@ -2017,89 +1443,14 @@
           <w:spacing w:val="29"/>
           <w:w w:val="110"/>
         </w:rPr>
-        <w:t> </w:t>
-      </w:r>
-      <w:r>
-        <w:rPr>
-          <w:w w:val="110"/>
-        </w:rPr>
-        <w:t>to all</w:t>
-      </w:r>
-      <w:r>
-        <w:rPr>
-          <w:w w:val="110"/>
-        </w:rPr>
-        <w:t> researchers</w:t>
-      </w:r>
-      <w:r>
-        <w:rPr>
-          <w:w w:val="110"/>
-        </w:rPr>
-        <w:t> after</w:t>
-      </w:r>
-      <w:r>
-        <w:rPr>
-          <w:w w:val="110"/>
-        </w:rPr>
-        <w:t> the</w:t>
-      </w:r>
-      <w:r>
-        <w:rPr>
-          <w:w w:val="110"/>
-        </w:rPr>
-        <w:t> review</w:t>
-      </w:r>
-      <w:r>
-        <w:rPr>
-          <w:w w:val="110"/>
-        </w:rPr>
-        <w:t> process.</w:t>
-      </w:r>
-      <w:r>
-        <w:rPr>
-          <w:spacing w:val="80"/>
-          <w:w w:val="110"/>
-        </w:rPr>
-        <w:t> </w:t>
-      </w:r>
-      <w:r>
-        <w:rPr>
-          <w:w w:val="110"/>
-        </w:rPr>
-        <w:t>For</w:t>
-      </w:r>
-      <w:r>
-        <w:rPr>
-          <w:w w:val="110"/>
-        </w:rPr>
-        <w:t> immediate</w:t>
-      </w:r>
-      <w:r>
-        <w:rPr>
-          <w:w w:val="110"/>
-        </w:rPr>
-        <w:t> information</w:t>
-      </w:r>
-      <w:r>
-        <w:rPr>
-          <w:w w:val="110"/>
-        </w:rPr>
-        <w:t> regarding the data and/or computer programs used for this study, please contact </w:t>
-      </w:r>
-      <w:r>
-        <w:rPr>
-          <w:w w:val="110"/>
-        </w:rPr>
-        <w:t>Hussain Hadah at </w:t>
-      </w:r>
-      <w:hyperlink r:id="rId8">
-        <w:r>
-          <w:rPr>
-            <w:w w:val="110"/>
-          </w:rPr>
-          <w:t>hhadah@tulane.edu.</w:t>
-        </w:r>
-      </w:hyperlink>
+        <w:t xml:space="preserve"> </w:t>
+      </w:r>
+      <w:r>
+        <w:rPr>
+          <w:w w:val="110"/>
+        </w:rPr>
+        <w:t>to all researchers after the review process.</w:t>
+      </w:r>
     </w:p>
     <w:p>
       <w:pPr>
@@ -2122,7 +1473,7 @@
           <w:spacing w:val="-6"/>
           <w:w w:val="110"/>
         </w:rPr>
-        <w:t> </w:t>
+        <w:t xml:space="preserve"> </w:t>
       </w:r>
       <w:r>
         <w:rPr>
@@ -2135,20 +1486,14 @@
     <w:p>
       <w:pPr>
         <w:pStyle w:val="BodyText"/>
-        <w:spacing w:line="252" w:lineRule="auto" w:before="173"/>
+        <w:spacing w:before="173" w:line="252" w:lineRule="auto"/>
         <w:ind w:left="36" w:right="35" w:firstLine="351"/>
       </w:pPr>
       <w:r>
         <w:rPr>
           <w:w w:val="110"/>
         </w:rPr>
-        <w:t>The author has no funding for the research, authorship, and/or publication </w:t>
-      </w:r>
-      <w:r>
-        <w:rPr>
-          <w:w w:val="110"/>
-        </w:rPr>
-        <w:t>of this article to report.</w:t>
+        <w:t>The author has no funding for the research, authorship, and/or publication of this article to report.</w:t>
       </w:r>
     </w:p>
     <w:p>
@@ -2162,34 +1507,31 @@
         <w:pStyle w:val="Heading1"/>
       </w:pPr>
       <w:r>
-        <w:rPr/>
         <w:t>Conflict</w:t>
       </w:r>
       <w:r>
         <w:rPr>
           <w:spacing w:val="57"/>
         </w:rPr>
-        <w:t> </w:t>
-      </w:r>
-      <w:r>
-        <w:rPr/>
+        <w:t xml:space="preserve"> </w:t>
+      </w:r>
+      <w:r>
         <w:t>of</w:t>
       </w:r>
       <w:r>
         <w:rPr>
           <w:spacing w:val="58"/>
         </w:rPr>
-        <w:t> </w:t>
-      </w:r>
-      <w:r>
-        <w:rPr/>
+        <w:t xml:space="preserve"> </w:t>
+      </w:r>
+      <w:r>
         <w:t>Interest</w:t>
       </w:r>
       <w:r>
         <w:rPr>
           <w:spacing w:val="58"/>
         </w:rPr>
-        <w:t> </w:t>
+        <w:t xml:space="preserve"> </w:t>
       </w:r>
       <w:r>
         <w:rPr>
@@ -2201,26 +1543,41 @@
     <w:p>
       <w:pPr>
         <w:pStyle w:val="BodyText"/>
-        <w:spacing w:line="252" w:lineRule="auto" w:before="172"/>
+        <w:spacing w:before="172" w:line="252" w:lineRule="auto"/>
         <w:ind w:left="36" w:right="35" w:firstLine="351"/>
       </w:pPr>
       <w:r>
         <w:rPr>
           <w:w w:val="110"/>
         </w:rPr>
-        <w:t>The author declare that they have no conflicts of interest regarding the publi-cation of this manuscript.</w:t>
+        <w:t xml:space="preserve">The author declare that they have no conflicts of interest regarding the </w:t>
+      </w:r>
+      <w:proofErr w:type="spellStart"/>
+      <w:r>
+        <w:rPr>
+          <w:w w:val="110"/>
+        </w:rPr>
+        <w:t>publi</w:t>
+      </w:r>
+      <w:proofErr w:type="spellEnd"/>
+      <w:r>
+        <w:rPr>
+          <w:w w:val="110"/>
+        </w:rPr>
+        <w:t>-cation of this manuscript.</w:t>
       </w:r>
     </w:p>
     <w:p>
       <w:pPr>
         <w:pStyle w:val="BodyText"/>
-        <w:spacing w:after="0" w:line="252" w:lineRule="auto"/>
+        <w:spacing w:line="252" w:lineRule="auto"/>
         <w:sectPr>
-          <w:headerReference w:type="default" r:id="rId5"/>
-          <w:footerReference w:type="default" r:id="rId6"/>
+          <w:headerReference w:type="default" r:id="rId7"/>
+          <w:footerReference w:type="default" r:id="rId8"/>
           <w:pgSz w:w="12240" w:h="15840"/>
-          <w:pgMar w:header="1820" w:footer="2279" w:top="2240" w:bottom="2460" w:left="1800" w:right="1800"/>
+          <w:pgMar w:top="2240" w:right="1800" w:bottom="2460" w:left="1800" w:header="1820" w:footer="2279" w:gutter="0"/>
           <w:pgNumType w:start="1"/>
+          <w:cols w:space="720"/>
         </w:sectPr>
       </w:pPr>
     </w:p>
@@ -2241,20 +1598,14 @@
         <w:rPr>
           <w:w w:val="110"/>
         </w:rPr>
-        <w:t>I study the determinants of racial self-identification among Asian </w:t>
-      </w:r>
-      <w:r>
-        <w:rPr>
-          <w:w w:val="110"/>
-        </w:rPr>
-        <w:t>Americans, combining Current Population Survey ancestry data with a composite anti-Asian bias</w:t>
+        <w:t>I study the determinants of racial self-identification among Asian Americans, combining Current Population Survey ancestry data with a composite anti-Asian bias</w:t>
       </w:r>
       <w:r>
         <w:rPr>
           <w:spacing w:val="-15"/>
           <w:w w:val="110"/>
         </w:rPr>
-        <w:t> </w:t>
+        <w:t xml:space="preserve"> </w:t>
       </w:r>
       <w:r>
         <w:rPr>
@@ -2267,7 +1618,7 @@
           <w:spacing w:val="-15"/>
           <w:w w:val="110"/>
         </w:rPr>
-        <w:t> </w:t>
+        <w:t xml:space="preserve"> </w:t>
       </w:r>
       <w:r>
         <w:rPr>
@@ -2280,7 +1631,7 @@
           <w:spacing w:val="-15"/>
           <w:w w:val="110"/>
         </w:rPr>
-        <w:t> </w:t>
+        <w:t xml:space="preserve"> </w:t>
       </w:r>
       <w:r>
         <w:rPr>
@@ -2293,7 +1644,7 @@
           <w:spacing w:val="-15"/>
           <w:w w:val="110"/>
         </w:rPr>
-        <w:t> </w:t>
+        <w:t xml:space="preserve"> </w:t>
       </w:r>
       <w:r>
         <w:rPr>
@@ -2306,7 +1657,7 @@
           <w:spacing w:val="-15"/>
           <w:w w:val="110"/>
         </w:rPr>
-        <w:t> </w:t>
+        <w:t xml:space="preserve"> </w:t>
       </w:r>
       <w:r>
         <w:rPr>
@@ -2319,7 +1670,7 @@
           <w:spacing w:val="-15"/>
           <w:w w:val="110"/>
         </w:rPr>
-        <w:t> </w:t>
+        <w:t xml:space="preserve"> </w:t>
       </w:r>
       <w:r>
         <w:rPr>
@@ -2332,7 +1683,7 @@
           <w:spacing w:val="-15"/>
           <w:w w:val="110"/>
         </w:rPr>
-        <w:t> </w:t>
+        <w:t xml:space="preserve"> </w:t>
       </w:r>
       <w:r>
         <w:rPr>
@@ -2345,7 +1696,7 @@
           <w:spacing w:val="-15"/>
           <w:w w:val="110"/>
         </w:rPr>
-        <w:t> </w:t>
+        <w:t xml:space="preserve"> </w:t>
       </w:r>
       <w:r>
         <w:rPr>
@@ -2358,7 +1709,7 @@
           <w:spacing w:val="-15"/>
           <w:w w:val="110"/>
         </w:rPr>
-        <w:t> </w:t>
+        <w:t xml:space="preserve"> </w:t>
       </w:r>
       <w:r>
         <w:rPr>
@@ -2371,44 +1722,269 @@
           <w:spacing w:val="-15"/>
           <w:w w:val="110"/>
         </w:rPr>
-        <w:t> </w:t>
-      </w:r>
-      <w:r>
-        <w:rPr>
-          <w:w w:val="110"/>
-        </w:rPr>
-        <w:t>Elec-tion</w:t>
-      </w:r>
-      <w:r>
-        <w:rPr>
-          <w:w w:val="110"/>
-        </w:rPr>
-        <w:t> Studies,</w:t>
-      </w:r>
-      <w:r>
-        <w:rPr>
-          <w:w w:val="110"/>
-        </w:rPr>
-        <w:t> and</w:t>
-      </w:r>
-      <w:r>
-        <w:rPr>
-          <w:w w:val="110"/>
-        </w:rPr>
-        <w:t> hate</w:t>
-      </w:r>
-      <w:r>
-        <w:rPr>
-          <w:w w:val="110"/>
-        </w:rPr>
-        <w:t> crimes.</w:t>
+        <w:t xml:space="preserve"> </w:t>
+      </w:r>
+      <w:r>
+        <w:rPr>
+          <w:w w:val="110"/>
+        </w:rPr>
+        <w:t>Elec-</w:t>
+      </w:r>
+      <w:proofErr w:type="spellStart"/>
+      <w:r>
+        <w:rPr>
+          <w:w w:val="110"/>
+        </w:rPr>
+        <w:t>tion</w:t>
+      </w:r>
+      <w:proofErr w:type="spellEnd"/>
+      <w:r>
+        <w:rPr>
+          <w:w w:val="110"/>
+        </w:rPr>
+        <w:t xml:space="preserve"> Studies, and hate crimes.</w:t>
       </w:r>
       <w:r>
         <w:rPr>
           <w:spacing w:val="40"/>
           <w:w w:val="110"/>
         </w:rPr>
-        <w:t> </w:t>
+        <w:t xml:space="preserve"> </w:t>
+      </w:r>
+      <w:r>
+        <w:rPr>
+          <w:w w:val="110"/>
+        </w:rPr>
+        <w:t>I document substantial identity attrition across generations, driven by interracial family structures:</w:t>
+      </w:r>
+      <w:r>
+        <w:rPr>
+          <w:spacing w:val="40"/>
+          <w:w w:val="110"/>
+        </w:rPr>
+        <w:t xml:space="preserve"> </w:t>
+      </w:r>
+      <w:r>
+        <w:rPr>
+          <w:w w:val="110"/>
+        </w:rPr>
+        <w:t xml:space="preserve">while children of </w:t>
+      </w:r>
+      <w:proofErr w:type="spellStart"/>
+      <w:r>
+        <w:rPr>
+          <w:w w:val="110"/>
+        </w:rPr>
+        <w:t>endoga-mous</w:t>
+      </w:r>
+      <w:proofErr w:type="spellEnd"/>
+      <w:r>
+        <w:rPr>
+          <w:w w:val="110"/>
+        </w:rPr>
+        <w:t xml:space="preserve"> Asian parents report Asian identity at rates above 90%, only about a third of</w:t>
+      </w:r>
+      <w:r>
+        <w:rPr>
+          <w:spacing w:val="-2"/>
+          <w:w w:val="110"/>
+        </w:rPr>
+        <w:t xml:space="preserve"> </w:t>
+      </w:r>
+      <w:r>
+        <w:rPr>
+          <w:w w:val="110"/>
+        </w:rPr>
+        <w:t>second-generation</w:t>
+      </w:r>
+      <w:r>
+        <w:rPr>
+          <w:spacing w:val="-1"/>
+          <w:w w:val="110"/>
+        </w:rPr>
+        <w:t xml:space="preserve"> </w:t>
+      </w:r>
+      <w:r>
+        <w:rPr>
+          <w:w w:val="110"/>
+        </w:rPr>
+        <w:t>children</w:t>
+      </w:r>
+      <w:r>
+        <w:rPr>
+          <w:spacing w:val="-2"/>
+          <w:w w:val="110"/>
+        </w:rPr>
+        <w:t xml:space="preserve"> </w:t>
+      </w:r>
+      <w:r>
+        <w:rPr>
+          <w:w w:val="110"/>
+        </w:rPr>
+        <w:t>with</w:t>
+      </w:r>
+      <w:r>
+        <w:rPr>
+          <w:spacing w:val="-2"/>
+          <w:w w:val="110"/>
+        </w:rPr>
+        <w:t xml:space="preserve"> </w:t>
+      </w:r>
+      <w:r>
+        <w:rPr>
+          <w:w w:val="110"/>
+        </w:rPr>
+        <w:t>one</w:t>
+      </w:r>
+      <w:r>
+        <w:rPr>
+          <w:spacing w:val="-1"/>
+          <w:w w:val="110"/>
+        </w:rPr>
+        <w:t xml:space="preserve"> </w:t>
+      </w:r>
+      <w:r>
+        <w:rPr>
+          <w:w w:val="110"/>
+        </w:rPr>
+        <w:t>Asian</w:t>
+      </w:r>
+      <w:r>
+        <w:rPr>
+          <w:spacing w:val="-2"/>
+          <w:w w:val="110"/>
+        </w:rPr>
+        <w:t xml:space="preserve"> </w:t>
+      </w:r>
+      <w:r>
+        <w:rPr>
+          <w:w w:val="110"/>
+        </w:rPr>
+        <w:t>and</w:t>
+      </w:r>
+      <w:r>
+        <w:rPr>
+          <w:spacing w:val="-1"/>
+          <w:w w:val="110"/>
+        </w:rPr>
+        <w:t xml:space="preserve"> </w:t>
+      </w:r>
+      <w:r>
+        <w:rPr>
+          <w:w w:val="110"/>
+        </w:rPr>
+        <w:t>one</w:t>
+      </w:r>
+      <w:r>
+        <w:rPr>
+          <w:spacing w:val="-2"/>
+          <w:w w:val="110"/>
+        </w:rPr>
+        <w:t xml:space="preserve"> </w:t>
+      </w:r>
+      <w:r>
+        <w:rPr>
+          <w:w w:val="110"/>
+        </w:rPr>
+        <w:t>White</w:t>
+      </w:r>
+      <w:r>
+        <w:rPr>
+          <w:spacing w:val="-2"/>
+          <w:w w:val="110"/>
+        </w:rPr>
+        <w:t xml:space="preserve"> </w:t>
+      </w:r>
+      <w:r>
+        <w:rPr>
+          <w:w w:val="110"/>
+        </w:rPr>
+        <w:t>parent</w:t>
+      </w:r>
+      <w:r>
+        <w:rPr>
+          <w:spacing w:val="-1"/>
+          <w:w w:val="110"/>
+        </w:rPr>
+        <w:t xml:space="preserve"> </w:t>
+      </w:r>
+      <w:r>
+        <w:rPr>
+          <w:w w:val="110"/>
+        </w:rPr>
+        <w:t>do</w:t>
+      </w:r>
+      <w:r>
+        <w:rPr>
+          <w:spacing w:val="-2"/>
+          <w:w w:val="110"/>
+        </w:rPr>
+        <w:t xml:space="preserve"> </w:t>
+      </w:r>
+      <w:r>
+        <w:rPr>
+          <w:w w:val="110"/>
+        </w:rPr>
+        <w:t>the</w:t>
+      </w:r>
+      <w:r>
+        <w:rPr>
+          <w:spacing w:val="-1"/>
+          <w:w w:val="110"/>
+        </w:rPr>
+        <w:t xml:space="preserve"> </w:t>
+      </w:r>
+      <w:r>
+        <w:rPr>
+          <w:w w:val="110"/>
+        </w:rPr>
+        <w:t>same. Using</w:t>
+      </w:r>
+      <w:r>
+        <w:rPr>
+          <w:spacing w:val="-16"/>
+          <w:w w:val="110"/>
+        </w:rPr>
+        <w:t xml:space="preserve"> </w:t>
+      </w:r>
+      <w:r>
+        <w:rPr>
+          <w:w w:val="110"/>
+        </w:rPr>
+        <w:t>multinomial</w:t>
+      </w:r>
+      <w:r>
+        <w:rPr>
+          <w:spacing w:val="-16"/>
+          <w:w w:val="110"/>
+        </w:rPr>
+        <w:t xml:space="preserve"> </w:t>
+      </w:r>
+      <w:r>
+        <w:rPr>
+          <w:w w:val="110"/>
+        </w:rPr>
+        <w:t>logit</w:t>
+      </w:r>
+      <w:r>
+        <w:rPr>
+          <w:spacing w:val="-16"/>
+          <w:w w:val="110"/>
+        </w:rPr>
+        <w:t xml:space="preserve"> </w:t>
+      </w:r>
+      <w:r>
+        <w:rPr>
+          <w:w w:val="110"/>
+        </w:rPr>
+        <w:t>models,</w:t>
+      </w:r>
+      <w:r>
+        <w:rPr>
+          <w:spacing w:val="-14"/>
+          <w:w w:val="110"/>
+        </w:rPr>
+        <w:t xml:space="preserve"> </w:t>
       </w:r>
       <w:r>
         <w:rPr>
@@ -2418,127 +1994,728 @@
       </w:r>
       <w:r>
         <w:rPr>
-          <w:w w:val="110"/>
-        </w:rPr>
-        <w:t> document</w:t>
-      </w:r>
-      <w:r>
-        <w:rPr>
-          <w:w w:val="110"/>
-        </w:rPr>
-        <w:t> substantial</w:t>
-      </w:r>
-      <w:r>
-        <w:rPr>
-          <w:w w:val="110"/>
-        </w:rPr>
-        <w:t> identity</w:t>
-      </w:r>
-      <w:r>
-        <w:rPr>
-          <w:w w:val="110"/>
-        </w:rPr>
-        <w:t> attrition</w:t>
-      </w:r>
-      <w:r>
-        <w:rPr>
-          <w:w w:val="110"/>
-        </w:rPr>
-        <w:t> across generations,</w:t>
-      </w:r>
-      <w:r>
-        <w:rPr>
-          <w:w w:val="110"/>
-        </w:rPr>
-        <w:t> driven</w:t>
-      </w:r>
-      <w:r>
-        <w:rPr>
-          <w:w w:val="110"/>
-        </w:rPr>
-        <w:t> by</w:t>
-      </w:r>
-      <w:r>
-        <w:rPr>
-          <w:w w:val="110"/>
-        </w:rPr>
-        <w:t> interracial</w:t>
-      </w:r>
-      <w:r>
-        <w:rPr>
-          <w:w w:val="110"/>
-        </w:rPr>
-        <w:t> family</w:t>
-      </w:r>
-      <w:r>
-        <w:rPr>
-          <w:w w:val="110"/>
-        </w:rPr>
-        <w:t> structures:</w:t>
+          <w:spacing w:val="-16"/>
+          <w:w w:val="110"/>
+        </w:rPr>
+        <w:t xml:space="preserve"> </w:t>
+      </w:r>
+      <w:r>
+        <w:rPr>
+          <w:w w:val="110"/>
+        </w:rPr>
+        <w:t>show</w:t>
+      </w:r>
+      <w:r>
+        <w:rPr>
+          <w:spacing w:val="-16"/>
+          <w:w w:val="110"/>
+        </w:rPr>
+        <w:t xml:space="preserve"> </w:t>
+      </w:r>
+      <w:r>
+        <w:rPr>
+          <w:w w:val="110"/>
+        </w:rPr>
+        <w:t>that</w:t>
+      </w:r>
+      <w:r>
+        <w:rPr>
+          <w:spacing w:val="-16"/>
+          <w:w w:val="110"/>
+        </w:rPr>
+        <w:t xml:space="preserve"> </w:t>
+      </w:r>
+      <w:r>
+        <w:rPr>
+          <w:w w:val="110"/>
+        </w:rPr>
+        <w:t>anti-Asian</w:t>
+      </w:r>
+      <w:r>
+        <w:rPr>
+          <w:spacing w:val="-16"/>
+          <w:w w:val="110"/>
+        </w:rPr>
+        <w:t xml:space="preserve"> </w:t>
+      </w:r>
+      <w:r>
+        <w:rPr>
+          <w:w w:val="110"/>
+        </w:rPr>
+        <w:t>bias</w:t>
+      </w:r>
+      <w:r>
+        <w:rPr>
+          <w:spacing w:val="-16"/>
+          <w:w w:val="110"/>
+        </w:rPr>
+        <w:t xml:space="preserve"> </w:t>
+      </w:r>
+      <w:r>
+        <w:rPr>
+          <w:w w:val="110"/>
+        </w:rPr>
+        <w:t>shifts</w:t>
+      </w:r>
+      <w:r>
+        <w:rPr>
+          <w:spacing w:val="-16"/>
+          <w:w w:val="110"/>
+        </w:rPr>
+        <w:t xml:space="preserve"> </w:t>
+      </w:r>
+      <w:r>
+        <w:rPr>
+          <w:w w:val="110"/>
+        </w:rPr>
+        <w:t>identity</w:t>
+      </w:r>
+      <w:r>
+        <w:rPr>
+          <w:spacing w:val="-16"/>
+          <w:w w:val="110"/>
+        </w:rPr>
+        <w:t xml:space="preserve"> </w:t>
+      </w:r>
+      <w:r>
+        <w:rPr>
+          <w:w w:val="110"/>
+        </w:rPr>
+        <w:t>choices away from “Asian only” toward “White only,” with effects that are significantly larger</w:t>
+      </w:r>
+      <w:r>
+        <w:rPr>
+          <w:spacing w:val="-6"/>
+          <w:w w:val="110"/>
+        </w:rPr>
+        <w:t xml:space="preserve"> </w:t>
+      </w:r>
+      <w:r>
+        <w:rPr>
+          <w:w w:val="110"/>
+        </w:rPr>
+        <w:t>when</w:t>
+      </w:r>
+      <w:r>
+        <w:rPr>
+          <w:spacing w:val="-6"/>
+          <w:w w:val="110"/>
+        </w:rPr>
+        <w:t xml:space="preserve"> </w:t>
+      </w:r>
+      <w:r>
+        <w:rPr>
+          <w:w w:val="110"/>
+        </w:rPr>
+        <w:t>the</w:t>
+      </w:r>
+      <w:r>
+        <w:rPr>
+          <w:spacing w:val="-6"/>
+          <w:w w:val="110"/>
+        </w:rPr>
+        <w:t xml:space="preserve"> </w:t>
+      </w:r>
+      <w:r>
+        <w:rPr>
+          <w:w w:val="110"/>
+        </w:rPr>
+        <w:t>father</w:t>
+      </w:r>
+      <w:r>
+        <w:rPr>
+          <w:spacing w:val="-6"/>
+          <w:w w:val="110"/>
+        </w:rPr>
+        <w:t xml:space="preserve"> </w:t>
+      </w:r>
+      <w:r>
+        <w:rPr>
+          <w:w w:val="110"/>
+        </w:rPr>
+        <w:t>is</w:t>
+      </w:r>
+      <w:r>
+        <w:rPr>
+          <w:spacing w:val="-6"/>
+          <w:w w:val="110"/>
+        </w:rPr>
+        <w:t xml:space="preserve"> </w:t>
+      </w:r>
+      <w:r>
+        <w:rPr>
+          <w:w w:val="110"/>
+        </w:rPr>
+        <w:t>Asian</w:t>
+      </w:r>
+      <w:r>
+        <w:rPr>
+          <w:spacing w:val="-6"/>
+          <w:w w:val="110"/>
+        </w:rPr>
+        <w:t xml:space="preserve"> </w:t>
+      </w:r>
+      <w:r>
+        <w:rPr>
+          <w:w w:val="110"/>
+        </w:rPr>
+        <w:t>and</w:t>
+      </w:r>
+      <w:r>
+        <w:rPr>
+          <w:spacing w:val="-6"/>
+          <w:w w:val="110"/>
+        </w:rPr>
+        <w:t xml:space="preserve"> </w:t>
+      </w:r>
+      <w:r>
+        <w:rPr>
+          <w:w w:val="110"/>
+        </w:rPr>
+        <w:t>that</w:t>
+      </w:r>
+      <w:r>
+        <w:rPr>
+          <w:spacing w:val="-6"/>
+          <w:w w:val="110"/>
+        </w:rPr>
+        <w:t xml:space="preserve"> </w:t>
+      </w:r>
+      <w:r>
+        <w:rPr>
+          <w:w w:val="110"/>
+        </w:rPr>
+        <w:t>scale</w:t>
+      </w:r>
+      <w:r>
+        <w:rPr>
+          <w:spacing w:val="-6"/>
+          <w:w w:val="110"/>
+        </w:rPr>
+        <w:t xml:space="preserve"> </w:t>
+      </w:r>
+      <w:r>
+        <w:rPr>
+          <w:w w:val="110"/>
+        </w:rPr>
+        <w:t>with</w:t>
+      </w:r>
+      <w:r>
+        <w:rPr>
+          <w:spacing w:val="-6"/>
+          <w:w w:val="110"/>
+        </w:rPr>
+        <w:t xml:space="preserve"> </w:t>
+      </w:r>
+      <w:r>
+        <w:rPr>
+          <w:w w:val="110"/>
+        </w:rPr>
+        <w:t>the</w:t>
+      </w:r>
+      <w:r>
+        <w:rPr>
+          <w:spacing w:val="-6"/>
+          <w:w w:val="110"/>
+        </w:rPr>
+        <w:t xml:space="preserve"> </w:t>
+      </w:r>
+      <w:r>
+        <w:rPr>
+          <w:w w:val="110"/>
+        </w:rPr>
+        <w:t>number</w:t>
+      </w:r>
+      <w:r>
+        <w:rPr>
+          <w:spacing w:val="-6"/>
+          <w:w w:val="110"/>
+        </w:rPr>
+        <w:t xml:space="preserve"> </w:t>
+      </w:r>
+      <w:r>
+        <w:rPr>
+          <w:w w:val="110"/>
+        </w:rPr>
+        <w:t>of</w:t>
+      </w:r>
+      <w:r>
+        <w:rPr>
+          <w:spacing w:val="-6"/>
+          <w:w w:val="110"/>
+        </w:rPr>
+        <w:t xml:space="preserve"> </w:t>
+      </w:r>
+      <w:r>
+        <w:rPr>
+          <w:w w:val="110"/>
+        </w:rPr>
+        <w:t>Asian</w:t>
+      </w:r>
+      <w:r>
+        <w:rPr>
+          <w:spacing w:val="-6"/>
+          <w:w w:val="110"/>
+        </w:rPr>
+        <w:t xml:space="preserve"> </w:t>
+      </w:r>
+      <w:proofErr w:type="spellStart"/>
+      <w:r>
+        <w:rPr>
+          <w:w w:val="110"/>
+        </w:rPr>
+        <w:t>grandpar</w:t>
+      </w:r>
+      <w:proofErr w:type="spellEnd"/>
+      <w:r>
+        <w:rPr>
+          <w:w w:val="110"/>
+        </w:rPr>
+        <w:t>-ents in the third generation.</w:t>
       </w:r>
       <w:r>
         <w:rPr>
           <w:spacing w:val="40"/>
           <w:w w:val="110"/>
         </w:rPr>
-        <w:t> </w:t>
-      </w:r>
-      <w:r>
-        <w:rPr>
-          <w:w w:val="110"/>
-        </w:rPr>
-        <w:t>while</w:t>
-      </w:r>
-      <w:r>
-        <w:rPr>
-          <w:w w:val="110"/>
-        </w:rPr>
-        <w:t> children</w:t>
-      </w:r>
-      <w:r>
-        <w:rPr>
-          <w:w w:val="110"/>
-        </w:rPr>
-        <w:t> of</w:t>
-      </w:r>
-      <w:r>
-        <w:rPr>
-          <w:w w:val="110"/>
-        </w:rPr>
-        <w:t> endoga-mous Asian parents report Asian identity at rates above 90%, only about a third of</w:t>
+        <w:t xml:space="preserve"> </w:t>
+      </w:r>
+      <w:r>
+        <w:rPr>
+          <w:w w:val="110"/>
+        </w:rPr>
+        <w:t>Higher parental education increases the probability of Asian identification on average, but this relationship is weaker in high-bias environments; the interaction between state-level bias and parental education is negative and statistically significant.</w:t>
+      </w:r>
+      <w:r>
+        <w:rPr>
+          <w:spacing w:val="40"/>
+          <w:w w:val="110"/>
+        </w:rPr>
+        <w:t xml:space="preserve"> </w:t>
+      </w:r>
+      <w:r>
+        <w:rPr>
+          <w:w w:val="110"/>
+        </w:rPr>
+        <w:t>In high-bias areas, individuals with higher parental</w:t>
+      </w:r>
+      <w:r>
+        <w:rPr>
+          <w:spacing w:val="-17"/>
+          <w:w w:val="110"/>
+        </w:rPr>
+        <w:t xml:space="preserve"> </w:t>
+      </w:r>
+      <w:r>
+        <w:rPr>
+          <w:w w:val="110"/>
+        </w:rPr>
+        <w:t>education</w:t>
+      </w:r>
+      <w:r>
+        <w:rPr>
+          <w:spacing w:val="-16"/>
+          <w:w w:val="110"/>
+        </w:rPr>
+        <w:t xml:space="preserve"> </w:t>
+      </w:r>
+      <w:r>
+        <w:rPr>
+          <w:w w:val="110"/>
+        </w:rPr>
+        <w:t>are</w:t>
+      </w:r>
+      <w:r>
+        <w:rPr>
+          <w:spacing w:val="-17"/>
+          <w:w w:val="110"/>
+        </w:rPr>
+        <w:t xml:space="preserve"> </w:t>
+      </w:r>
+      <w:r>
+        <w:rPr>
+          <w:w w:val="110"/>
+        </w:rPr>
+        <w:t>less</w:t>
+      </w:r>
+      <w:r>
+        <w:rPr>
+          <w:spacing w:val="-16"/>
+          <w:w w:val="110"/>
+        </w:rPr>
+        <w:t xml:space="preserve"> </w:t>
+      </w:r>
+      <w:r>
+        <w:rPr>
+          <w:w w:val="110"/>
+        </w:rPr>
+        <w:t>likely</w:t>
+      </w:r>
+      <w:r>
+        <w:rPr>
+          <w:spacing w:val="-17"/>
+          <w:w w:val="110"/>
+        </w:rPr>
+        <w:t xml:space="preserve"> </w:t>
+      </w:r>
+      <w:r>
+        <w:rPr>
+          <w:w w:val="110"/>
+        </w:rPr>
+        <w:t>to</w:t>
+      </w:r>
+      <w:r>
+        <w:rPr>
+          <w:spacing w:val="-16"/>
+          <w:w w:val="110"/>
+        </w:rPr>
+        <w:t xml:space="preserve"> </w:t>
+      </w:r>
+      <w:r>
+        <w:rPr>
+          <w:w w:val="110"/>
+        </w:rPr>
+        <w:t>identify</w:t>
+      </w:r>
+      <w:r>
+        <w:rPr>
+          <w:spacing w:val="-17"/>
+          <w:w w:val="110"/>
+        </w:rPr>
+        <w:t xml:space="preserve"> </w:t>
+      </w:r>
+      <w:r>
+        <w:rPr>
+          <w:w w:val="110"/>
+        </w:rPr>
+        <w:t>as</w:t>
+      </w:r>
+      <w:r>
+        <w:rPr>
+          <w:spacing w:val="-16"/>
+          <w:w w:val="110"/>
+        </w:rPr>
+        <w:t xml:space="preserve"> </w:t>
+      </w:r>
+      <w:r>
+        <w:rPr>
+          <w:w w:val="110"/>
+        </w:rPr>
+        <w:t>Asian,</w:t>
+      </w:r>
+      <w:r>
+        <w:rPr>
+          <w:spacing w:val="-17"/>
+          <w:w w:val="110"/>
+        </w:rPr>
+        <w:t xml:space="preserve"> </w:t>
+      </w:r>
+      <w:r>
+        <w:rPr>
+          <w:w w:val="110"/>
+        </w:rPr>
+        <w:t>leading</w:t>
+      </w:r>
+      <w:r>
+        <w:rPr>
+          <w:spacing w:val="-16"/>
+          <w:w w:val="110"/>
+        </w:rPr>
+        <w:t xml:space="preserve"> </w:t>
+      </w:r>
+      <w:r>
+        <w:rPr>
+          <w:w w:val="110"/>
+        </w:rPr>
+        <w:t>to</w:t>
+      </w:r>
+      <w:r>
+        <w:rPr>
+          <w:spacing w:val="-17"/>
+          <w:w w:val="110"/>
+        </w:rPr>
+        <w:t xml:space="preserve"> </w:t>
+      </w:r>
+      <w:r>
+        <w:rPr>
+          <w:w w:val="110"/>
+        </w:rPr>
+        <w:t>negative</w:t>
+      </w:r>
+      <w:r>
+        <w:rPr>
+          <w:spacing w:val="-16"/>
+          <w:w w:val="110"/>
+        </w:rPr>
+        <w:t xml:space="preserve"> </w:t>
+      </w:r>
+      <w:r>
+        <w:rPr>
+          <w:w w:val="110"/>
+        </w:rPr>
+        <w:t>selection on</w:t>
+      </w:r>
+      <w:r>
+        <w:rPr>
+          <w:spacing w:val="-16"/>
+          <w:w w:val="110"/>
+        </w:rPr>
+        <w:t xml:space="preserve"> </w:t>
+      </w:r>
+      <w:r>
+        <w:rPr>
+          <w:w w:val="110"/>
+        </w:rPr>
+        <w:t>socioeconomic</w:t>
+      </w:r>
+      <w:r>
+        <w:rPr>
+          <w:spacing w:val="-16"/>
+          <w:w w:val="110"/>
+        </w:rPr>
+        <w:t xml:space="preserve"> </w:t>
+      </w:r>
+      <w:r>
+        <w:rPr>
+          <w:w w:val="110"/>
+        </w:rPr>
+        <w:t>status</w:t>
+      </w:r>
+      <w:r>
+        <w:rPr>
+          <w:spacing w:val="-16"/>
+          <w:w w:val="110"/>
+        </w:rPr>
+        <w:t xml:space="preserve"> </w:t>
+      </w:r>
+      <w:r>
+        <w:rPr>
+          <w:w w:val="110"/>
+        </w:rPr>
+        <w:t>within</w:t>
+      </w:r>
+      <w:r>
+        <w:rPr>
+          <w:spacing w:val="-16"/>
+          <w:w w:val="110"/>
+        </w:rPr>
+        <w:t xml:space="preserve"> </w:t>
+      </w:r>
+      <w:r>
+        <w:rPr>
+          <w:w w:val="110"/>
+        </w:rPr>
+        <w:t>the</w:t>
+      </w:r>
+      <w:r>
+        <w:rPr>
+          <w:spacing w:val="-17"/>
+          <w:w w:val="110"/>
+        </w:rPr>
+        <w:t xml:space="preserve"> </w:t>
+      </w:r>
+      <w:r>
+        <w:rPr>
+          <w:w w:val="110"/>
+        </w:rPr>
+        <w:t>remaining</w:t>
+      </w:r>
+      <w:r>
+        <w:rPr>
+          <w:spacing w:val="-15"/>
+          <w:w w:val="110"/>
+        </w:rPr>
+        <w:t xml:space="preserve"> </w:t>
+      </w:r>
+      <w:r>
+        <w:rPr>
+          <w:w w:val="110"/>
+        </w:rPr>
+        <w:t>Asian-identified</w:t>
+      </w:r>
+      <w:r>
+        <w:rPr>
+          <w:spacing w:val="-16"/>
+          <w:w w:val="110"/>
+        </w:rPr>
+        <w:t xml:space="preserve"> </w:t>
+      </w:r>
+      <w:r>
+        <w:rPr>
+          <w:w w:val="110"/>
+        </w:rPr>
+        <w:t>sample. This</w:t>
+      </w:r>
+      <w:r>
+        <w:rPr>
+          <w:spacing w:val="-16"/>
+          <w:w w:val="110"/>
+        </w:rPr>
+        <w:t xml:space="preserve"> </w:t>
+      </w:r>
+      <w:r>
+        <w:rPr>
+          <w:w w:val="110"/>
+        </w:rPr>
+        <w:t>com-</w:t>
       </w:r>
       <w:r>
         <w:rPr>
           <w:spacing w:val="-2"/>
           <w:w w:val="110"/>
         </w:rPr>
-        <w:t> </w:t>
-      </w:r>
-      <w:r>
-        <w:rPr>
-          <w:w w:val="110"/>
-        </w:rPr>
-        <w:t>second-generation</w:t>
-      </w:r>
-      <w:r>
-        <w:rPr>
-          <w:spacing w:val="-1"/>
-          <w:w w:val="110"/>
-        </w:rPr>
-        <w:t> </w:t>
-      </w:r>
-      <w:r>
-        <w:rPr>
-          <w:w w:val="110"/>
-        </w:rPr>
-        <w:t>children</w:t>
+        <w:t>positional</w:t>
+      </w:r>
+      <w:r>
+        <w:rPr>
+          <w:spacing w:val="-3"/>
+          <w:w w:val="110"/>
+        </w:rPr>
+        <w:t xml:space="preserve"> </w:t>
       </w:r>
       <w:r>
         <w:rPr>
           <w:spacing w:val="-2"/>
           <w:w w:val="110"/>
         </w:rPr>
-        <w:t> </w:t>
+        <w:t>shift</w:t>
+      </w:r>
+      <w:r>
+        <w:rPr>
+          <w:spacing w:val="-3"/>
+          <w:w w:val="110"/>
+        </w:rPr>
+        <w:t xml:space="preserve"> </w:t>
+      </w:r>
+      <w:r>
+        <w:rPr>
+          <w:spacing w:val="-2"/>
+          <w:w w:val="110"/>
+        </w:rPr>
+        <w:t>implies</w:t>
+      </w:r>
+      <w:r>
+        <w:rPr>
+          <w:spacing w:val="-3"/>
+          <w:w w:val="110"/>
+        </w:rPr>
+        <w:t xml:space="preserve"> </w:t>
+      </w:r>
+      <w:r>
+        <w:rPr>
+          <w:spacing w:val="-2"/>
+          <w:w w:val="110"/>
+        </w:rPr>
+        <w:t>that</w:t>
+      </w:r>
+      <w:r>
+        <w:rPr>
+          <w:spacing w:val="-3"/>
+          <w:w w:val="110"/>
+        </w:rPr>
+        <w:t xml:space="preserve"> </w:t>
+      </w:r>
+      <w:r>
+        <w:rPr>
+          <w:spacing w:val="-2"/>
+          <w:w w:val="110"/>
+        </w:rPr>
+        <w:t>conventional</w:t>
+      </w:r>
+      <w:r>
+        <w:rPr>
+          <w:spacing w:val="-3"/>
+          <w:w w:val="110"/>
+        </w:rPr>
+        <w:t xml:space="preserve"> </w:t>
+      </w:r>
+      <w:r>
+        <w:rPr>
+          <w:spacing w:val="-2"/>
+          <w:w w:val="110"/>
+        </w:rPr>
+        <w:t>estimates</w:t>
+      </w:r>
+      <w:r>
+        <w:rPr>
+          <w:spacing w:val="-3"/>
+          <w:w w:val="110"/>
+        </w:rPr>
+        <w:t xml:space="preserve"> </w:t>
+      </w:r>
+      <w:r>
+        <w:rPr>
+          <w:spacing w:val="-2"/>
+          <w:w w:val="110"/>
+        </w:rPr>
+        <w:t>overestimate</w:t>
+      </w:r>
+      <w:r>
+        <w:rPr>
+          <w:spacing w:val="-3"/>
+          <w:w w:val="110"/>
+        </w:rPr>
+        <w:t xml:space="preserve"> </w:t>
+      </w:r>
+      <w:r>
+        <w:rPr>
+          <w:spacing w:val="-2"/>
+          <w:w w:val="110"/>
+        </w:rPr>
+        <w:t>Asian–White</w:t>
+      </w:r>
+      <w:r>
+        <w:rPr>
+          <w:spacing w:val="-3"/>
+          <w:w w:val="110"/>
+        </w:rPr>
+        <w:t xml:space="preserve"> </w:t>
+      </w:r>
+      <w:r>
+        <w:rPr>
+          <w:spacing w:val="-2"/>
+          <w:w w:val="110"/>
+        </w:rPr>
+        <w:t>dis-</w:t>
+      </w:r>
+      <w:r>
+        <w:rPr>
+          <w:w w:val="110"/>
+        </w:rPr>
+        <w:t>parities</w:t>
+      </w:r>
+      <w:r>
+        <w:rPr>
+          <w:spacing w:val="-17"/>
+          <w:w w:val="110"/>
+        </w:rPr>
+        <w:t xml:space="preserve"> </w:t>
+      </w:r>
+      <w:r>
+        <w:rPr>
+          <w:w w:val="110"/>
+        </w:rPr>
+        <w:t>in</w:t>
+      </w:r>
+      <w:r>
+        <w:rPr>
+          <w:spacing w:val="-16"/>
+          <w:w w:val="110"/>
+        </w:rPr>
+        <w:t xml:space="preserve"> </w:t>
+      </w:r>
+      <w:r>
+        <w:rPr>
+          <w:w w:val="110"/>
+        </w:rPr>
+        <w:t>areas</w:t>
+      </w:r>
+      <w:r>
+        <w:rPr>
+          <w:spacing w:val="-17"/>
+          <w:w w:val="110"/>
+        </w:rPr>
+        <w:t xml:space="preserve"> </w:t>
       </w:r>
       <w:r>
         <w:rPr>
@@ -2548,1072 +2725,116 @@
       </w:r>
       <w:r>
         <w:rPr>
-          <w:spacing w:val="-2"/>
-          <w:w w:val="110"/>
-        </w:rPr>
-        <w:t> </w:t>
-      </w:r>
-      <w:r>
-        <w:rPr>
-          <w:w w:val="110"/>
-        </w:rPr>
-        <w:t>one</w:t>
-      </w:r>
-      <w:r>
-        <w:rPr>
-          <w:spacing w:val="-1"/>
-          <w:w w:val="110"/>
-        </w:rPr>
-        <w:t> </w:t>
-      </w:r>
-      <w:r>
-        <w:rPr>
-          <w:w w:val="110"/>
-        </w:rPr>
-        <w:t>Asian</w:t>
-      </w:r>
-      <w:r>
-        <w:rPr>
-          <w:spacing w:val="-2"/>
-          <w:w w:val="110"/>
-        </w:rPr>
-        <w:t> </w:t>
-      </w:r>
-      <w:r>
-        <w:rPr>
-          <w:w w:val="110"/>
-        </w:rPr>
-        <w:t>and</w:t>
-      </w:r>
-      <w:r>
-        <w:rPr>
-          <w:spacing w:val="-1"/>
-          <w:w w:val="110"/>
-        </w:rPr>
-        <w:t> </w:t>
-      </w:r>
-      <w:r>
-        <w:rPr>
-          <w:w w:val="110"/>
-        </w:rPr>
-        <w:t>one</w:t>
-      </w:r>
-      <w:r>
-        <w:rPr>
-          <w:spacing w:val="-2"/>
-          <w:w w:val="110"/>
-        </w:rPr>
-        <w:t> </w:t>
-      </w:r>
-      <w:r>
-        <w:rPr>
-          <w:w w:val="110"/>
-        </w:rPr>
-        <w:t>White</w:t>
-      </w:r>
-      <w:r>
-        <w:rPr>
-          <w:spacing w:val="-2"/>
-          <w:w w:val="110"/>
-        </w:rPr>
-        <w:t> </w:t>
-      </w:r>
-      <w:r>
-        <w:rPr>
-          <w:w w:val="110"/>
-        </w:rPr>
-        <w:t>parent</w:t>
-      </w:r>
-      <w:r>
-        <w:rPr>
-          <w:spacing w:val="-1"/>
-          <w:w w:val="110"/>
-        </w:rPr>
-        <w:t> </w:t>
-      </w:r>
-      <w:r>
-        <w:rPr>
-          <w:w w:val="110"/>
-        </w:rPr>
-        <w:t>do</w:t>
-      </w:r>
-      <w:r>
-        <w:rPr>
-          <w:spacing w:val="-2"/>
-          <w:w w:val="110"/>
-        </w:rPr>
-        <w:t> </w:t>
-      </w:r>
-      <w:r>
-        <w:rPr>
-          <w:w w:val="110"/>
-        </w:rPr>
-        <w:t>the</w:t>
-      </w:r>
-      <w:r>
-        <w:rPr>
-          <w:spacing w:val="-1"/>
-          <w:w w:val="110"/>
-        </w:rPr>
-        <w:t> </w:t>
-      </w:r>
-      <w:r>
-        <w:rPr>
-          <w:w w:val="110"/>
-        </w:rPr>
-        <w:t>same. Using</w:t>
-      </w:r>
-      <w:r>
-        <w:rPr>
           <w:spacing w:val="-16"/>
           <w:w w:val="110"/>
         </w:rPr>
-        <w:t> </w:t>
-      </w:r>
-      <w:r>
-        <w:rPr>
-          <w:w w:val="110"/>
-        </w:rPr>
-        <w:t>multinomial</w:t>
+        <w:t xml:space="preserve"> </w:t>
+      </w:r>
+      <w:r>
+        <w:rPr>
+          <w:w w:val="110"/>
+        </w:rPr>
+        <w:t>high</w:t>
+      </w:r>
+      <w:r>
+        <w:rPr>
+          <w:spacing w:val="-17"/>
+          <w:w w:val="110"/>
+        </w:rPr>
+        <w:t xml:space="preserve"> </w:t>
+      </w:r>
+      <w:r>
+        <w:rPr>
+          <w:w w:val="110"/>
+        </w:rPr>
+        <w:t>levels</w:t>
       </w:r>
       <w:r>
         <w:rPr>
           <w:spacing w:val="-16"/>
           <w:w w:val="110"/>
         </w:rPr>
-        <w:t> </w:t>
-      </w:r>
-      <w:r>
-        <w:rPr>
-          <w:w w:val="110"/>
-        </w:rPr>
-        <w:t>logit</w:t>
+        <w:t xml:space="preserve"> </w:t>
+      </w:r>
+      <w:r>
+        <w:rPr>
+          <w:w w:val="110"/>
+        </w:rPr>
+        <w:t>of</w:t>
+      </w:r>
+      <w:r>
+        <w:rPr>
+          <w:spacing w:val="-17"/>
+          <w:w w:val="110"/>
+        </w:rPr>
+        <w:t xml:space="preserve"> </w:t>
+      </w:r>
+      <w:proofErr w:type="spellStart"/>
+      <w:r>
+        <w:rPr>
+          <w:w w:val="110"/>
+        </w:rPr>
+        <w:t>prejudice.</w:t>
+      </w:r>
+      <w:r>
+        <w:rPr>
+          <w:b/>
+          <w:w w:val="110"/>
+        </w:rPr>
+        <w:t>JEL</w:t>
+      </w:r>
+      <w:proofErr w:type="spellEnd"/>
+      <w:r>
+        <w:rPr>
+          <w:w w:val="110"/>
+        </w:rPr>
+        <w:t>:</w:t>
       </w:r>
       <w:r>
         <w:rPr>
           <w:spacing w:val="-16"/>
           <w:w w:val="110"/>
         </w:rPr>
-        <w:t> </w:t>
-      </w:r>
-      <w:r>
-        <w:rPr>
-          <w:w w:val="110"/>
-        </w:rPr>
-        <w:t>models,</w:t>
-      </w:r>
-      <w:r>
-        <w:rPr>
-          <w:spacing w:val="-14"/>
-          <w:w w:val="110"/>
-        </w:rPr>
-        <w:t> </w:t>
-      </w:r>
-      <w:r>
-        <w:rPr>
-          <w:w w:val="110"/>
-        </w:rPr>
-        <w:t>I</w:t>
+        <w:t xml:space="preserve"> </w:t>
+      </w:r>
+      <w:r>
+        <w:rPr>
+          <w:w w:val="110"/>
+        </w:rPr>
+        <w:t>I310,</w:t>
+      </w:r>
+      <w:r>
+        <w:rPr>
+          <w:spacing w:val="-17"/>
+          <w:w w:val="110"/>
+        </w:rPr>
+        <w:t xml:space="preserve"> </w:t>
+      </w:r>
+      <w:r>
+        <w:rPr>
+          <w:w w:val="110"/>
+        </w:rPr>
+        <w:t>J15,</w:t>
       </w:r>
       <w:r>
         <w:rPr>
           <w:spacing w:val="-16"/>
           <w:w w:val="110"/>
         </w:rPr>
-        <w:t> </w:t>
-      </w:r>
-      <w:r>
-        <w:rPr>
-          <w:w w:val="110"/>
-        </w:rPr>
-        <w:t>show</w:t>
-      </w:r>
-      <w:r>
-        <w:rPr>
-          <w:spacing w:val="-16"/>
-          <w:w w:val="110"/>
-        </w:rPr>
-        <w:t> </w:t>
-      </w:r>
-      <w:r>
-        <w:rPr>
-          <w:w w:val="110"/>
-        </w:rPr>
-        <w:t>that</w:t>
-      </w:r>
-      <w:r>
-        <w:rPr>
-          <w:spacing w:val="-16"/>
-          <w:w w:val="110"/>
-        </w:rPr>
-        <w:t> </w:t>
-      </w:r>
-      <w:r>
-        <w:rPr>
-          <w:w w:val="110"/>
-        </w:rPr>
-        <w:t>anti-Asian</w:t>
-      </w:r>
-      <w:r>
-        <w:rPr>
-          <w:spacing w:val="-16"/>
-          <w:w w:val="110"/>
-        </w:rPr>
-        <w:t> </w:t>
-      </w:r>
-      <w:r>
-        <w:rPr>
-          <w:w w:val="110"/>
-        </w:rPr>
-        <w:t>bias</w:t>
-      </w:r>
-      <w:r>
-        <w:rPr>
-          <w:spacing w:val="-16"/>
-          <w:w w:val="110"/>
-        </w:rPr>
-        <w:t> </w:t>
-      </w:r>
-      <w:r>
-        <w:rPr>
-          <w:w w:val="110"/>
-        </w:rPr>
-        <w:t>shifts</w:t>
-      </w:r>
-      <w:r>
-        <w:rPr>
-          <w:spacing w:val="-16"/>
-          <w:w w:val="110"/>
-        </w:rPr>
-        <w:t> </w:t>
-      </w:r>
-      <w:r>
-        <w:rPr>
-          <w:w w:val="110"/>
-        </w:rPr>
-        <w:t>identity</w:t>
-      </w:r>
-      <w:r>
-        <w:rPr>
-          <w:spacing w:val="-16"/>
-          <w:w w:val="110"/>
-        </w:rPr>
-        <w:t> </w:t>
-      </w:r>
-      <w:r>
-        <w:rPr>
-          <w:w w:val="110"/>
-        </w:rPr>
-        <w:t>choices away from “Asian only” toward “White only,” with effects that are significantly larger</w:t>
-      </w:r>
-      <w:r>
-        <w:rPr>
-          <w:spacing w:val="-6"/>
-          <w:w w:val="110"/>
-        </w:rPr>
-        <w:t> </w:t>
-      </w:r>
-      <w:r>
-        <w:rPr>
-          <w:w w:val="110"/>
-        </w:rPr>
-        <w:t>when</w:t>
-      </w:r>
-      <w:r>
-        <w:rPr>
-          <w:spacing w:val="-6"/>
-          <w:w w:val="110"/>
-        </w:rPr>
-        <w:t> </w:t>
-      </w:r>
-      <w:r>
-        <w:rPr>
-          <w:w w:val="110"/>
-        </w:rPr>
-        <w:t>the</w:t>
-      </w:r>
-      <w:r>
-        <w:rPr>
-          <w:spacing w:val="-6"/>
-          <w:w w:val="110"/>
-        </w:rPr>
-        <w:t> </w:t>
-      </w:r>
-      <w:r>
-        <w:rPr>
-          <w:w w:val="110"/>
-        </w:rPr>
-        <w:t>father</w:t>
-      </w:r>
-      <w:r>
-        <w:rPr>
-          <w:spacing w:val="-6"/>
-          <w:w w:val="110"/>
-        </w:rPr>
-        <w:t> </w:t>
-      </w:r>
-      <w:r>
-        <w:rPr>
-          <w:w w:val="110"/>
-        </w:rPr>
-        <w:t>is</w:t>
-      </w:r>
-      <w:r>
-        <w:rPr>
-          <w:spacing w:val="-6"/>
-          <w:w w:val="110"/>
-        </w:rPr>
-        <w:t> </w:t>
-      </w:r>
-      <w:r>
-        <w:rPr>
-          <w:w w:val="110"/>
-        </w:rPr>
-        <w:t>Asian</w:t>
-      </w:r>
-      <w:r>
-        <w:rPr>
-          <w:spacing w:val="-6"/>
-          <w:w w:val="110"/>
-        </w:rPr>
-        <w:t> </w:t>
-      </w:r>
-      <w:r>
-        <w:rPr>
-          <w:w w:val="110"/>
-        </w:rPr>
-        <w:t>and</w:t>
-      </w:r>
-      <w:r>
-        <w:rPr>
-          <w:spacing w:val="-6"/>
-          <w:w w:val="110"/>
-        </w:rPr>
-        <w:t> </w:t>
-      </w:r>
-      <w:r>
-        <w:rPr>
-          <w:w w:val="110"/>
-        </w:rPr>
-        <w:t>that</w:t>
-      </w:r>
-      <w:r>
-        <w:rPr>
-          <w:spacing w:val="-6"/>
-          <w:w w:val="110"/>
-        </w:rPr>
-        <w:t> </w:t>
-      </w:r>
-      <w:r>
-        <w:rPr>
-          <w:w w:val="110"/>
-        </w:rPr>
-        <w:t>scale</w:t>
-      </w:r>
-      <w:r>
-        <w:rPr>
-          <w:spacing w:val="-6"/>
-          <w:w w:val="110"/>
-        </w:rPr>
-        <w:t> </w:t>
-      </w:r>
-      <w:r>
-        <w:rPr>
-          <w:w w:val="110"/>
-        </w:rPr>
-        <w:t>with</w:t>
-      </w:r>
-      <w:r>
-        <w:rPr>
-          <w:spacing w:val="-6"/>
-          <w:w w:val="110"/>
-        </w:rPr>
-        <w:t> </w:t>
-      </w:r>
-      <w:r>
-        <w:rPr>
-          <w:w w:val="110"/>
-        </w:rPr>
-        <w:t>the</w:t>
-      </w:r>
-      <w:r>
-        <w:rPr>
-          <w:spacing w:val="-6"/>
-          <w:w w:val="110"/>
-        </w:rPr>
-        <w:t> </w:t>
-      </w:r>
-      <w:r>
-        <w:rPr>
-          <w:w w:val="110"/>
-        </w:rPr>
-        <w:t>number</w:t>
-      </w:r>
-      <w:r>
-        <w:rPr>
-          <w:spacing w:val="-6"/>
-          <w:w w:val="110"/>
-        </w:rPr>
-        <w:t> </w:t>
-      </w:r>
-      <w:r>
-        <w:rPr>
-          <w:w w:val="110"/>
-        </w:rPr>
-        <w:t>of</w:t>
-      </w:r>
-      <w:r>
-        <w:rPr>
-          <w:spacing w:val="-6"/>
-          <w:w w:val="110"/>
-        </w:rPr>
-        <w:t> </w:t>
-      </w:r>
-      <w:r>
-        <w:rPr>
-          <w:w w:val="110"/>
-        </w:rPr>
-        <w:t>Asian</w:t>
-      </w:r>
-      <w:r>
-        <w:rPr>
-          <w:spacing w:val="-6"/>
-          <w:w w:val="110"/>
-        </w:rPr>
-        <w:t> </w:t>
-      </w:r>
-      <w:r>
-        <w:rPr>
-          <w:w w:val="110"/>
-        </w:rPr>
-        <w:t>grandpar-ents in the third generation.</w:t>
-      </w:r>
-      <w:r>
-        <w:rPr>
-          <w:spacing w:val="40"/>
-          <w:w w:val="110"/>
-        </w:rPr>
-        <w:t> </w:t>
-      </w:r>
-      <w:r>
-        <w:rPr>
-          <w:w w:val="110"/>
-        </w:rPr>
-        <w:t>Higher parental education increases the probability of</w:t>
-      </w:r>
-      <w:r>
-        <w:rPr>
-          <w:w w:val="110"/>
-        </w:rPr>
-        <w:t> Asian</w:t>
-      </w:r>
-      <w:r>
-        <w:rPr>
-          <w:w w:val="110"/>
-        </w:rPr>
-        <w:t> identification</w:t>
-      </w:r>
-      <w:r>
-        <w:rPr>
-          <w:w w:val="110"/>
-        </w:rPr>
-        <w:t> on</w:t>
-      </w:r>
-      <w:r>
-        <w:rPr>
-          <w:w w:val="110"/>
-        </w:rPr>
-        <w:t> average,</w:t>
-      </w:r>
-      <w:r>
-        <w:rPr>
-          <w:w w:val="110"/>
-        </w:rPr>
-        <w:t> but</w:t>
-      </w:r>
-      <w:r>
-        <w:rPr>
-          <w:w w:val="110"/>
-        </w:rPr>
-        <w:t> this</w:t>
-      </w:r>
-      <w:r>
-        <w:rPr>
-          <w:w w:val="110"/>
-        </w:rPr>
-        <w:t> relationship</w:t>
-      </w:r>
-      <w:r>
-        <w:rPr>
-          <w:w w:val="110"/>
-        </w:rPr>
-        <w:t> is</w:t>
-      </w:r>
-      <w:r>
-        <w:rPr>
-          <w:w w:val="110"/>
-        </w:rPr>
-        <w:t> weaker</w:t>
-      </w:r>
-      <w:r>
-        <w:rPr>
-          <w:w w:val="110"/>
-        </w:rPr>
-        <w:t> in</w:t>
-      </w:r>
-      <w:r>
-        <w:rPr>
-          <w:w w:val="110"/>
-        </w:rPr>
-        <w:t> high-bias environments; the interaction between state-level bias and parental education is negative and statistically significant.</w:t>
-      </w:r>
-      <w:r>
-        <w:rPr>
-          <w:spacing w:val="40"/>
-          <w:w w:val="110"/>
-        </w:rPr>
-        <w:t> </w:t>
-      </w:r>
-      <w:r>
-        <w:rPr>
-          <w:w w:val="110"/>
-        </w:rPr>
-        <w:t>In high-bias areas, individuals with higher parental</w:t>
+        <w:t xml:space="preserve"> </w:t>
+      </w:r>
+      <w:r>
+        <w:rPr>
+          <w:w w:val="110"/>
+        </w:rPr>
+        <w:t>J71,</w:t>
       </w:r>
       <w:r>
         <w:rPr>
           <w:spacing w:val="-17"/>
           <w:w w:val="110"/>
         </w:rPr>
-        <w:t> </w:t>
-      </w:r>
-      <w:r>
-        <w:rPr>
-          <w:w w:val="110"/>
-        </w:rPr>
-        <w:t>education</w:t>
-      </w:r>
-      <w:r>
-        <w:rPr>
-          <w:spacing w:val="-16"/>
-          <w:w w:val="110"/>
-        </w:rPr>
-        <w:t> </w:t>
-      </w:r>
-      <w:r>
-        <w:rPr>
-          <w:w w:val="110"/>
-        </w:rPr>
-        <w:t>are</w:t>
-      </w:r>
-      <w:r>
-        <w:rPr>
-          <w:spacing w:val="-17"/>
-          <w:w w:val="110"/>
-        </w:rPr>
-        <w:t> </w:t>
-      </w:r>
-      <w:r>
-        <w:rPr>
-          <w:w w:val="110"/>
-        </w:rPr>
-        <w:t>less</w:t>
-      </w:r>
-      <w:r>
-        <w:rPr>
-          <w:spacing w:val="-16"/>
-          <w:w w:val="110"/>
-        </w:rPr>
-        <w:t> </w:t>
-      </w:r>
-      <w:r>
-        <w:rPr>
-          <w:w w:val="110"/>
-        </w:rPr>
-        <w:t>likely</w:t>
-      </w:r>
-      <w:r>
-        <w:rPr>
-          <w:spacing w:val="-17"/>
-          <w:w w:val="110"/>
-        </w:rPr>
-        <w:t> </w:t>
-      </w:r>
-      <w:r>
-        <w:rPr>
-          <w:w w:val="110"/>
-        </w:rPr>
-        <w:t>to</w:t>
-      </w:r>
-      <w:r>
-        <w:rPr>
-          <w:spacing w:val="-16"/>
-          <w:w w:val="110"/>
-        </w:rPr>
-        <w:t> </w:t>
-      </w:r>
-      <w:r>
-        <w:rPr>
-          <w:w w:val="110"/>
-        </w:rPr>
-        <w:t>identify</w:t>
-      </w:r>
-      <w:r>
-        <w:rPr>
-          <w:spacing w:val="-17"/>
-          <w:w w:val="110"/>
-        </w:rPr>
-        <w:t> </w:t>
-      </w:r>
-      <w:r>
-        <w:rPr>
-          <w:w w:val="110"/>
-        </w:rPr>
-        <w:t>as</w:t>
-      </w:r>
-      <w:r>
-        <w:rPr>
-          <w:spacing w:val="-16"/>
-          <w:w w:val="110"/>
-        </w:rPr>
-        <w:t> </w:t>
-      </w:r>
-      <w:r>
-        <w:rPr>
-          <w:w w:val="110"/>
-        </w:rPr>
-        <w:t>Asian,</w:t>
-      </w:r>
-      <w:r>
-        <w:rPr>
-          <w:spacing w:val="-17"/>
-          <w:w w:val="110"/>
-        </w:rPr>
-        <w:t> </w:t>
-      </w:r>
-      <w:r>
-        <w:rPr>
-          <w:w w:val="110"/>
-        </w:rPr>
-        <w:t>leading</w:t>
-      </w:r>
-      <w:r>
-        <w:rPr>
-          <w:spacing w:val="-16"/>
-          <w:w w:val="110"/>
-        </w:rPr>
-        <w:t> </w:t>
-      </w:r>
-      <w:r>
-        <w:rPr>
-          <w:w w:val="110"/>
-        </w:rPr>
-        <w:t>to</w:t>
-      </w:r>
-      <w:r>
-        <w:rPr>
-          <w:spacing w:val="-17"/>
-          <w:w w:val="110"/>
-        </w:rPr>
-        <w:t> </w:t>
-      </w:r>
-      <w:r>
-        <w:rPr>
-          <w:w w:val="110"/>
-        </w:rPr>
-        <w:t>negative</w:t>
-      </w:r>
-      <w:r>
-        <w:rPr>
-          <w:spacing w:val="-16"/>
-          <w:w w:val="110"/>
-        </w:rPr>
-        <w:t> </w:t>
-      </w:r>
-      <w:r>
-        <w:rPr>
-          <w:w w:val="110"/>
-        </w:rPr>
-        <w:t>selection on</w:t>
-      </w:r>
-      <w:r>
-        <w:rPr>
-          <w:spacing w:val="-16"/>
-          <w:w w:val="110"/>
-        </w:rPr>
-        <w:t> </w:t>
-      </w:r>
-      <w:r>
-        <w:rPr>
-          <w:w w:val="110"/>
-        </w:rPr>
-        <w:t>socioeconomic</w:t>
-      </w:r>
-      <w:r>
-        <w:rPr>
-          <w:spacing w:val="-16"/>
-          <w:w w:val="110"/>
-        </w:rPr>
-        <w:t> </w:t>
-      </w:r>
-      <w:r>
-        <w:rPr>
-          <w:w w:val="110"/>
-        </w:rPr>
-        <w:t>status</w:t>
-      </w:r>
-      <w:r>
-        <w:rPr>
-          <w:spacing w:val="-16"/>
-          <w:w w:val="110"/>
-        </w:rPr>
-        <w:t> </w:t>
-      </w:r>
-      <w:r>
-        <w:rPr>
-          <w:w w:val="110"/>
-        </w:rPr>
-        <w:t>within</w:t>
-      </w:r>
-      <w:r>
-        <w:rPr>
-          <w:spacing w:val="-16"/>
-          <w:w w:val="110"/>
-        </w:rPr>
-        <w:t> </w:t>
-      </w:r>
-      <w:r>
-        <w:rPr>
-          <w:w w:val="110"/>
-        </w:rPr>
-        <w:t>the</w:t>
-      </w:r>
-      <w:r>
-        <w:rPr>
-          <w:spacing w:val="-17"/>
-          <w:w w:val="110"/>
-        </w:rPr>
-        <w:t> </w:t>
-      </w:r>
-      <w:r>
-        <w:rPr>
-          <w:w w:val="110"/>
-        </w:rPr>
-        <w:t>remaining</w:t>
-      </w:r>
-      <w:r>
-        <w:rPr>
-          <w:spacing w:val="-15"/>
-          <w:w w:val="110"/>
-        </w:rPr>
-        <w:t> </w:t>
-      </w:r>
-      <w:r>
-        <w:rPr>
-          <w:w w:val="110"/>
-        </w:rPr>
-        <w:t>Asian-identified</w:t>
-      </w:r>
-      <w:r>
-        <w:rPr>
-          <w:spacing w:val="-16"/>
-          <w:w w:val="110"/>
-        </w:rPr>
-        <w:t> </w:t>
-      </w:r>
-      <w:r>
-        <w:rPr>
-          <w:w w:val="110"/>
-        </w:rPr>
-        <w:t>sample. This</w:t>
-      </w:r>
-      <w:r>
-        <w:rPr>
-          <w:spacing w:val="-16"/>
-          <w:w w:val="110"/>
-        </w:rPr>
-        <w:t> </w:t>
-      </w:r>
-      <w:r>
-        <w:rPr>
-          <w:w w:val="110"/>
-        </w:rPr>
-        <w:t>com-</w:t>
-      </w:r>
-      <w:r>
-        <w:rPr>
-          <w:spacing w:val="-2"/>
-          <w:w w:val="110"/>
-        </w:rPr>
-        <w:t>positional</w:t>
-      </w:r>
-      <w:r>
-        <w:rPr>
-          <w:spacing w:val="-3"/>
-          <w:w w:val="110"/>
-        </w:rPr>
-        <w:t> </w:t>
-      </w:r>
-      <w:r>
-        <w:rPr>
-          <w:spacing w:val="-2"/>
-          <w:w w:val="110"/>
-        </w:rPr>
-        <w:t>shift</w:t>
-      </w:r>
-      <w:r>
-        <w:rPr>
-          <w:spacing w:val="-3"/>
-          <w:w w:val="110"/>
-        </w:rPr>
-        <w:t> </w:t>
-      </w:r>
-      <w:r>
-        <w:rPr>
-          <w:spacing w:val="-2"/>
-          <w:w w:val="110"/>
-        </w:rPr>
-        <w:t>implies</w:t>
-      </w:r>
-      <w:r>
-        <w:rPr>
-          <w:spacing w:val="-3"/>
-          <w:w w:val="110"/>
-        </w:rPr>
-        <w:t> </w:t>
-      </w:r>
-      <w:r>
-        <w:rPr>
-          <w:spacing w:val="-2"/>
-          <w:w w:val="110"/>
-        </w:rPr>
-        <w:t>that</w:t>
-      </w:r>
-      <w:r>
-        <w:rPr>
-          <w:spacing w:val="-3"/>
-          <w:w w:val="110"/>
-        </w:rPr>
-        <w:t> </w:t>
-      </w:r>
-      <w:r>
-        <w:rPr>
-          <w:spacing w:val="-2"/>
-          <w:w w:val="110"/>
-        </w:rPr>
-        <w:t>conventional</w:t>
-      </w:r>
-      <w:r>
-        <w:rPr>
-          <w:spacing w:val="-3"/>
-          <w:w w:val="110"/>
-        </w:rPr>
-        <w:t> </w:t>
-      </w:r>
-      <w:r>
-        <w:rPr>
-          <w:spacing w:val="-2"/>
-          <w:w w:val="110"/>
-        </w:rPr>
-        <w:t>estimates</w:t>
-      </w:r>
-      <w:r>
-        <w:rPr>
-          <w:spacing w:val="-3"/>
-          <w:w w:val="110"/>
-        </w:rPr>
-        <w:t> </w:t>
-      </w:r>
-      <w:r>
-        <w:rPr>
-          <w:spacing w:val="-2"/>
-          <w:w w:val="110"/>
-        </w:rPr>
-        <w:t>overestimate</w:t>
-      </w:r>
-      <w:r>
-        <w:rPr>
-          <w:spacing w:val="-3"/>
-          <w:w w:val="110"/>
-        </w:rPr>
-        <w:t> </w:t>
-      </w:r>
-      <w:r>
-        <w:rPr>
-          <w:spacing w:val="-2"/>
-          <w:w w:val="110"/>
-        </w:rPr>
-        <w:t>Asian–White</w:t>
-      </w:r>
-      <w:r>
-        <w:rPr>
-          <w:spacing w:val="-3"/>
-          <w:w w:val="110"/>
-        </w:rPr>
-        <w:t> </w:t>
-      </w:r>
-      <w:r>
-        <w:rPr>
-          <w:spacing w:val="-2"/>
-          <w:w w:val="110"/>
-        </w:rPr>
-        <w:t>dis-</w:t>
-      </w:r>
-      <w:r>
-        <w:rPr>
-          <w:w w:val="110"/>
-        </w:rPr>
-        <w:t>parities</w:t>
-      </w:r>
-      <w:r>
-        <w:rPr>
-          <w:spacing w:val="-17"/>
-          <w:w w:val="110"/>
-        </w:rPr>
-        <w:t> </w:t>
-      </w:r>
-      <w:r>
-        <w:rPr>
-          <w:w w:val="110"/>
-        </w:rPr>
-        <w:t>in</w:t>
-      </w:r>
-      <w:r>
-        <w:rPr>
-          <w:spacing w:val="-16"/>
-          <w:w w:val="110"/>
-        </w:rPr>
-        <w:t> </w:t>
-      </w:r>
-      <w:r>
-        <w:rPr>
-          <w:w w:val="110"/>
-        </w:rPr>
-        <w:t>areas</w:t>
-      </w:r>
-      <w:r>
-        <w:rPr>
-          <w:spacing w:val="-17"/>
-          <w:w w:val="110"/>
-        </w:rPr>
-        <w:t> </w:t>
-      </w:r>
-      <w:r>
-        <w:rPr>
-          <w:w w:val="110"/>
-        </w:rPr>
-        <w:t>with</w:t>
-      </w:r>
-      <w:r>
-        <w:rPr>
-          <w:spacing w:val="-16"/>
-          <w:w w:val="110"/>
-        </w:rPr>
-        <w:t> </w:t>
-      </w:r>
-      <w:r>
-        <w:rPr>
-          <w:w w:val="110"/>
-        </w:rPr>
-        <w:t>high</w:t>
-      </w:r>
-      <w:r>
-        <w:rPr>
-          <w:spacing w:val="-17"/>
-          <w:w w:val="110"/>
-        </w:rPr>
-        <w:t> </w:t>
-      </w:r>
-      <w:r>
-        <w:rPr>
-          <w:w w:val="110"/>
-        </w:rPr>
-        <w:t>levels</w:t>
-      </w:r>
-      <w:r>
-        <w:rPr>
-          <w:spacing w:val="-16"/>
-          <w:w w:val="110"/>
-        </w:rPr>
-        <w:t> </w:t>
-      </w:r>
-      <w:r>
-        <w:rPr>
-          <w:w w:val="110"/>
-        </w:rPr>
-        <w:t>of</w:t>
-      </w:r>
-      <w:r>
-        <w:rPr>
-          <w:spacing w:val="-17"/>
-          <w:w w:val="110"/>
-        </w:rPr>
-        <w:t> </w:t>
-      </w:r>
-      <w:r>
-        <w:rPr>
-          <w:w w:val="110"/>
-        </w:rPr>
-        <w:t>prejudice.</w:t>
-      </w:r>
-      <w:r>
-        <w:rPr>
-          <w:b/>
-          <w:w w:val="110"/>
-        </w:rPr>
-        <w:t>JEL</w:t>
-      </w:r>
-      <w:r>
-        <w:rPr>
-          <w:w w:val="110"/>
-        </w:rPr>
-        <w:t>:</w:t>
-      </w:r>
-      <w:r>
-        <w:rPr>
-          <w:spacing w:val="-16"/>
-          <w:w w:val="110"/>
-        </w:rPr>
-        <w:t> </w:t>
-      </w:r>
-      <w:r>
-        <w:rPr>
-          <w:w w:val="110"/>
-        </w:rPr>
-        <w:t>I310,</w:t>
-      </w:r>
-      <w:r>
-        <w:rPr>
-          <w:spacing w:val="-17"/>
-          <w:w w:val="110"/>
-        </w:rPr>
-        <w:t> </w:t>
-      </w:r>
-      <w:r>
-        <w:rPr>
-          <w:w w:val="110"/>
-        </w:rPr>
-        <w:t>J15,</w:t>
-      </w:r>
-      <w:r>
-        <w:rPr>
-          <w:spacing w:val="-16"/>
-          <w:w w:val="110"/>
-        </w:rPr>
-        <w:t> </w:t>
-      </w:r>
-      <w:r>
-        <w:rPr>
-          <w:w w:val="110"/>
-        </w:rPr>
-        <w:t>J71,</w:t>
-      </w:r>
-      <w:r>
-        <w:rPr>
-          <w:spacing w:val="-17"/>
-          <w:w w:val="110"/>
-        </w:rPr>
-        <w:t> </w:t>
+        <w:t xml:space="preserve"> </w:t>
       </w:r>
       <w:r>
         <w:rPr>
@@ -3625,13 +2846,14 @@
     <w:p>
       <w:pPr>
         <w:pStyle w:val="BodyText"/>
-        <w:spacing w:after="0" w:line="415" w:lineRule="auto"/>
+        <w:spacing w:line="415" w:lineRule="auto"/>
         <w:jc w:val="both"/>
         <w:sectPr>
           <w:headerReference w:type="default" r:id="rId9"/>
           <w:footerReference w:type="default" r:id="rId10"/>
           <w:pgSz w:w="12240" w:h="15840"/>
-          <w:pgMar w:header="1820" w:footer="2279" w:top="2240" w:bottom="2460" w:left="1800" w:right="1800"/>
+          <w:pgMar w:top="2240" w:right="1800" w:bottom="2460" w:left="1800" w:header="1820" w:footer="2279" w:gutter="0"/>
+          <w:cols w:space="720"/>
         </w:sectPr>
       </w:pPr>
     </w:p>
@@ -3665,32 +2887,20 @@
           <w:spacing w:val="39"/>
           <w:w w:val="110"/>
         </w:rPr>
-        <w:t> </w:t>
-      </w:r>
-      <w:r>
-        <w:rPr>
-          <w:w w:val="110"/>
-        </w:rPr>
-        <w:t>Economics of Minorities,</w:t>
-      </w:r>
-      <w:r>
-        <w:rPr>
-          <w:w w:val="110"/>
-        </w:rPr>
-        <w:t> Race,</w:t>
-      </w:r>
-      <w:r>
-        <w:rPr>
-          <w:w w:val="110"/>
-        </w:rPr>
-        <w:t> and Immigrants;</w:t>
+        <w:t xml:space="preserve"> </w:t>
+      </w:r>
+      <w:r>
+        <w:rPr>
+          <w:w w:val="110"/>
+        </w:rPr>
+        <w:t>Economics of Minorities, Race, and Immigrants;</w:t>
       </w:r>
       <w:r>
         <w:rPr>
           <w:spacing w:val="16"/>
           <w:w w:val="110"/>
         </w:rPr>
-        <w:t> </w:t>
+        <w:t xml:space="preserve"> </w:t>
       </w:r>
       <w:r>
         <w:rPr>
@@ -3702,12 +2912,13 @@
     <w:p>
       <w:pPr>
         <w:pStyle w:val="BodyText"/>
-        <w:spacing w:after="0" w:line="415" w:lineRule="auto"/>
+        <w:spacing w:line="415" w:lineRule="auto"/>
         <w:sectPr>
           <w:headerReference w:type="default" r:id="rId11"/>
           <w:footerReference w:type="default" r:id="rId12"/>
           <w:pgSz w:w="12240" w:h="15840"/>
-          <w:pgMar w:header="1820" w:footer="2279" w:top="2240" w:bottom="2460" w:left="1800" w:right="1800"/>
+          <w:pgMar w:top="2240" w:right="1800" w:bottom="2460" w:left="1800" w:header="1820" w:footer="2279" w:gutter="0"/>
+          <w:cols w:space="720"/>
         </w:sectPr>
       </w:pPr>
     </w:p>
@@ -3735,7 +2946,7 @@
           <w:spacing w:val="-3"/>
           <w:w w:val="110"/>
         </w:rPr>
-        <w:t> </w:t>
+        <w:t xml:space="preserve"> </w:t>
       </w:r>
       <w:r>
         <w:rPr>
@@ -3748,7 +2959,7 @@
           <w:spacing w:val="-2"/>
           <w:w w:val="110"/>
         </w:rPr>
-        <w:t> </w:t>
+        <w:t xml:space="preserve"> </w:t>
       </w:r>
       <w:r>
         <w:rPr>
@@ -3761,7 +2972,7 @@
           <w:spacing w:val="-2"/>
           <w:w w:val="110"/>
         </w:rPr>
-        <w:t> </w:t>
+        <w:t xml:space="preserve"> </w:t>
       </w:r>
       <w:r>
         <w:rPr>
@@ -3774,7 +2985,7 @@
           <w:spacing w:val="-1"/>
           <w:w w:val="110"/>
         </w:rPr>
-        <w:t> </w:t>
+        <w:t xml:space="preserve"> </w:t>
       </w:r>
       <w:r>
         <w:rPr>
@@ -3787,7 +2998,7 @@
           <w:spacing w:val="-3"/>
           <w:w w:val="110"/>
         </w:rPr>
-        <w:t> </w:t>
+        <w:t xml:space="preserve"> </w:t>
       </w:r>
       <w:r>
         <w:rPr>
@@ -3800,20 +3011,22 @@
           <w:spacing w:val="-1"/>
           <w:w w:val="110"/>
         </w:rPr>
-        <w:t> </w:t>
-      </w:r>
+        <w:t xml:space="preserve"> </w:t>
+      </w:r>
+      <w:proofErr w:type="spellStart"/>
       <w:r>
         <w:rPr>
           <w:w w:val="110"/>
         </w:rPr>
         <w:t>Chinhui</w:t>
       </w:r>
+      <w:proofErr w:type="spellEnd"/>
       <w:r>
         <w:rPr>
           <w:spacing w:val="-3"/>
           <w:w w:val="110"/>
         </w:rPr>
-        <w:t> </w:t>
+        <w:t xml:space="preserve"> </w:t>
       </w:r>
       <w:r>
         <w:rPr>
@@ -3826,7 +3039,7 @@
           <w:spacing w:val="-1"/>
           <w:w w:val="110"/>
         </w:rPr>
-        <w:t> </w:t>
+        <w:t xml:space="preserve"> </w:t>
       </w:r>
       <w:r>
         <w:rPr>
@@ -3839,7 +3052,7 @@
           <w:spacing w:val="-3"/>
           <w:w w:val="110"/>
         </w:rPr>
-        <w:t> </w:t>
+        <w:t xml:space="preserve"> </w:t>
       </w:r>
       <w:r>
         <w:rPr>
@@ -3852,7 +3065,7 @@
           <w:spacing w:val="-1"/>
           <w:w w:val="110"/>
         </w:rPr>
-        <w:t> </w:t>
+        <w:t xml:space="preserve"> </w:t>
       </w:r>
       <w:r>
         <w:rPr>
@@ -3865,26 +3078,20 @@
           <w:spacing w:val="40"/>
           <w:w w:val="110"/>
         </w:rPr>
-        <w:t> </w:t>
-      </w:r>
-      <w:r>
-        <w:rPr>
-          <w:w w:val="110"/>
-        </w:rPr>
-        <w:t>I also thank Aimee Chin, </w:t>
-      </w:r>
-      <w:r>
-        <w:rPr>
-          <w:w w:val="110"/>
-        </w:rPr>
-        <w:t>Steven Craig,</w:t>
+        <w:t xml:space="preserve"> </w:t>
+      </w:r>
+      <w:r>
+        <w:rPr>
+          <w:w w:val="110"/>
+        </w:rPr>
+        <w:t>I also thank Aimee Chin, Steven Craig,</w:t>
       </w:r>
       <w:r>
         <w:rPr>
           <w:spacing w:val="-1"/>
           <w:w w:val="110"/>
         </w:rPr>
-        <w:t> </w:t>
+        <w:t xml:space="preserve"> </w:t>
       </w:r>
       <w:r>
         <w:rPr>
@@ -3897,7 +3104,7 @@
           <w:spacing w:val="-3"/>
           <w:w w:val="110"/>
         </w:rPr>
-        <w:t> </w:t>
+        <w:t xml:space="preserve"> </w:t>
       </w:r>
       <w:r>
         <w:rPr>
@@ -3910,7 +3117,7 @@
           <w:spacing w:val="-1"/>
           <w:w w:val="110"/>
         </w:rPr>
-        <w:t> </w:t>
+        <w:t xml:space="preserve"> </w:t>
       </w:r>
       <w:r>
         <w:rPr>
@@ -3923,7 +3130,7 @@
           <w:spacing w:val="-3"/>
           <w:w w:val="110"/>
         </w:rPr>
-        <w:t> </w:t>
+        <w:t xml:space="preserve"> </w:t>
       </w:r>
       <w:r>
         <w:rPr>
@@ -3936,7 +3143,7 @@
           <w:spacing w:val="-1"/>
           <w:w w:val="110"/>
         </w:rPr>
-        <w:t> </w:t>
+        <w:t xml:space="preserve"> </w:t>
       </w:r>
       <w:r>
         <w:rPr>
@@ -3949,7 +3156,7 @@
           <w:spacing w:val="-3"/>
           <w:w w:val="110"/>
         </w:rPr>
-        <w:t> </w:t>
+        <w:t xml:space="preserve"> </w:t>
       </w:r>
       <w:r>
         <w:rPr>
@@ -3962,7 +3169,7 @@
           <w:spacing w:val="-1"/>
           <w:w w:val="110"/>
         </w:rPr>
-        <w:t> </w:t>
+        <w:t xml:space="preserve"> </w:t>
       </w:r>
       <w:r>
         <w:rPr>
@@ -3975,7 +3182,7 @@
           <w:spacing w:val="-3"/>
           <w:w w:val="110"/>
         </w:rPr>
-        <w:t> </w:t>
+        <w:t xml:space="preserve"> </w:t>
       </w:r>
       <w:r>
         <w:rPr>
@@ -3988,7 +3195,7 @@
           <w:spacing w:val="-3"/>
           <w:w w:val="110"/>
         </w:rPr>
-        <w:t> </w:t>
+        <w:t xml:space="preserve"> </w:t>
       </w:r>
       <w:r>
         <w:rPr>
@@ -4001,7 +3208,7 @@
           <w:spacing w:val="-3"/>
           <w:w w:val="110"/>
         </w:rPr>
-        <w:t> </w:t>
+        <w:t xml:space="preserve"> </w:t>
       </w:r>
       <w:r>
         <w:rPr>
@@ -4014,7 +3221,7 @@
           <w:spacing w:val="-3"/>
           <w:w w:val="110"/>
         </w:rPr>
-        <w:t> </w:t>
+        <w:t xml:space="preserve"> </w:t>
       </w:r>
       <w:r>
         <w:rPr>
@@ -4027,19 +3234,13 @@
           <w:spacing w:val="-3"/>
           <w:w w:val="110"/>
         </w:rPr>
-        <w:t> </w:t>
-      </w:r>
-      <w:r>
-        <w:rPr>
-          <w:w w:val="110"/>
-        </w:rPr>
-        <w:t>Applied Microeconomics Workshop at the University of Houston,</w:t>
-      </w:r>
-      <w:r>
-        <w:rPr>
-          <w:w w:val="110"/>
-        </w:rPr>
-        <w:t> the European Society </w:t>
+        <w:t xml:space="preserve"> </w:t>
+      </w:r>
+      <w:r>
+        <w:rPr>
+          <w:w w:val="110"/>
+        </w:rPr>
+        <w:t xml:space="preserve">Applied Microeconomics Workshop at the University of Houston, the European Society </w:t>
       </w:r>
       <w:r>
         <w:rPr>
@@ -4053,7 +3254,7 @@
           <w:spacing w:val="-9"/>
           <w:w w:val="110"/>
         </w:rPr>
-        <w:t> </w:t>
+        <w:t xml:space="preserve"> </w:t>
       </w:r>
       <w:r>
         <w:rPr>
@@ -4067,7 +3268,7 @@
           <w:spacing w:val="-9"/>
           <w:w w:val="110"/>
         </w:rPr>
-        <w:t> </w:t>
+        <w:t xml:space="preserve"> </w:t>
       </w:r>
       <w:r>
         <w:rPr>
@@ -4081,7 +3282,7 @@
           <w:spacing w:val="-9"/>
           <w:w w:val="110"/>
         </w:rPr>
-        <w:t> </w:t>
+        <w:t xml:space="preserve"> </w:t>
       </w:r>
       <w:r>
         <w:rPr>
@@ -4095,7 +3296,7 @@
           <w:spacing w:val="-9"/>
           <w:w w:val="110"/>
         </w:rPr>
-        <w:t> </w:t>
+        <w:t xml:space="preserve"> </w:t>
       </w:r>
       <w:r>
         <w:rPr>
@@ -4109,7 +3310,7 @@
           <w:spacing w:val="-9"/>
           <w:w w:val="110"/>
         </w:rPr>
-        <w:t> </w:t>
+        <w:t xml:space="preserve"> </w:t>
       </w:r>
       <w:r>
         <w:rPr>
@@ -4123,7 +3324,7 @@
           <w:spacing w:val="-9"/>
           <w:w w:val="110"/>
         </w:rPr>
-        <w:t> </w:t>
+        <w:t xml:space="preserve"> </w:t>
       </w:r>
       <w:r>
         <w:rPr>
@@ -4137,7 +3338,7 @@
           <w:spacing w:val="-7"/>
           <w:w w:val="110"/>
         </w:rPr>
-        <w:t> </w:t>
+        <w:t xml:space="preserve"> </w:t>
       </w:r>
       <w:r>
         <w:rPr>
@@ -4151,7 +3352,7 @@
           <w:spacing w:val="-9"/>
           <w:w w:val="110"/>
         </w:rPr>
-        <w:t> </w:t>
+        <w:t xml:space="preserve"> </w:t>
       </w:r>
       <w:r>
         <w:rPr>
@@ -4165,7 +3366,7 @@
           <w:spacing w:val="-9"/>
           <w:w w:val="110"/>
         </w:rPr>
-        <w:t> </w:t>
+        <w:t xml:space="preserve"> </w:t>
       </w:r>
       <w:r>
         <w:rPr>
@@ -4179,7 +3380,7 @@
           <w:spacing w:val="-9"/>
           <w:w w:val="110"/>
         </w:rPr>
-        <w:t> </w:t>
+        <w:t xml:space="preserve"> </w:t>
       </w:r>
       <w:r>
         <w:rPr>
@@ -4193,14 +3394,14 @@
           <w:spacing w:val="-9"/>
           <w:w w:val="110"/>
         </w:rPr>
-        <w:t> </w:t>
+        <w:t xml:space="preserve"> </w:t>
       </w:r>
       <w:r>
         <w:rPr>
           <w:spacing w:val="-2"/>
           <w:w w:val="110"/>
         </w:rPr>
-        <w:t>their </w:t>
+        <w:t xml:space="preserve">their </w:t>
       </w:r>
       <w:r>
         <w:rPr>
@@ -4213,14 +3414,34 @@
       <w:headerReference w:type="default" r:id="rId13"/>
       <w:footerReference w:type="default" r:id="rId14"/>
       <w:pgSz w:w="12240" w:h="15840"/>
-      <w:pgMar w:header="1820" w:footer="2279" w:top="2240" w:bottom="2460" w:left="1800" w:right="1800"/>
+      <w:pgMar w:top="2240" w:right="1800" w:bottom="2460" w:left="1800" w:header="1820" w:footer="2279" w:gutter="0"/>
+      <w:cols w:space="720"/>
     </w:sectPr>
   </w:body>
 </w:document>
 </file>
 
+<file path=word/endnotes.xml><?xml version="1.0" encoding="utf-8"?>
+<w:endnotes xmlns:wpc="http://schemas.microsoft.com/office/word/2010/wordprocessingCanvas" xmlns:cx="http://schemas.microsoft.com/office/drawing/2014/chartex" xmlns:cx1="http://schemas.microsoft.com/office/drawing/2015/9/8/chartex" xmlns:cx2="http://schemas.microsoft.com/office/drawing/2015/10/21/chartex" xmlns:cx3="http://schemas.microsoft.com/office/drawing/2016/5/9/chartex" xmlns:cx4="http://schemas.microsoft.com/office/drawing/2016/5/10/chartex" xmlns:cx5="http://schemas.microsoft.com/office/drawing/2016/5/11/chartex" xmlns:cx6="http://schemas.microsoft.com/office/drawing/2016/5/12/chartex" xmlns:cx7="http://schemas.microsoft.com/office/drawing/2016/5/13/chartex" xmlns:cx8="http://schemas.microsoft.com/office/drawing/2016/5/14/chartex" xmlns:mc="http://schemas.openxmlformats.org/markup-compatibility/2006" xmlns:m="http://schemas.openxmlformats.org/officeDocument/2006/math" xmlns:aink="http://schemas.microsoft.com/office/drawing/2016/ink" xmlns:am3d="http://schemas.microsoft.com/office/drawing/2017/model3d" xmlns:oel="http://schemas.microsoft.com/office/2019/extlst" xmlns:r="http://schemas.openxmlformats.org/officeDocument/2006/relationships" xmlns:wp14="http://schemas.microsoft.com/office/word/2010/wordprocessingDrawing" xmlns:wp="http://schemas.openxmlformats.org/drawingml/2006/wordprocessingDrawing" xmlns:wpg="http://schemas.microsoft.com/office/word/2010/wordprocessingGroup" xmlns:wpi="http://schemas.microsoft.com/office/word/2010/wordprocessingInk" xmlns:wps="http://schemas.microsoft.com/office/word/2010/wordprocessingShape" xmlns:o="urn:schemas-microsoft-com:office:office" xmlns:v="urn:schemas-microsoft-com:vml" xmlns:w10="urn:schemas-microsoft-com:office:word" xmlns:w="http://schemas.openxmlformats.org/wordprocessingml/2006/main" xmlns:w14="http://schemas.microsoft.com/office/word/2010/wordml" xmlns:w15="http://schemas.microsoft.com/office/word/2012/wordml" xmlns:w16cex="http://schemas.microsoft.com/office/word/2018/wordml/cex" xmlns:w16cid="http://schemas.microsoft.com/office/word/2016/wordml/cid" xmlns:w16="http://schemas.microsoft.com/office/word/2018/wordml" xmlns:w16sdtdh="http://schemas.microsoft.com/office/word/2020/wordml/sdtdatahash" xmlns:w16sdtfl="http://schemas.microsoft.com/office/word/2024/wordml/sdtformatlock" xmlns:w16se="http://schemas.microsoft.com/office/word/2015/wordml/symex" xmlns:w16du="http://schemas.microsoft.com/office/word/2023/wordml/word16du" xmlns:wne="http://schemas.microsoft.com/office/word/2006/wordml" mc:Ignorable="w14 w15 w16se w16cid w16 w16cex w16sdtdh w16sdtfl w16du wp14">
+  <w:endnote w:type="separator" w:id="-1">
+    <w:p>
+      <w:r>
+        <w:separator/>
+      </w:r>
+    </w:p>
+  </w:endnote>
+  <w:endnote w:type="continuationSeparator" w:id="0">
+    <w:p>
+      <w:r>
+        <w:continuationSeparator/>
+      </w:r>
+    </w:p>
+  </w:endnote>
+</w:endnotes>
+</file>
+
 <file path=word/footer1.xml><?xml version="1.0" encoding="utf-8"?>
-<w:ftr xmlns:mc="http://schemas.openxmlformats.org/markup-compatibility/2006" xmlns:ve="http://schemas.openxmlformats.org/markup-compatibility/2006" xmlns:o="urn:schemas-microsoft-com:office:office" xmlns:r="http://schemas.openxmlformats.org/officeDocument/2006/relationships" xmlns:m="http://schemas.openxmlformats.org/officeDocument/2006/math" xmlns:v="urn:schemas-microsoft-com:vml" xmlns:wp="http://schemas.openxmlformats.org/drawingml/2006/wordprocessingDrawing" xmlns:w10="urn:schemas-microsoft-com:office:word" xmlns:w="http://schemas.openxmlformats.org/wordprocessingml/2006/main" xmlns:wne="http://schemas.microsoft.com/office/word/2006/wordml" xmlns:a="http://schemas.openxmlformats.org/drawingml/2006/main" xmlns:pic="http://schemas.openxmlformats.org/drawingml/2006/picture" xmlns:wpg="http://schemas.microsoft.com/office/word/2010/wordprocessingGroup" xmlns:wps="http://schemas.microsoft.com/office/word/2010/wordprocessingShape" xmlns:w14="http://schemas.microsoft.com/office/word/2010/wordml" mc:Ignorable="w14" xml:space="preserve">
+<w:ftr xmlns:wpc="http://schemas.microsoft.com/office/word/2010/wordprocessingCanvas" xmlns:cx="http://schemas.microsoft.com/office/drawing/2014/chartex" xmlns:cx1="http://schemas.microsoft.com/office/drawing/2015/9/8/chartex" xmlns:cx2="http://schemas.microsoft.com/office/drawing/2015/10/21/chartex" xmlns:cx3="http://schemas.microsoft.com/office/drawing/2016/5/9/chartex" xmlns:cx4="http://schemas.microsoft.com/office/drawing/2016/5/10/chartex" xmlns:cx5="http://schemas.microsoft.com/office/drawing/2016/5/11/chartex" xmlns:cx6="http://schemas.microsoft.com/office/drawing/2016/5/12/chartex" xmlns:cx7="http://schemas.microsoft.com/office/drawing/2016/5/13/chartex" xmlns:cx8="http://schemas.microsoft.com/office/drawing/2016/5/14/chartex" xmlns:mc="http://schemas.openxmlformats.org/markup-compatibility/2006" xmlns:m="http://schemas.openxmlformats.org/officeDocument/2006/math" xmlns:aink="http://schemas.microsoft.com/office/drawing/2016/ink" xmlns:am3d="http://schemas.microsoft.com/office/drawing/2017/model3d" xmlns:oel="http://schemas.microsoft.com/office/2019/extlst" xmlns:r="http://schemas.openxmlformats.org/officeDocument/2006/relationships" xmlns:wp14="http://schemas.microsoft.com/office/word/2010/wordprocessingDrawing" xmlns:wp="http://schemas.openxmlformats.org/drawingml/2006/wordprocessingDrawing" xmlns:wpg="http://schemas.microsoft.com/office/word/2010/wordprocessingGroup" xmlns:wpi="http://schemas.microsoft.com/office/word/2010/wordprocessingInk" xmlns:wps="http://schemas.microsoft.com/office/word/2010/wordprocessingShape" xmlns:o="urn:schemas-microsoft-com:office:office" xmlns:v="urn:schemas-microsoft-com:vml" xmlns:w10="urn:schemas-microsoft-com:office:word" xmlns:w="http://schemas.openxmlformats.org/wordprocessingml/2006/main" xmlns:w14="http://schemas.microsoft.com/office/word/2010/wordml" xmlns:w15="http://schemas.microsoft.com/office/word/2012/wordml" xmlns:w16cex="http://schemas.microsoft.com/office/word/2018/wordml/cex" xmlns:w16cid="http://schemas.microsoft.com/office/word/2016/wordml/cid" xmlns:w16="http://schemas.microsoft.com/office/word/2018/wordml" xmlns:w16sdtdh="http://schemas.microsoft.com/office/word/2020/wordml/sdtdatahash" xmlns:w16sdtfl="http://schemas.microsoft.com/office/word/2024/wordml/sdtformatlock" xmlns:w16se="http://schemas.microsoft.com/office/word/2015/wordml/symex" xmlns:w16du="http://schemas.microsoft.com/office/word/2023/wordml/word16du" xmlns:wne="http://schemas.microsoft.com/office/word/2006/wordml" mc:Ignorable="w14 w15 w16se w16cid w16 w16cex w16sdtdh w16sdtfl w16du wp14">
   <w:p>
     <w:pPr>
       <w:pStyle w:val="BodyText"/>
@@ -4231,12 +3452,13 @@
     </w:pPr>
     <w:r>
       <w:rPr>
+        <w:noProof/>
         <w:sz w:val="20"/>
       </w:rPr>
       <mc:AlternateContent>
         <mc:Choice Requires="wps">
           <w:drawing>
-            <wp:anchor distT="0" distB="0" distL="0" distR="0" allowOverlap="1" layoutInCell="1" locked="0" behindDoc="1" simplePos="0" relativeHeight="487512064">
+            <wp:anchor distT="0" distB="0" distL="0" distR="0" simplePos="0" relativeHeight="487512064" behindDoc="1" locked="0" layoutInCell="1" allowOverlap="1" wp14:anchorId="5764B7B2" wp14:editId="4DE80E64">
               <wp:simplePos x="0" y="0"/>
               <wp:positionH relativeFrom="page">
                 <wp:posOffset>3826014</wp:posOffset>
@@ -4249,13 +3471,14 @@
               <wp:wrapNone/>
               <wp:docPr id="2" name="Textbox 2"/>
               <wp:cNvGraphicFramePr>
-                <a:graphicFrameLocks/>
+                <a:graphicFrameLocks xmlns:a="http://schemas.openxmlformats.org/drawingml/2006/main"/>
               </wp:cNvGraphicFramePr>
-              <a:graphic>
+              <a:graphic xmlns:a="http://schemas.openxmlformats.org/drawingml/2006/main">
                 <a:graphicData uri="http://schemas.microsoft.com/office/word/2010/wordprocessingShape">
                   <wps:wsp>
-                    <wps:cNvPr id="2" name="Textbox 2"/>
-                    <wps:cNvSpPr txBox="1"/>
+                    <wps:cNvSpPr txBox="1">
+                      <a:spLocks/>
+                    </wps:cNvSpPr>
                     <wps:spPr>
                       <a:xfrm>
                         <a:off x="0" y="0"/>
@@ -4285,7 +3508,7 @@
                               <w:spacing w:val="-10"/>
                               <w:w w:val="105"/>
                             </w:rPr>
-                            <w:instrText> PAGE  \* roman </w:instrText>
+                            <w:instrText xml:space="preserve"> PAGE  \* roman </w:instrText>
                           </w:r>
                           <w:r>
                             <w:rPr>
@@ -4294,6 +3517,7 @@
                             </w:rPr>
                             <w:fldChar w:fldCharType="separate"/>
                           </w:r>
+                          <w:proofErr w:type="spellStart"/>
                           <w:r>
                             <w:rPr>
                               <w:spacing w:val="-10"/>
@@ -4301,6 +3525,7 @@
                             </w:rPr>
                             <w:t>i</w:t>
                           </w:r>
+                          <w:proofErr w:type="spellEnd"/>
                           <w:r>
                             <w:rPr>
                               <w:spacing w:val="-10"/>
@@ -4320,7 +3545,7 @@
             </wp:anchor>
           </w:drawing>
         </mc:Choice>
-        <mc:Fallback>
+        <mc:Fallback xmlns:pic="http://schemas.openxmlformats.org/drawingml/2006/picture" xmlns:a="http://schemas.openxmlformats.org/drawingml/2006/main" xmlns:ve="http://schemas.openxmlformats.org/markup-compatibility/2006">
           <w:pict>
             <v:shape style="position:absolute;margin-left:301.260986pt;margin-top:667.053223pt;width:10.5pt;height:16.7pt;mso-position-horizontal-relative:page;mso-position-vertical-relative:page;z-index:-15804416" type="#_x0000_t202" id="docshape2" filled="false" stroked="false">
               <v:textbox inset="0,0,0,0">
@@ -4380,7 +3605,7 @@
 </file>
 
 <file path=word/footer2.xml><?xml version="1.0" encoding="utf-8"?>
-<w:ftr xmlns:mc="http://schemas.openxmlformats.org/markup-compatibility/2006" xmlns:ve="http://schemas.openxmlformats.org/markup-compatibility/2006" xmlns:o="urn:schemas-microsoft-com:office:office" xmlns:r="http://schemas.openxmlformats.org/officeDocument/2006/relationships" xmlns:m="http://schemas.openxmlformats.org/officeDocument/2006/math" xmlns:v="urn:schemas-microsoft-com:vml" xmlns:wp="http://schemas.openxmlformats.org/drawingml/2006/wordprocessingDrawing" xmlns:w10="urn:schemas-microsoft-com:office:word" xmlns:w="http://schemas.openxmlformats.org/wordprocessingml/2006/main" xmlns:wne="http://schemas.microsoft.com/office/word/2006/wordml" xmlns:a="http://schemas.openxmlformats.org/drawingml/2006/main" xmlns:pic="http://schemas.openxmlformats.org/drawingml/2006/picture" xmlns:wpg="http://schemas.microsoft.com/office/word/2010/wordprocessingGroup" xmlns:wps="http://schemas.microsoft.com/office/word/2010/wordprocessingShape" xmlns:w14="http://schemas.microsoft.com/office/word/2010/wordml" mc:Ignorable="w14" xml:space="preserve">
+<w:ftr xmlns:wpc="http://schemas.microsoft.com/office/word/2010/wordprocessingCanvas" xmlns:cx="http://schemas.microsoft.com/office/drawing/2014/chartex" xmlns:cx1="http://schemas.microsoft.com/office/drawing/2015/9/8/chartex" xmlns:cx2="http://schemas.microsoft.com/office/drawing/2015/10/21/chartex" xmlns:cx3="http://schemas.microsoft.com/office/drawing/2016/5/9/chartex" xmlns:cx4="http://schemas.microsoft.com/office/drawing/2016/5/10/chartex" xmlns:cx5="http://schemas.microsoft.com/office/drawing/2016/5/11/chartex" xmlns:cx6="http://schemas.microsoft.com/office/drawing/2016/5/12/chartex" xmlns:cx7="http://schemas.microsoft.com/office/drawing/2016/5/13/chartex" xmlns:cx8="http://schemas.microsoft.com/office/drawing/2016/5/14/chartex" xmlns:mc="http://schemas.openxmlformats.org/markup-compatibility/2006" xmlns:m="http://schemas.openxmlformats.org/officeDocument/2006/math" xmlns:aink="http://schemas.microsoft.com/office/drawing/2016/ink" xmlns:am3d="http://schemas.microsoft.com/office/drawing/2017/model3d" xmlns:oel="http://schemas.microsoft.com/office/2019/extlst" xmlns:r="http://schemas.openxmlformats.org/officeDocument/2006/relationships" xmlns:wp14="http://schemas.microsoft.com/office/word/2010/wordprocessingDrawing" xmlns:wp="http://schemas.openxmlformats.org/drawingml/2006/wordprocessingDrawing" xmlns:wpg="http://schemas.microsoft.com/office/word/2010/wordprocessingGroup" xmlns:wpi="http://schemas.microsoft.com/office/word/2010/wordprocessingInk" xmlns:wps="http://schemas.microsoft.com/office/word/2010/wordprocessingShape" xmlns:o="urn:schemas-microsoft-com:office:office" xmlns:v="urn:schemas-microsoft-com:vml" xmlns:w10="urn:schemas-microsoft-com:office:word" xmlns:w="http://schemas.openxmlformats.org/wordprocessingml/2006/main" xmlns:w14="http://schemas.microsoft.com/office/word/2010/wordml" xmlns:w15="http://schemas.microsoft.com/office/word/2012/wordml" xmlns:w16cex="http://schemas.microsoft.com/office/word/2018/wordml/cex" xmlns:w16cid="http://schemas.microsoft.com/office/word/2016/wordml/cid" xmlns:w16="http://schemas.microsoft.com/office/word/2018/wordml" xmlns:w16sdtdh="http://schemas.microsoft.com/office/word/2020/wordml/sdtdatahash" xmlns:w16sdtfl="http://schemas.microsoft.com/office/word/2024/wordml/sdtformatlock" xmlns:w16se="http://schemas.microsoft.com/office/word/2015/wordml/symex" xmlns:w16du="http://schemas.microsoft.com/office/word/2023/wordml/word16du" xmlns:wne="http://schemas.microsoft.com/office/word/2006/wordml" mc:Ignorable="w14 w15 w16se w16cid w16 w16cex w16sdtdh w16sdtfl w16du wp14">
   <w:p>
     <w:pPr>
       <w:pStyle w:val="BodyText"/>
@@ -4391,12 +3616,13 @@
     </w:pPr>
     <w:r>
       <w:rPr>
+        <w:noProof/>
         <w:sz w:val="20"/>
       </w:rPr>
       <mc:AlternateContent>
         <mc:Choice Requires="wps">
           <w:drawing>
-            <wp:anchor distT="0" distB="0" distL="0" distR="0" allowOverlap="1" layoutInCell="1" locked="0" behindDoc="1" simplePos="0" relativeHeight="487513088">
+            <wp:anchor distT="0" distB="0" distL="0" distR="0" simplePos="0" relativeHeight="487513088" behindDoc="1" locked="0" layoutInCell="1" allowOverlap="1" wp14:anchorId="1D7AEDFF" wp14:editId="1009237C">
               <wp:simplePos x="0" y="0"/>
               <wp:positionH relativeFrom="page">
                 <wp:posOffset>3803916</wp:posOffset>
@@ -4409,13 +3635,14 @@
               <wp:wrapNone/>
               <wp:docPr id="4" name="Textbox 4"/>
               <wp:cNvGraphicFramePr>
-                <a:graphicFrameLocks/>
+                <a:graphicFrameLocks xmlns:a="http://schemas.openxmlformats.org/drawingml/2006/main"/>
               </wp:cNvGraphicFramePr>
-              <a:graphic>
+              <a:graphic xmlns:a="http://schemas.openxmlformats.org/drawingml/2006/main">
                 <a:graphicData uri="http://schemas.microsoft.com/office/word/2010/wordprocessingShape">
                   <wps:wsp>
-                    <wps:cNvPr id="4" name="Textbox 4"/>
-                    <wps:cNvSpPr txBox="1"/>
+                    <wps:cNvSpPr txBox="1">
+                      <a:spLocks/>
+                    </wps:cNvSpPr>
                     <wps:spPr>
                       <a:xfrm>
                         <a:off x="0" y="0"/>
@@ -4445,7 +3672,7 @@
                               <w:spacing w:val="-5"/>
                               <w:w w:val="105"/>
                             </w:rPr>
-                            <w:instrText> PAGE  \* roman </w:instrText>
+                            <w:instrText xml:space="preserve"> PAGE  \* roman </w:instrText>
                           </w:r>
                           <w:r>
                             <w:rPr>
@@ -4459,8 +3686,17 @@
                               <w:spacing w:val="-5"/>
                               <w:w w:val="105"/>
                             </w:rPr>
-                            <w:t>ii</w:t>
+                            <w:t>i</w:t>
                           </w:r>
+                          <w:proofErr w:type="spellStart"/>
+                          <w:r>
+                            <w:rPr>
+                              <w:spacing w:val="-5"/>
+                              <w:w w:val="105"/>
+                            </w:rPr>
+                            <w:t>i</w:t>
+                          </w:r>
+                          <w:proofErr w:type="spellEnd"/>
                           <w:r>
                             <w:rPr>
                               <w:spacing w:val="-5"/>
@@ -4480,7 +3716,7 @@
             </wp:anchor>
           </w:drawing>
         </mc:Choice>
-        <mc:Fallback>
+        <mc:Fallback xmlns:pic="http://schemas.openxmlformats.org/drawingml/2006/picture" xmlns:a="http://schemas.openxmlformats.org/drawingml/2006/main" xmlns:ve="http://schemas.openxmlformats.org/markup-compatibility/2006">
           <w:pict>
             <v:shape style="position:absolute;margin-left:299.520996pt;margin-top:667.052246pt;width:14pt;height:16.7pt;mso-position-horizontal-relative:page;mso-position-vertical-relative:page;z-index:-15803392" type="#_x0000_t202" id="docshape4" filled="false" stroked="false">
               <v:textbox inset="0,0,0,0">
@@ -4540,7 +3776,7 @@
 </file>
 
 <file path=word/footer3.xml><?xml version="1.0" encoding="utf-8"?>
-<w:ftr xmlns:mc="http://schemas.openxmlformats.org/markup-compatibility/2006" xmlns:ve="http://schemas.openxmlformats.org/markup-compatibility/2006" xmlns:o="urn:schemas-microsoft-com:office:office" xmlns:r="http://schemas.openxmlformats.org/officeDocument/2006/relationships" xmlns:m="http://schemas.openxmlformats.org/officeDocument/2006/math" xmlns:v="urn:schemas-microsoft-com:vml" xmlns:wp="http://schemas.openxmlformats.org/drawingml/2006/wordprocessingDrawing" xmlns:w10="urn:schemas-microsoft-com:office:word" xmlns:w="http://schemas.openxmlformats.org/wordprocessingml/2006/main" xmlns:wne="http://schemas.microsoft.com/office/word/2006/wordml" xmlns:a="http://schemas.openxmlformats.org/drawingml/2006/main" xmlns:pic="http://schemas.openxmlformats.org/drawingml/2006/picture" xmlns:wpg="http://schemas.microsoft.com/office/word/2010/wordprocessingGroup" xmlns:wps="http://schemas.microsoft.com/office/word/2010/wordprocessingShape" xmlns:w14="http://schemas.microsoft.com/office/word/2010/wordml" mc:Ignorable="w14" xml:space="preserve">
+<w:ftr xmlns:wpc="http://schemas.microsoft.com/office/word/2010/wordprocessingCanvas" xmlns:cx="http://schemas.microsoft.com/office/drawing/2014/chartex" xmlns:cx1="http://schemas.microsoft.com/office/drawing/2015/9/8/chartex" xmlns:cx2="http://schemas.microsoft.com/office/drawing/2015/10/21/chartex" xmlns:cx3="http://schemas.microsoft.com/office/drawing/2016/5/9/chartex" xmlns:cx4="http://schemas.microsoft.com/office/drawing/2016/5/10/chartex" xmlns:cx5="http://schemas.microsoft.com/office/drawing/2016/5/11/chartex" xmlns:cx6="http://schemas.microsoft.com/office/drawing/2016/5/12/chartex" xmlns:cx7="http://schemas.microsoft.com/office/drawing/2016/5/13/chartex" xmlns:cx8="http://schemas.microsoft.com/office/drawing/2016/5/14/chartex" xmlns:mc="http://schemas.openxmlformats.org/markup-compatibility/2006" xmlns:m="http://schemas.openxmlformats.org/officeDocument/2006/math" xmlns:aink="http://schemas.microsoft.com/office/drawing/2016/ink" xmlns:am3d="http://schemas.microsoft.com/office/drawing/2017/model3d" xmlns:oel="http://schemas.microsoft.com/office/2019/extlst" xmlns:r="http://schemas.openxmlformats.org/officeDocument/2006/relationships" xmlns:wp14="http://schemas.microsoft.com/office/word/2010/wordprocessingDrawing" xmlns:wp="http://schemas.openxmlformats.org/drawingml/2006/wordprocessingDrawing" xmlns:wpg="http://schemas.microsoft.com/office/word/2010/wordprocessingGroup" xmlns:wpi="http://schemas.microsoft.com/office/word/2010/wordprocessingInk" xmlns:wps="http://schemas.microsoft.com/office/word/2010/wordprocessingShape" xmlns:o="urn:schemas-microsoft-com:office:office" xmlns:v="urn:schemas-microsoft-com:vml" xmlns:w10="urn:schemas-microsoft-com:office:word" xmlns:w="http://schemas.openxmlformats.org/wordprocessingml/2006/main" xmlns:w14="http://schemas.microsoft.com/office/word/2010/wordml" xmlns:w15="http://schemas.microsoft.com/office/word/2012/wordml" xmlns:w16cex="http://schemas.microsoft.com/office/word/2018/wordml/cex" xmlns:w16cid="http://schemas.microsoft.com/office/word/2016/wordml/cid" xmlns:w16="http://schemas.microsoft.com/office/word/2018/wordml" xmlns:w16sdtdh="http://schemas.microsoft.com/office/word/2020/wordml/sdtdatahash" xmlns:w16sdtfl="http://schemas.microsoft.com/office/word/2024/wordml/sdtformatlock" xmlns:w16se="http://schemas.microsoft.com/office/word/2015/wordml/symex" xmlns:w16du="http://schemas.microsoft.com/office/word/2023/wordml/word16du" xmlns:wne="http://schemas.microsoft.com/office/word/2006/wordml" mc:Ignorable="w14 w15 w16se w16cid w16 w16cex w16sdtdh w16sdtfl w16du wp14">
   <w:p>
     <w:pPr>
       <w:pStyle w:val="BodyText"/>
@@ -4551,12 +3787,13 @@
     </w:pPr>
     <w:r>
       <w:rPr>
+        <w:noProof/>
         <w:sz w:val="20"/>
       </w:rPr>
       <mc:AlternateContent>
         <mc:Choice Requires="wps">
           <w:drawing>
-            <wp:anchor distT="0" distB="0" distL="0" distR="0" allowOverlap="1" layoutInCell="1" locked="0" behindDoc="1" simplePos="0" relativeHeight="487514112">
+            <wp:anchor distT="0" distB="0" distL="0" distR="0" simplePos="0" relativeHeight="487514112" behindDoc="1" locked="0" layoutInCell="1" allowOverlap="1" wp14:anchorId="2E774AC3" wp14:editId="317BF3C8">
               <wp:simplePos x="0" y="0"/>
               <wp:positionH relativeFrom="page">
                 <wp:posOffset>3781831</wp:posOffset>
@@ -4569,13 +3806,14 @@
               <wp:wrapNone/>
               <wp:docPr id="6" name="Textbox 6"/>
               <wp:cNvGraphicFramePr>
-                <a:graphicFrameLocks/>
+                <a:graphicFrameLocks xmlns:a="http://schemas.openxmlformats.org/drawingml/2006/main"/>
               </wp:cNvGraphicFramePr>
-              <a:graphic>
+              <a:graphic xmlns:a="http://schemas.openxmlformats.org/drawingml/2006/main">
                 <a:graphicData uri="http://schemas.microsoft.com/office/word/2010/wordprocessingShape">
                   <wps:wsp>
-                    <wps:cNvPr id="6" name="Textbox 6"/>
-                    <wps:cNvSpPr txBox="1"/>
+                    <wps:cNvSpPr txBox="1">
+                      <a:spLocks/>
+                    </wps:cNvSpPr>
                     <wps:spPr>
                       <a:xfrm>
                         <a:off x="0" y="0"/>
@@ -4605,7 +3843,7 @@
                               <w:spacing w:val="-5"/>
                               <w:w w:val="105"/>
                             </w:rPr>
-                            <w:instrText> PAGE  \* roman </w:instrText>
+                            <w:instrText xml:space="preserve"> PAGE  \* roman </w:instrText>
                           </w:r>
                           <w:r>
                             <w:rPr>
@@ -4619,8 +3857,17 @@
                               <w:spacing w:val="-5"/>
                               <w:w w:val="105"/>
                             </w:rPr>
-                            <w:t>iii</w:t>
+                            <w:t>ii</w:t>
                           </w:r>
+                          <w:proofErr w:type="spellStart"/>
+                          <w:r>
+                            <w:rPr>
+                              <w:spacing w:val="-5"/>
+                              <w:w w:val="105"/>
+                            </w:rPr>
+                            <w:t>i</w:t>
+                          </w:r>
+                          <w:proofErr w:type="spellEnd"/>
                           <w:r>
                             <w:rPr>
                               <w:spacing w:val="-5"/>
@@ -4640,7 +3887,7 @@
             </wp:anchor>
           </w:drawing>
         </mc:Choice>
-        <mc:Fallback>
+        <mc:Fallback xmlns:pic="http://schemas.openxmlformats.org/drawingml/2006/picture" xmlns:a="http://schemas.openxmlformats.org/drawingml/2006/main" xmlns:ve="http://schemas.openxmlformats.org/markup-compatibility/2006">
           <w:pict>
             <v:shape style="position:absolute;margin-left:297.782013pt;margin-top:667.052246pt;width:17.45pt;height:16.7pt;mso-position-horizontal-relative:page;mso-position-vertical-relative:page;z-index:-15802368" type="#_x0000_t202" id="docshape6" filled="false" stroked="false">
               <v:textbox inset="0,0,0,0">
@@ -4700,7 +3947,7 @@
 </file>
 
 <file path=word/footer4.xml><?xml version="1.0" encoding="utf-8"?>
-<w:ftr xmlns:mc="http://schemas.openxmlformats.org/markup-compatibility/2006" xmlns:ve="http://schemas.openxmlformats.org/markup-compatibility/2006" xmlns:o="urn:schemas-microsoft-com:office:office" xmlns:r="http://schemas.openxmlformats.org/officeDocument/2006/relationships" xmlns:m="http://schemas.openxmlformats.org/officeDocument/2006/math" xmlns:v="urn:schemas-microsoft-com:vml" xmlns:wp="http://schemas.openxmlformats.org/drawingml/2006/wordprocessingDrawing" xmlns:w10="urn:schemas-microsoft-com:office:word" xmlns:w="http://schemas.openxmlformats.org/wordprocessingml/2006/main" xmlns:wne="http://schemas.microsoft.com/office/word/2006/wordml" xmlns:a="http://schemas.openxmlformats.org/drawingml/2006/main" xmlns:pic="http://schemas.openxmlformats.org/drawingml/2006/picture" xmlns:wpg="http://schemas.microsoft.com/office/word/2010/wordprocessingGroup" xmlns:wps="http://schemas.microsoft.com/office/word/2010/wordprocessingShape" xmlns:w14="http://schemas.microsoft.com/office/word/2010/wordml" mc:Ignorable="w14" xml:space="preserve">
+<w:ftr xmlns:wpc="http://schemas.microsoft.com/office/word/2010/wordprocessingCanvas" xmlns:cx="http://schemas.microsoft.com/office/drawing/2014/chartex" xmlns:cx1="http://schemas.microsoft.com/office/drawing/2015/9/8/chartex" xmlns:cx2="http://schemas.microsoft.com/office/drawing/2015/10/21/chartex" xmlns:cx3="http://schemas.microsoft.com/office/drawing/2016/5/9/chartex" xmlns:cx4="http://schemas.microsoft.com/office/drawing/2016/5/10/chartex" xmlns:cx5="http://schemas.microsoft.com/office/drawing/2016/5/11/chartex" xmlns:cx6="http://schemas.microsoft.com/office/drawing/2016/5/12/chartex" xmlns:cx7="http://schemas.microsoft.com/office/drawing/2016/5/13/chartex" xmlns:cx8="http://schemas.microsoft.com/office/drawing/2016/5/14/chartex" xmlns:mc="http://schemas.openxmlformats.org/markup-compatibility/2006" xmlns:m="http://schemas.openxmlformats.org/officeDocument/2006/math" xmlns:aink="http://schemas.microsoft.com/office/drawing/2016/ink" xmlns:am3d="http://schemas.microsoft.com/office/drawing/2017/model3d" xmlns:oel="http://schemas.microsoft.com/office/2019/extlst" xmlns:r="http://schemas.openxmlformats.org/officeDocument/2006/relationships" xmlns:wp14="http://schemas.microsoft.com/office/word/2010/wordprocessingDrawing" xmlns:wp="http://schemas.openxmlformats.org/drawingml/2006/wordprocessingDrawing" xmlns:wpg="http://schemas.microsoft.com/office/word/2010/wordprocessingGroup" xmlns:wpi="http://schemas.microsoft.com/office/word/2010/wordprocessingInk" xmlns:wps="http://schemas.microsoft.com/office/word/2010/wordprocessingShape" xmlns:o="urn:schemas-microsoft-com:office:office" xmlns:v="urn:schemas-microsoft-com:vml" xmlns:w10="urn:schemas-microsoft-com:office:word" xmlns:w="http://schemas.openxmlformats.org/wordprocessingml/2006/main" xmlns:w14="http://schemas.microsoft.com/office/word/2010/wordml" xmlns:w15="http://schemas.microsoft.com/office/word/2012/wordml" xmlns:w16cex="http://schemas.microsoft.com/office/word/2018/wordml/cex" xmlns:w16cid="http://schemas.microsoft.com/office/word/2016/wordml/cid" xmlns:w16="http://schemas.microsoft.com/office/word/2018/wordml" xmlns:w16sdtdh="http://schemas.microsoft.com/office/word/2020/wordml/sdtdatahash" xmlns:w16sdtfl="http://schemas.microsoft.com/office/word/2024/wordml/sdtformatlock" xmlns:w16se="http://schemas.microsoft.com/office/word/2015/wordml/symex" xmlns:w16du="http://schemas.microsoft.com/office/word/2023/wordml/word16du" xmlns:wne="http://schemas.microsoft.com/office/word/2006/wordml" mc:Ignorable="w14 w15 w16se w16cid w16 w16cex w16sdtdh w16sdtfl w16du wp14">
   <w:p>
     <w:pPr>
       <w:pStyle w:val="BodyText"/>
@@ -4711,12 +3958,13 @@
     </w:pPr>
     <w:r>
       <w:rPr>
+        <w:noProof/>
         <w:sz w:val="20"/>
       </w:rPr>
       <mc:AlternateContent>
         <mc:Choice Requires="wps">
           <w:drawing>
-            <wp:anchor distT="0" distB="0" distL="0" distR="0" allowOverlap="1" layoutInCell="1" locked="0" behindDoc="1" simplePos="0" relativeHeight="487515136">
+            <wp:anchor distT="0" distB="0" distL="0" distR="0" simplePos="0" relativeHeight="487515136" behindDoc="1" locked="0" layoutInCell="1" allowOverlap="1" wp14:anchorId="509730A4" wp14:editId="5331DA45">
               <wp:simplePos x="0" y="0"/>
               <wp:positionH relativeFrom="page">
                 <wp:posOffset>3783114</wp:posOffset>
@@ -4729,13 +3977,14 @@
               <wp:wrapNone/>
               <wp:docPr id="8" name="Textbox 8"/>
               <wp:cNvGraphicFramePr>
-                <a:graphicFrameLocks/>
+                <a:graphicFrameLocks xmlns:a="http://schemas.openxmlformats.org/drawingml/2006/main"/>
               </wp:cNvGraphicFramePr>
-              <a:graphic>
+              <a:graphic xmlns:a="http://schemas.openxmlformats.org/drawingml/2006/main">
                 <a:graphicData uri="http://schemas.microsoft.com/office/word/2010/wordprocessingShape">
                   <wps:wsp>
-                    <wps:cNvPr id="8" name="Textbox 8"/>
-                    <wps:cNvSpPr txBox="1"/>
+                    <wps:cNvSpPr txBox="1">
+                      <a:spLocks/>
+                    </wps:cNvSpPr>
                     <wps:spPr>
                       <a:xfrm>
                         <a:off x="0" y="0"/>
@@ -4765,7 +4014,7 @@
                               <w:spacing w:val="-5"/>
                               <w:w w:val="110"/>
                             </w:rPr>
-                            <w:instrText> PAGE  \* roman </w:instrText>
+                            <w:instrText xml:space="preserve"> PAGE  \* roman </w:instrText>
                           </w:r>
                           <w:r>
                             <w:rPr>
@@ -4800,7 +4049,7 @@
             </wp:anchor>
           </w:drawing>
         </mc:Choice>
-        <mc:Fallback>
+        <mc:Fallback xmlns:pic="http://schemas.openxmlformats.org/drawingml/2006/picture" xmlns:a="http://schemas.openxmlformats.org/drawingml/2006/main" xmlns:ve="http://schemas.openxmlformats.org/markup-compatibility/2006">
           <w:pict>
             <v:shape style="position:absolute;margin-left:297.882996pt;margin-top:667.052246pt;width:17.25pt;height:16.7pt;mso-position-horizontal-relative:page;mso-position-vertical-relative:page;z-index:-15801344" type="#_x0000_t202" id="docshape8" filled="false" stroked="false">
               <v:textbox inset="0,0,0,0">
@@ -4859,8 +4108,27 @@
 </w:ftr>
 </file>
 
+<file path=word/footnotes.xml><?xml version="1.0" encoding="utf-8"?>
+<w:footnotes xmlns:wpc="http://schemas.microsoft.com/office/word/2010/wordprocessingCanvas" xmlns:cx="http://schemas.microsoft.com/office/drawing/2014/chartex" xmlns:cx1="http://schemas.microsoft.com/office/drawing/2015/9/8/chartex" xmlns:cx2="http://schemas.microsoft.com/office/drawing/2015/10/21/chartex" xmlns:cx3="http://schemas.microsoft.com/office/drawing/2016/5/9/chartex" xmlns:cx4="http://schemas.microsoft.com/office/drawing/2016/5/10/chartex" xmlns:cx5="http://schemas.microsoft.com/office/drawing/2016/5/11/chartex" xmlns:cx6="http://schemas.microsoft.com/office/drawing/2016/5/12/chartex" xmlns:cx7="http://schemas.microsoft.com/office/drawing/2016/5/13/chartex" xmlns:cx8="http://schemas.microsoft.com/office/drawing/2016/5/14/chartex" xmlns:mc="http://schemas.openxmlformats.org/markup-compatibility/2006" xmlns:m="http://schemas.openxmlformats.org/officeDocument/2006/math" xmlns:aink="http://schemas.microsoft.com/office/drawing/2016/ink" xmlns:am3d="http://schemas.microsoft.com/office/drawing/2017/model3d" xmlns:oel="http://schemas.microsoft.com/office/2019/extlst" xmlns:r="http://schemas.openxmlformats.org/officeDocument/2006/relationships" xmlns:wp14="http://schemas.microsoft.com/office/word/2010/wordprocessingDrawing" xmlns:wp="http://schemas.openxmlformats.org/drawingml/2006/wordprocessingDrawing" xmlns:wpg="http://schemas.microsoft.com/office/word/2010/wordprocessingGroup" xmlns:wpi="http://schemas.microsoft.com/office/word/2010/wordprocessingInk" xmlns:wps="http://schemas.microsoft.com/office/word/2010/wordprocessingShape" xmlns:o="urn:schemas-microsoft-com:office:office" xmlns:v="urn:schemas-microsoft-com:vml" xmlns:w10="urn:schemas-microsoft-com:office:word" xmlns:w="http://schemas.openxmlformats.org/wordprocessingml/2006/main" xmlns:w14="http://schemas.microsoft.com/office/word/2010/wordml" xmlns:w15="http://schemas.microsoft.com/office/word/2012/wordml" xmlns:w16cex="http://schemas.microsoft.com/office/word/2018/wordml/cex" xmlns:w16cid="http://schemas.microsoft.com/office/word/2016/wordml/cid" xmlns:w16="http://schemas.microsoft.com/office/word/2018/wordml" xmlns:w16sdtdh="http://schemas.microsoft.com/office/word/2020/wordml/sdtdatahash" xmlns:w16sdtfl="http://schemas.microsoft.com/office/word/2024/wordml/sdtformatlock" xmlns:w16se="http://schemas.microsoft.com/office/word/2015/wordml/symex" xmlns:w16du="http://schemas.microsoft.com/office/word/2023/wordml/word16du" xmlns:wne="http://schemas.microsoft.com/office/word/2006/wordml" mc:Ignorable="w14 w15 w16se w16cid w16 w16cex w16sdtdh w16sdtfl w16du wp14">
+  <w:footnote w:type="separator" w:id="-1">
+    <w:p>
+      <w:r>
+        <w:separator/>
+      </w:r>
+    </w:p>
+  </w:footnote>
+  <w:footnote w:type="continuationSeparator" w:id="0">
+    <w:p>
+      <w:r>
+        <w:continuationSeparator/>
+      </w:r>
+    </w:p>
+  </w:footnote>
+</w:footnotes>
+</file>
+
 <file path=word/header1.xml><?xml version="1.0" encoding="utf-8"?>
-<w:hdr xmlns:mc="http://schemas.openxmlformats.org/markup-compatibility/2006" xmlns:ve="http://schemas.openxmlformats.org/markup-compatibility/2006" xmlns:o="urn:schemas-microsoft-com:office:office" xmlns:r="http://schemas.openxmlformats.org/officeDocument/2006/relationships" xmlns:m="http://schemas.openxmlformats.org/officeDocument/2006/math" xmlns:v="urn:schemas-microsoft-com:vml" xmlns:wp="http://schemas.openxmlformats.org/drawingml/2006/wordprocessingDrawing" xmlns:w10="urn:schemas-microsoft-com:office:word" xmlns:w="http://schemas.openxmlformats.org/wordprocessingml/2006/main" xmlns:wne="http://schemas.microsoft.com/office/word/2006/wordml" xmlns:a="http://schemas.openxmlformats.org/drawingml/2006/main" xmlns:pic="http://schemas.openxmlformats.org/drawingml/2006/picture" xmlns:wpg="http://schemas.microsoft.com/office/word/2010/wordprocessingGroup" xmlns:wps="http://schemas.microsoft.com/office/word/2010/wordprocessingShape" xmlns:w14="http://schemas.microsoft.com/office/word/2010/wordml" mc:Ignorable="w14" xml:space="preserve">
+<w:hdr xmlns:wpc="http://schemas.microsoft.com/office/word/2010/wordprocessingCanvas" xmlns:cx="http://schemas.microsoft.com/office/drawing/2014/chartex" xmlns:cx1="http://schemas.microsoft.com/office/drawing/2015/9/8/chartex" xmlns:cx2="http://schemas.microsoft.com/office/drawing/2015/10/21/chartex" xmlns:cx3="http://schemas.microsoft.com/office/drawing/2016/5/9/chartex" xmlns:cx4="http://schemas.microsoft.com/office/drawing/2016/5/10/chartex" xmlns:cx5="http://schemas.microsoft.com/office/drawing/2016/5/11/chartex" xmlns:cx6="http://schemas.microsoft.com/office/drawing/2016/5/12/chartex" xmlns:cx7="http://schemas.microsoft.com/office/drawing/2016/5/13/chartex" xmlns:cx8="http://schemas.microsoft.com/office/drawing/2016/5/14/chartex" xmlns:mc="http://schemas.openxmlformats.org/markup-compatibility/2006" xmlns:m="http://schemas.openxmlformats.org/officeDocument/2006/math" xmlns:aink="http://schemas.microsoft.com/office/drawing/2016/ink" xmlns:am3d="http://schemas.microsoft.com/office/drawing/2017/model3d" xmlns:oel="http://schemas.microsoft.com/office/2019/extlst" xmlns:r="http://schemas.openxmlformats.org/officeDocument/2006/relationships" xmlns:wp14="http://schemas.microsoft.com/office/word/2010/wordprocessingDrawing" xmlns:wp="http://schemas.openxmlformats.org/drawingml/2006/wordprocessingDrawing" xmlns:wpg="http://schemas.microsoft.com/office/word/2010/wordprocessingGroup" xmlns:wpi="http://schemas.microsoft.com/office/word/2010/wordprocessingInk" xmlns:wps="http://schemas.microsoft.com/office/word/2010/wordprocessingShape" xmlns:o="urn:schemas-microsoft-com:office:office" xmlns:v="urn:schemas-microsoft-com:vml" xmlns:w10="urn:schemas-microsoft-com:office:word" xmlns:w="http://schemas.openxmlformats.org/wordprocessingml/2006/main" xmlns:w14="http://schemas.microsoft.com/office/word/2010/wordml" xmlns:w15="http://schemas.microsoft.com/office/word/2012/wordml" xmlns:w16cex="http://schemas.microsoft.com/office/word/2018/wordml/cex" xmlns:w16cid="http://schemas.microsoft.com/office/word/2016/wordml/cid" xmlns:w16="http://schemas.microsoft.com/office/word/2018/wordml" xmlns:w16sdtdh="http://schemas.microsoft.com/office/word/2020/wordml/sdtdatahash" xmlns:w16sdtfl="http://schemas.microsoft.com/office/word/2024/wordml/sdtformatlock" xmlns:w16se="http://schemas.microsoft.com/office/word/2015/wordml/symex" xmlns:w16du="http://schemas.microsoft.com/office/word/2023/wordml/word16du" xmlns:wne="http://schemas.microsoft.com/office/word/2006/wordml" mc:Ignorable="w14 w15 w16se w16cid w16 w16cex w16sdtdh w16sdtfl w16du wp14">
   <w:p>
     <w:pPr>
       <w:pStyle w:val="BodyText"/>
@@ -4871,12 +4139,13 @@
     </w:pPr>
     <w:r>
       <w:rPr>
+        <w:noProof/>
         <w:sz w:val="20"/>
       </w:rPr>
       <mc:AlternateContent>
         <mc:Choice Requires="wps">
           <w:drawing>
-            <wp:anchor distT="0" distB="0" distL="0" distR="0" allowOverlap="1" layoutInCell="1" locked="0" behindDoc="1" simplePos="0" relativeHeight="487511552">
+            <wp:anchor distT="0" distB="0" distL="0" distR="0" simplePos="0" relativeHeight="487511552" behindDoc="1" locked="0" layoutInCell="1" allowOverlap="1" wp14:anchorId="631B8749" wp14:editId="3221D7E8">
               <wp:simplePos x="0" y="0"/>
               <wp:positionH relativeFrom="page">
                 <wp:posOffset>1153172</wp:posOffset>
@@ -4889,13 +4158,14 @@
               <wp:wrapNone/>
               <wp:docPr id="1" name="Textbox 1"/>
               <wp:cNvGraphicFramePr>
-                <a:graphicFrameLocks/>
+                <a:graphicFrameLocks xmlns:a="http://schemas.openxmlformats.org/drawingml/2006/main"/>
               </wp:cNvGraphicFramePr>
-              <a:graphic>
+              <a:graphic xmlns:a="http://schemas.openxmlformats.org/drawingml/2006/main">
                 <a:graphicData uri="http://schemas.microsoft.com/office/word/2010/wordprocessingShape">
                   <wps:wsp>
-                    <wps:cNvPr id="1" name="Textbox 1"/>
-                    <wps:cNvSpPr txBox="1"/>
+                    <wps:cNvSpPr txBox="1">
+                      <a:spLocks/>
+                    </wps:cNvSpPr>
                     <wps:spPr>
                       <a:xfrm>
                         <a:off x="0" y="0"/>
@@ -4910,8 +4180,7 @@
                         <w:p>
                           <w:pPr>
                             <w:spacing w:before="24"/>
-                            <w:ind w:left="20" w:right="0" w:firstLine="0"/>
-                            <w:jc w:val="left"/>
+                            <w:ind w:left="20"/>
                             <w:rPr>
                               <w:b/>
                               <w:sz w:val="34"/>
@@ -4932,7 +4201,7 @@
                               <w:w w:val="105"/>
                               <w:sz w:val="34"/>
                             </w:rPr>
-                            <w:t> </w:t>
+                            <w:t xml:space="preserve"> </w:t>
                           </w:r>
                           <w:r>
                             <w:rPr>
@@ -4949,7 +4218,7 @@
                               <w:w w:val="105"/>
                               <w:sz w:val="34"/>
                             </w:rPr>
-                            <w:t> </w:t>
+                            <w:t xml:space="preserve"> </w:t>
                           </w:r>
                           <w:r>
                             <w:rPr>
@@ -4972,7 +4241,7 @@
             </wp:anchor>
           </w:drawing>
         </mc:Choice>
-        <mc:Fallback>
+        <mc:Fallback xmlns:pic="http://schemas.openxmlformats.org/drawingml/2006/picture" xmlns:a="http://schemas.openxmlformats.org/drawingml/2006/main" xmlns:ve="http://schemas.openxmlformats.org/markup-compatibility/2006">
           <w:pict>
             <v:shapetype id="_x0000_t202" o:spt="202" coordsize="21600,21600" path="m,l,21600r21600,l21600,xe">
               <v:stroke joinstyle="miter"/>
@@ -5048,7 +4317,7 @@
 </file>
 
 <file path=word/header2.xml><?xml version="1.0" encoding="utf-8"?>
-<w:hdr xmlns:mc="http://schemas.openxmlformats.org/markup-compatibility/2006" xmlns:ve="http://schemas.openxmlformats.org/markup-compatibility/2006" xmlns:o="urn:schemas-microsoft-com:office:office" xmlns:r="http://schemas.openxmlformats.org/officeDocument/2006/relationships" xmlns:m="http://schemas.openxmlformats.org/officeDocument/2006/math" xmlns:v="urn:schemas-microsoft-com:vml" xmlns:wp="http://schemas.openxmlformats.org/drawingml/2006/wordprocessingDrawing" xmlns:w10="urn:schemas-microsoft-com:office:word" xmlns:w="http://schemas.openxmlformats.org/wordprocessingml/2006/main" xmlns:wne="http://schemas.microsoft.com/office/word/2006/wordml" xmlns:a="http://schemas.openxmlformats.org/drawingml/2006/main" xmlns:pic="http://schemas.openxmlformats.org/drawingml/2006/picture" xmlns:wpg="http://schemas.microsoft.com/office/word/2010/wordprocessingGroup" xmlns:wps="http://schemas.microsoft.com/office/word/2010/wordprocessingShape" xmlns:w14="http://schemas.microsoft.com/office/word/2010/wordml" mc:Ignorable="w14" xml:space="preserve">
+<w:hdr xmlns:wpc="http://schemas.microsoft.com/office/word/2010/wordprocessingCanvas" xmlns:cx="http://schemas.microsoft.com/office/drawing/2014/chartex" xmlns:cx1="http://schemas.microsoft.com/office/drawing/2015/9/8/chartex" xmlns:cx2="http://schemas.microsoft.com/office/drawing/2015/10/21/chartex" xmlns:cx3="http://schemas.microsoft.com/office/drawing/2016/5/9/chartex" xmlns:cx4="http://schemas.microsoft.com/office/drawing/2016/5/10/chartex" xmlns:cx5="http://schemas.microsoft.com/office/drawing/2016/5/11/chartex" xmlns:cx6="http://schemas.microsoft.com/office/drawing/2016/5/12/chartex" xmlns:cx7="http://schemas.microsoft.com/office/drawing/2016/5/13/chartex" xmlns:cx8="http://schemas.microsoft.com/office/drawing/2016/5/14/chartex" xmlns:mc="http://schemas.openxmlformats.org/markup-compatibility/2006" xmlns:m="http://schemas.openxmlformats.org/officeDocument/2006/math" xmlns:aink="http://schemas.microsoft.com/office/drawing/2016/ink" xmlns:am3d="http://schemas.microsoft.com/office/drawing/2017/model3d" xmlns:oel="http://schemas.microsoft.com/office/2019/extlst" xmlns:r="http://schemas.openxmlformats.org/officeDocument/2006/relationships" xmlns:wp14="http://schemas.microsoft.com/office/word/2010/wordprocessingDrawing" xmlns:wp="http://schemas.openxmlformats.org/drawingml/2006/wordprocessingDrawing" xmlns:wpg="http://schemas.microsoft.com/office/word/2010/wordprocessingGroup" xmlns:wpi="http://schemas.microsoft.com/office/word/2010/wordprocessingInk" xmlns:wps="http://schemas.microsoft.com/office/word/2010/wordprocessingShape" xmlns:o="urn:schemas-microsoft-com:office:office" xmlns:v="urn:schemas-microsoft-com:vml" xmlns:w10="urn:schemas-microsoft-com:office:word" xmlns:w="http://schemas.openxmlformats.org/wordprocessingml/2006/main" xmlns:w14="http://schemas.microsoft.com/office/word/2010/wordml" xmlns:w15="http://schemas.microsoft.com/office/word/2012/wordml" xmlns:w16cex="http://schemas.microsoft.com/office/word/2018/wordml/cex" xmlns:w16cid="http://schemas.microsoft.com/office/word/2016/wordml/cid" xmlns:w16="http://schemas.microsoft.com/office/word/2018/wordml" xmlns:w16sdtdh="http://schemas.microsoft.com/office/word/2020/wordml/sdtdatahash" xmlns:w16sdtfl="http://schemas.microsoft.com/office/word/2024/wordml/sdtformatlock" xmlns:w16se="http://schemas.microsoft.com/office/word/2015/wordml/symex" xmlns:w16du="http://schemas.microsoft.com/office/word/2023/wordml/word16du" xmlns:wne="http://schemas.microsoft.com/office/word/2006/wordml" mc:Ignorable="w14 w15 w16se w16cid w16 w16cex w16sdtdh w16sdtfl w16du wp14">
   <w:p>
     <w:pPr>
       <w:pStyle w:val="BodyText"/>
@@ -5059,12 +4328,13 @@
     </w:pPr>
     <w:r>
       <w:rPr>
+        <w:noProof/>
         <w:sz w:val="20"/>
       </w:rPr>
       <mc:AlternateContent>
         <mc:Choice Requires="wps">
           <w:drawing>
-            <wp:anchor distT="0" distB="0" distL="0" distR="0" allowOverlap="1" layoutInCell="1" locked="0" behindDoc="1" simplePos="0" relativeHeight="487512576">
+            <wp:anchor distT="0" distB="0" distL="0" distR="0" simplePos="0" relativeHeight="487512576" behindDoc="1" locked="0" layoutInCell="1" allowOverlap="1" wp14:anchorId="5A7CED4A" wp14:editId="05A81D5B">
               <wp:simplePos x="0" y="0"/>
               <wp:positionH relativeFrom="page">
                 <wp:posOffset>1153172</wp:posOffset>
@@ -5077,13 +4347,14 @@
               <wp:wrapNone/>
               <wp:docPr id="3" name="Textbox 3"/>
               <wp:cNvGraphicFramePr>
-                <a:graphicFrameLocks/>
+                <a:graphicFrameLocks xmlns:a="http://schemas.openxmlformats.org/drawingml/2006/main"/>
               </wp:cNvGraphicFramePr>
-              <a:graphic>
+              <a:graphic xmlns:a="http://schemas.openxmlformats.org/drawingml/2006/main">
                 <a:graphicData uri="http://schemas.microsoft.com/office/word/2010/wordprocessingShape">
                   <wps:wsp>
-                    <wps:cNvPr id="3" name="Textbox 3"/>
-                    <wps:cNvSpPr txBox="1"/>
+                    <wps:cNvSpPr txBox="1">
+                      <a:spLocks/>
+                    </wps:cNvSpPr>
                     <wps:spPr>
                       <a:xfrm>
                         <a:off x="0" y="0"/>
@@ -5098,8 +4369,7 @@
                         <w:p>
                           <w:pPr>
                             <w:spacing w:before="24"/>
-                            <w:ind w:left="20" w:right="0" w:firstLine="0"/>
-                            <w:jc w:val="left"/>
+                            <w:ind w:left="20"/>
                             <w:rPr>
                               <w:b/>
                               <w:sz w:val="34"/>
@@ -5126,7 +4396,7 @@
             </wp:anchor>
           </w:drawing>
         </mc:Choice>
-        <mc:Fallback>
+        <mc:Fallback xmlns:pic="http://schemas.openxmlformats.org/drawingml/2006/picture" xmlns:a="http://schemas.openxmlformats.org/drawingml/2006/main" xmlns:ve="http://schemas.openxmlformats.org/markup-compatibility/2006">
           <w:pict>
             <v:shape style="position:absolute;margin-left:90.801003pt;margin-top:89.995598pt;width:98.65pt;height:23.3pt;mso-position-horizontal-relative:page;mso-position-vertical-relative:page;z-index:-15803904" type="#_x0000_t202" id="docshape3" filled="false" stroked="false">
               <v:textbox inset="0,0,0,0">
@@ -5164,7 +4434,7 @@
 </file>
 
 <file path=word/header3.xml><?xml version="1.0" encoding="utf-8"?>
-<w:hdr xmlns:mc="http://schemas.openxmlformats.org/markup-compatibility/2006" xmlns:ve="http://schemas.openxmlformats.org/markup-compatibility/2006" xmlns:o="urn:schemas-microsoft-com:office:office" xmlns:r="http://schemas.openxmlformats.org/officeDocument/2006/relationships" xmlns:m="http://schemas.openxmlformats.org/officeDocument/2006/math" xmlns:v="urn:schemas-microsoft-com:vml" xmlns:wp="http://schemas.openxmlformats.org/drawingml/2006/wordprocessingDrawing" xmlns:w10="urn:schemas-microsoft-com:office:word" xmlns:w="http://schemas.openxmlformats.org/wordprocessingml/2006/main" xmlns:wne="http://schemas.microsoft.com/office/word/2006/wordml" xmlns:a="http://schemas.openxmlformats.org/drawingml/2006/main" xmlns:pic="http://schemas.openxmlformats.org/drawingml/2006/picture" xmlns:wpg="http://schemas.microsoft.com/office/word/2010/wordprocessingGroup" xmlns:wps="http://schemas.microsoft.com/office/word/2010/wordprocessingShape" xmlns:w14="http://schemas.microsoft.com/office/word/2010/wordml" mc:Ignorable="w14" xml:space="preserve">
+<w:hdr xmlns:wpc="http://schemas.microsoft.com/office/word/2010/wordprocessingCanvas" xmlns:cx="http://schemas.microsoft.com/office/drawing/2014/chartex" xmlns:cx1="http://schemas.microsoft.com/office/drawing/2015/9/8/chartex" xmlns:cx2="http://schemas.microsoft.com/office/drawing/2015/10/21/chartex" xmlns:cx3="http://schemas.microsoft.com/office/drawing/2016/5/9/chartex" xmlns:cx4="http://schemas.microsoft.com/office/drawing/2016/5/10/chartex" xmlns:cx5="http://schemas.microsoft.com/office/drawing/2016/5/11/chartex" xmlns:cx6="http://schemas.microsoft.com/office/drawing/2016/5/12/chartex" xmlns:cx7="http://schemas.microsoft.com/office/drawing/2016/5/13/chartex" xmlns:cx8="http://schemas.microsoft.com/office/drawing/2016/5/14/chartex" xmlns:mc="http://schemas.openxmlformats.org/markup-compatibility/2006" xmlns:m="http://schemas.openxmlformats.org/officeDocument/2006/math" xmlns:aink="http://schemas.microsoft.com/office/drawing/2016/ink" xmlns:am3d="http://schemas.microsoft.com/office/drawing/2017/model3d" xmlns:oel="http://schemas.microsoft.com/office/2019/extlst" xmlns:r="http://schemas.openxmlformats.org/officeDocument/2006/relationships" xmlns:wp14="http://schemas.microsoft.com/office/word/2010/wordprocessingDrawing" xmlns:wp="http://schemas.openxmlformats.org/drawingml/2006/wordprocessingDrawing" xmlns:wpg="http://schemas.microsoft.com/office/word/2010/wordprocessingGroup" xmlns:wpi="http://schemas.microsoft.com/office/word/2010/wordprocessingInk" xmlns:wps="http://schemas.microsoft.com/office/word/2010/wordprocessingShape" xmlns:o="urn:schemas-microsoft-com:office:office" xmlns:v="urn:schemas-microsoft-com:vml" xmlns:w10="urn:schemas-microsoft-com:office:word" xmlns:w="http://schemas.openxmlformats.org/wordprocessingml/2006/main" xmlns:w14="http://schemas.microsoft.com/office/word/2010/wordml" xmlns:w15="http://schemas.microsoft.com/office/word/2012/wordml" xmlns:w16cex="http://schemas.microsoft.com/office/word/2018/wordml/cex" xmlns:w16cid="http://schemas.microsoft.com/office/word/2016/wordml/cid" xmlns:w16="http://schemas.microsoft.com/office/word/2018/wordml" xmlns:w16sdtdh="http://schemas.microsoft.com/office/word/2020/wordml/sdtdatahash" xmlns:w16sdtfl="http://schemas.microsoft.com/office/word/2024/wordml/sdtformatlock" xmlns:w16se="http://schemas.microsoft.com/office/word/2015/wordml/symex" xmlns:w16du="http://schemas.microsoft.com/office/word/2023/wordml/word16du" xmlns:wne="http://schemas.microsoft.com/office/word/2006/wordml" mc:Ignorable="w14 w15 w16se w16cid w16 w16cex w16sdtdh w16sdtfl w16du wp14">
   <w:p>
     <w:pPr>
       <w:pStyle w:val="BodyText"/>
@@ -5175,12 +4445,13 @@
     </w:pPr>
     <w:r>
       <w:rPr>
+        <w:noProof/>
         <w:sz w:val="20"/>
       </w:rPr>
       <mc:AlternateContent>
         <mc:Choice Requires="wps">
           <w:drawing>
-            <wp:anchor distT="0" distB="0" distL="0" distR="0" allowOverlap="1" layoutInCell="1" locked="0" behindDoc="1" simplePos="0" relativeHeight="487513600">
+            <wp:anchor distT="0" distB="0" distL="0" distR="0" simplePos="0" relativeHeight="487513600" behindDoc="1" locked="0" layoutInCell="1" allowOverlap="1" wp14:anchorId="49A30957" wp14:editId="0EAA186A">
               <wp:simplePos x="0" y="0"/>
               <wp:positionH relativeFrom="page">
                 <wp:posOffset>1153172</wp:posOffset>
@@ -5193,13 +4464,14 @@
               <wp:wrapNone/>
               <wp:docPr id="5" name="Textbox 5"/>
               <wp:cNvGraphicFramePr>
-                <a:graphicFrameLocks/>
+                <a:graphicFrameLocks xmlns:a="http://schemas.openxmlformats.org/drawingml/2006/main"/>
               </wp:cNvGraphicFramePr>
-              <a:graphic>
+              <a:graphic xmlns:a="http://schemas.openxmlformats.org/drawingml/2006/main">
                 <a:graphicData uri="http://schemas.microsoft.com/office/word/2010/wordprocessingShape">
                   <wps:wsp>
-                    <wps:cNvPr id="5" name="Textbox 5"/>
-                    <wps:cNvSpPr txBox="1"/>
+                    <wps:cNvSpPr txBox="1">
+                      <a:spLocks/>
+                    </wps:cNvSpPr>
                     <wps:spPr>
                       <a:xfrm>
                         <a:off x="0" y="0"/>
@@ -5214,8 +4486,7 @@
                         <w:p>
                           <w:pPr>
                             <w:spacing w:before="24"/>
-                            <w:ind w:left="20" w:right="0" w:firstLine="0"/>
-                            <w:jc w:val="left"/>
+                            <w:ind w:left="20"/>
                             <w:rPr>
                               <w:b/>
                               <w:sz w:val="34"/>
@@ -5241,7 +4512,7 @@
             </wp:anchor>
           </w:drawing>
         </mc:Choice>
-        <mc:Fallback>
+        <mc:Fallback xmlns:pic="http://schemas.openxmlformats.org/drawingml/2006/picture" xmlns:a="http://schemas.openxmlformats.org/drawingml/2006/main" xmlns:ve="http://schemas.openxmlformats.org/markup-compatibility/2006">
           <w:pict>
             <v:shape style="position:absolute;margin-left:90.801003pt;margin-top:89.995598pt;width:106.25pt;height:23.3pt;mso-position-horizontal-relative:page;mso-position-vertical-relative:page;z-index:-15802880" type="#_x0000_t202" id="docshape5" filled="false" stroked="false">
               <v:textbox inset="0,0,0,0">
@@ -5278,7 +4549,7 @@
 </file>
 
 <file path=word/header4.xml><?xml version="1.0" encoding="utf-8"?>
-<w:hdr xmlns:mc="http://schemas.openxmlformats.org/markup-compatibility/2006" xmlns:ve="http://schemas.openxmlformats.org/markup-compatibility/2006" xmlns:o="urn:schemas-microsoft-com:office:office" xmlns:r="http://schemas.openxmlformats.org/officeDocument/2006/relationships" xmlns:m="http://schemas.openxmlformats.org/officeDocument/2006/math" xmlns:v="urn:schemas-microsoft-com:vml" xmlns:wp="http://schemas.openxmlformats.org/drawingml/2006/wordprocessingDrawing" xmlns:w10="urn:schemas-microsoft-com:office:word" xmlns:w="http://schemas.openxmlformats.org/wordprocessingml/2006/main" xmlns:wne="http://schemas.microsoft.com/office/word/2006/wordml" xmlns:a="http://schemas.openxmlformats.org/drawingml/2006/main" xmlns:pic="http://schemas.openxmlformats.org/drawingml/2006/picture" xmlns:wpg="http://schemas.microsoft.com/office/word/2010/wordprocessingGroup" xmlns:wps="http://schemas.microsoft.com/office/word/2010/wordprocessingShape" xmlns:w14="http://schemas.microsoft.com/office/word/2010/wordml" mc:Ignorable="w14" xml:space="preserve">
+<w:hdr xmlns:wpc="http://schemas.microsoft.com/office/word/2010/wordprocessingCanvas" xmlns:cx="http://schemas.microsoft.com/office/drawing/2014/chartex" xmlns:cx1="http://schemas.microsoft.com/office/drawing/2015/9/8/chartex" xmlns:cx2="http://schemas.microsoft.com/office/drawing/2015/10/21/chartex" xmlns:cx3="http://schemas.microsoft.com/office/drawing/2016/5/9/chartex" xmlns:cx4="http://schemas.microsoft.com/office/drawing/2016/5/10/chartex" xmlns:cx5="http://schemas.microsoft.com/office/drawing/2016/5/11/chartex" xmlns:cx6="http://schemas.microsoft.com/office/drawing/2016/5/12/chartex" xmlns:cx7="http://schemas.microsoft.com/office/drawing/2016/5/13/chartex" xmlns:cx8="http://schemas.microsoft.com/office/drawing/2016/5/14/chartex" xmlns:mc="http://schemas.openxmlformats.org/markup-compatibility/2006" xmlns:m="http://schemas.openxmlformats.org/officeDocument/2006/math" xmlns:aink="http://schemas.microsoft.com/office/drawing/2016/ink" xmlns:am3d="http://schemas.microsoft.com/office/drawing/2017/model3d" xmlns:oel="http://schemas.microsoft.com/office/2019/extlst" xmlns:r="http://schemas.openxmlformats.org/officeDocument/2006/relationships" xmlns:wp14="http://schemas.microsoft.com/office/word/2010/wordprocessingDrawing" xmlns:wp="http://schemas.openxmlformats.org/drawingml/2006/wordprocessingDrawing" xmlns:wpg="http://schemas.microsoft.com/office/word/2010/wordprocessingGroup" xmlns:wpi="http://schemas.microsoft.com/office/word/2010/wordprocessingInk" xmlns:wps="http://schemas.microsoft.com/office/word/2010/wordprocessingShape" xmlns:o="urn:schemas-microsoft-com:office:office" xmlns:v="urn:schemas-microsoft-com:vml" xmlns:w10="urn:schemas-microsoft-com:office:word" xmlns:w="http://schemas.openxmlformats.org/wordprocessingml/2006/main" xmlns:w14="http://schemas.microsoft.com/office/word/2010/wordml" xmlns:w15="http://schemas.microsoft.com/office/word/2012/wordml" xmlns:w16cex="http://schemas.microsoft.com/office/word/2018/wordml/cex" xmlns:w16cid="http://schemas.microsoft.com/office/word/2016/wordml/cid" xmlns:w16="http://schemas.microsoft.com/office/word/2018/wordml" xmlns:w16sdtdh="http://schemas.microsoft.com/office/word/2020/wordml/sdtdatahash" xmlns:w16sdtfl="http://schemas.microsoft.com/office/word/2024/wordml/sdtformatlock" xmlns:w16se="http://schemas.microsoft.com/office/word/2015/wordml/symex" xmlns:w16du="http://schemas.microsoft.com/office/word/2023/wordml/word16du" xmlns:wne="http://schemas.microsoft.com/office/word/2006/wordml" mc:Ignorable="w14 w15 w16se w16cid w16 w16cex w16sdtdh w16sdtfl w16du wp14">
   <w:p>
     <w:pPr>
       <w:pStyle w:val="BodyText"/>
@@ -5289,12 +4560,13 @@
     </w:pPr>
     <w:r>
       <w:rPr>
+        <w:noProof/>
         <w:sz w:val="20"/>
       </w:rPr>
       <mc:AlternateContent>
         <mc:Choice Requires="wps">
           <w:drawing>
-            <wp:anchor distT="0" distB="0" distL="0" distR="0" allowOverlap="1" layoutInCell="1" locked="0" behindDoc="1" simplePos="0" relativeHeight="487514624">
+            <wp:anchor distT="0" distB="0" distL="0" distR="0" simplePos="0" relativeHeight="487514624" behindDoc="1" locked="0" layoutInCell="1" allowOverlap="1" wp14:anchorId="7B440A6E" wp14:editId="7C5128CD">
               <wp:simplePos x="0" y="0"/>
               <wp:positionH relativeFrom="page">
                 <wp:posOffset>1153172</wp:posOffset>
@@ -5307,13 +4579,14 @@
               <wp:wrapNone/>
               <wp:docPr id="7" name="Textbox 7"/>
               <wp:cNvGraphicFramePr>
-                <a:graphicFrameLocks/>
+                <a:graphicFrameLocks xmlns:a="http://schemas.openxmlformats.org/drawingml/2006/main"/>
               </wp:cNvGraphicFramePr>
-              <a:graphic>
+              <a:graphic xmlns:a="http://schemas.openxmlformats.org/drawingml/2006/main">
                 <a:graphicData uri="http://schemas.microsoft.com/office/word/2010/wordprocessingShape">
                   <wps:wsp>
-                    <wps:cNvPr id="7" name="Textbox 7"/>
-                    <wps:cNvSpPr txBox="1"/>
+                    <wps:cNvSpPr txBox="1">
+                      <a:spLocks/>
+                    </wps:cNvSpPr>
                     <wps:spPr>
                       <a:xfrm>
                         <a:off x="0" y="0"/>
@@ -5328,8 +4601,7 @@
                         <w:p>
                           <w:pPr>
                             <w:spacing w:before="24"/>
-                            <w:ind w:left="20" w:right="0" w:firstLine="0"/>
-                            <w:jc w:val="left"/>
+                            <w:ind w:left="20"/>
                             <w:rPr>
                               <w:b/>
                               <w:sz w:val="34"/>
@@ -5356,7 +4628,7 @@
             </wp:anchor>
           </w:drawing>
         </mc:Choice>
-        <mc:Fallback>
+        <mc:Fallback xmlns:pic="http://schemas.openxmlformats.org/drawingml/2006/picture" xmlns:a="http://schemas.openxmlformats.org/drawingml/2006/main" xmlns:ve="http://schemas.openxmlformats.org/markup-compatibility/2006">
           <w:pict>
             <v:shape style="position:absolute;margin-left:90.801003pt;margin-top:89.995598pt;width:190.4pt;height:23.3pt;mso-position-horizontal-relative:page;mso-position-vertical-relative:page;z-index:-15801856" type="#_x0000_t202" id="docshape7" filled="false" stroked="false">
               <v:textbox inset="0,0,0,0">
@@ -5394,10 +4666,12 @@
 </file>
 
 <file path=word/numbering.xml><?xml version="1.0" encoding="utf-8"?>
-<w:numbering xmlns:ve="http://schemas.openxmlformats.org/markup-compatibility/2006" xmlns:o="urn:schemas-microsoft-com:office:office" xmlns:r="http://schemas.openxmlformats.org/officeDocument/2006/relationships" xmlns:m="http://schemas.openxmlformats.org/officeDocument/2006/math" xmlns:v="urn:schemas-microsoft-com:vml" xmlns:wp="http://schemas.openxmlformats.org/drawingml/2006/wordprocessingDrawing" xmlns:w10="urn:schemas-microsoft-com:office:word" xmlns:w="http://schemas.openxmlformats.org/wordprocessingml/2006/main" xmlns:wne="http://schemas.microsoft.com/office/word/2006/wordml">
-  <w:abstractNum w:abstractNumId="1">
+<w:numbering xmlns:wpc="http://schemas.microsoft.com/office/word/2010/wordprocessingCanvas" xmlns:cx="http://schemas.microsoft.com/office/drawing/2014/chartex" xmlns:cx1="http://schemas.microsoft.com/office/drawing/2015/9/8/chartex" xmlns:cx2="http://schemas.microsoft.com/office/drawing/2015/10/21/chartex" xmlns:cx3="http://schemas.microsoft.com/office/drawing/2016/5/9/chartex" xmlns:cx4="http://schemas.microsoft.com/office/drawing/2016/5/10/chartex" xmlns:cx5="http://schemas.microsoft.com/office/drawing/2016/5/11/chartex" xmlns:cx6="http://schemas.microsoft.com/office/drawing/2016/5/12/chartex" xmlns:cx7="http://schemas.microsoft.com/office/drawing/2016/5/13/chartex" xmlns:cx8="http://schemas.microsoft.com/office/drawing/2016/5/14/chartex" xmlns:mc="http://schemas.openxmlformats.org/markup-compatibility/2006" xmlns:m="http://schemas.openxmlformats.org/officeDocument/2006/math" xmlns:aink="http://schemas.microsoft.com/office/drawing/2016/ink" xmlns:am3d="http://schemas.microsoft.com/office/drawing/2017/model3d" xmlns:oel="http://schemas.microsoft.com/office/2019/extlst" xmlns:r="http://schemas.openxmlformats.org/officeDocument/2006/relationships" xmlns:wp14="http://schemas.microsoft.com/office/word/2010/wordprocessingDrawing" xmlns:wp="http://schemas.openxmlformats.org/drawingml/2006/wordprocessingDrawing" xmlns:wpg="http://schemas.microsoft.com/office/word/2010/wordprocessingGroup" xmlns:wpi="http://schemas.microsoft.com/office/word/2010/wordprocessingInk" xmlns:wps="http://schemas.microsoft.com/office/word/2010/wordprocessingShape" xmlns:o="urn:schemas-microsoft-com:office:office" xmlns:v="urn:schemas-microsoft-com:vml" xmlns:w10="urn:schemas-microsoft-com:office:word" xmlns:w="http://schemas.openxmlformats.org/wordprocessingml/2006/main" xmlns:w14="http://schemas.microsoft.com/office/word/2010/wordml" xmlns:w15="http://schemas.microsoft.com/office/word/2012/wordml" xmlns:w16cex="http://schemas.microsoft.com/office/word/2018/wordml/cex" xmlns:w16cid="http://schemas.microsoft.com/office/word/2016/wordml/cid" xmlns:w16="http://schemas.microsoft.com/office/word/2018/wordml" xmlns:w16sdtdh="http://schemas.microsoft.com/office/word/2020/wordml/sdtdatahash" xmlns:w16sdtfl="http://schemas.microsoft.com/office/word/2024/wordml/sdtformatlock" xmlns:w16se="http://schemas.microsoft.com/office/word/2015/wordml/symex" xmlns:w16du="http://schemas.microsoft.com/office/word/2023/wordml/word16du" xmlns:wne="http://schemas.microsoft.com/office/word/2006/wordml" mc:Ignorable="w14 w15 w16se w16cid w16 w16cex w16sdtdh w16sdtfl w16du wp14">
+  <w:abstractNum w:abstractNumId="0" w15:restartNumberingAfterBreak="0">
+    <w:nsid w:val="0126447A"/>
     <w:multiLevelType w:val="hybridMultilevel"/>
-    <w:lvl w:ilvl="0">
+    <w:tmpl w:val="584499EC"/>
+    <w:lvl w:ilvl="0" w:tplc="7870C418">
       <w:start w:val="1"/>
       <w:numFmt w:val="decimal"/>
       <w:lvlText w:val="%1."/>
@@ -5407,7 +4681,7 @@
         <w:jc w:val="left"/>
       </w:pPr>
       <w:rPr>
-        <w:rFonts w:hint="default" w:ascii="Times New Roman" w:hAnsi="Times New Roman" w:eastAsia="Times New Roman" w:cs="Times New Roman"/>
+        <w:rFonts w:ascii="Times New Roman" w:eastAsia="Times New Roman" w:hAnsi="Times New Roman" w:cs="Times New Roman" w:hint="default"/>
         <w:b w:val="0"/>
         <w:bCs w:val="0"/>
         <w:i w:val="0"/>
@@ -5419,8 +4693,7 @@
         <w:lang w:val="en-US" w:eastAsia="en-US" w:bidi="ar-SA"/>
       </w:rPr>
     </w:lvl>
-    <w:lvl w:ilvl="1">
-      <w:start w:val="0"/>
+    <w:lvl w:ilvl="1" w:tplc="49F6EC22">
       <w:numFmt w:val="bullet"/>
       <w:lvlText w:val="•"/>
       <w:lvlJc w:val="left"/>
@@ -5432,8 +4705,7 @@
         <w:lang w:val="en-US" w:eastAsia="en-US" w:bidi="ar-SA"/>
       </w:rPr>
     </w:lvl>
-    <w:lvl w:ilvl="2">
-      <w:start w:val="0"/>
+    <w:lvl w:ilvl="2" w:tplc="5C56CF22">
       <w:numFmt w:val="bullet"/>
       <w:lvlText w:val="•"/>
       <w:lvlJc w:val="left"/>
@@ -5445,8 +4717,7 @@
         <w:lang w:val="en-US" w:eastAsia="en-US" w:bidi="ar-SA"/>
       </w:rPr>
     </w:lvl>
-    <w:lvl w:ilvl="3">
-      <w:start w:val="0"/>
+    <w:lvl w:ilvl="3" w:tplc="0B401816">
       <w:numFmt w:val="bullet"/>
       <w:lvlText w:val="•"/>
       <w:lvlJc w:val="left"/>
@@ -5458,8 +4729,7 @@
         <w:lang w:val="en-US" w:eastAsia="en-US" w:bidi="ar-SA"/>
       </w:rPr>
     </w:lvl>
-    <w:lvl w:ilvl="4">
-      <w:start w:val="0"/>
+    <w:lvl w:ilvl="4" w:tplc="81566678">
       <w:numFmt w:val="bullet"/>
       <w:lvlText w:val="•"/>
       <w:lvlJc w:val="left"/>
@@ -5471,8 +4741,7 @@
         <w:lang w:val="en-US" w:eastAsia="en-US" w:bidi="ar-SA"/>
       </w:rPr>
     </w:lvl>
-    <w:lvl w:ilvl="5">
-      <w:start w:val="0"/>
+    <w:lvl w:ilvl="5" w:tplc="6ED0A99A">
       <w:numFmt w:val="bullet"/>
       <w:lvlText w:val="•"/>
       <w:lvlJc w:val="left"/>
@@ -5484,8 +4753,7 @@
         <w:lang w:val="en-US" w:eastAsia="en-US" w:bidi="ar-SA"/>
       </w:rPr>
     </w:lvl>
-    <w:lvl w:ilvl="6">
-      <w:start w:val="0"/>
+    <w:lvl w:ilvl="6" w:tplc="F5601042">
       <w:numFmt w:val="bullet"/>
       <w:lvlText w:val="•"/>
       <w:lvlJc w:val="left"/>
@@ -5497,8 +4765,7 @@
         <w:lang w:val="en-US" w:eastAsia="en-US" w:bidi="ar-SA"/>
       </w:rPr>
     </w:lvl>
-    <w:lvl w:ilvl="7">
-      <w:start w:val="0"/>
+    <w:lvl w:ilvl="7" w:tplc="3070B886">
       <w:numFmt w:val="bullet"/>
       <w:lvlText w:val="•"/>
       <w:lvlJc w:val="left"/>
@@ -5510,8 +4777,7 @@
         <w:lang w:val="en-US" w:eastAsia="en-US" w:bidi="ar-SA"/>
       </w:rPr>
     </w:lvl>
-    <w:lvl w:ilvl="8">
-      <w:start w:val="0"/>
+    <w:lvl w:ilvl="8" w:tplc="A09C270A">
       <w:numFmt w:val="bullet"/>
       <w:lvlText w:val="•"/>
       <w:lvlJc w:val="left"/>
@@ -5524,9 +4790,11 @@
       </w:rPr>
     </w:lvl>
   </w:abstractNum>
-  <w:abstractNum w:abstractNumId="0">
+  <w:abstractNum w:abstractNumId="1" w15:restartNumberingAfterBreak="0">
+    <w:nsid w:val="3451521A"/>
     <w:multiLevelType w:val="hybridMultilevel"/>
-    <w:lvl w:ilvl="0">
+    <w:tmpl w:val="019890C6"/>
+    <w:lvl w:ilvl="0" w:tplc="97D41076">
       <w:start w:val="1"/>
       <w:numFmt w:val="decimal"/>
       <w:lvlText w:val="%1."/>
@@ -5536,7 +4804,7 @@
         <w:jc w:val="left"/>
       </w:pPr>
       <w:rPr>
-        <w:rFonts w:hint="default" w:ascii="Times New Roman" w:hAnsi="Times New Roman" w:eastAsia="Times New Roman" w:cs="Times New Roman"/>
+        <w:rFonts w:ascii="Times New Roman" w:eastAsia="Times New Roman" w:hAnsi="Times New Roman" w:cs="Times New Roman" w:hint="default"/>
         <w:b w:val="0"/>
         <w:bCs w:val="0"/>
         <w:i w:val="0"/>
@@ -5548,8 +4816,7 @@
         <w:lang w:val="en-US" w:eastAsia="en-US" w:bidi="ar-SA"/>
       </w:rPr>
     </w:lvl>
-    <w:lvl w:ilvl="1">
-      <w:start w:val="0"/>
+    <w:lvl w:ilvl="1" w:tplc="D1D20CFC">
       <w:numFmt w:val="bullet"/>
       <w:lvlText w:val="•"/>
       <w:lvlJc w:val="left"/>
@@ -5557,7 +4824,7 @@
         <w:ind w:left="1136" w:hanging="263"/>
       </w:pPr>
       <w:rPr>
-        <w:rFonts w:hint="default" w:ascii="Times New Roman" w:hAnsi="Times New Roman" w:eastAsia="Times New Roman" w:cs="Times New Roman"/>
+        <w:rFonts w:ascii="Times New Roman" w:eastAsia="Times New Roman" w:hAnsi="Times New Roman" w:cs="Times New Roman" w:hint="default"/>
         <w:b w:val="0"/>
         <w:bCs w:val="0"/>
         <w:i w:val="0"/>
@@ -5569,8 +4836,7 @@
         <w:lang w:val="en-US" w:eastAsia="en-US" w:bidi="ar-SA"/>
       </w:rPr>
     </w:lvl>
-    <w:lvl w:ilvl="2">
-      <w:start w:val="0"/>
+    <w:lvl w:ilvl="2" w:tplc="957415BA">
       <w:numFmt w:val="bullet"/>
       <w:lvlText w:val="•"/>
       <w:lvlJc w:val="left"/>
@@ -5582,8 +4848,7 @@
         <w:lang w:val="en-US" w:eastAsia="en-US" w:bidi="ar-SA"/>
       </w:rPr>
     </w:lvl>
-    <w:lvl w:ilvl="3">
-      <w:start w:val="0"/>
+    <w:lvl w:ilvl="3" w:tplc="FFD2BB9E">
       <w:numFmt w:val="bullet"/>
       <w:lvlText w:val="•"/>
       <w:lvlJc w:val="left"/>
@@ -5595,8 +4860,7 @@
         <w:lang w:val="en-US" w:eastAsia="en-US" w:bidi="ar-SA"/>
       </w:rPr>
     </w:lvl>
-    <w:lvl w:ilvl="4">
-      <w:start w:val="0"/>
+    <w:lvl w:ilvl="4" w:tplc="27322070">
       <w:numFmt w:val="bullet"/>
       <w:lvlText w:val="•"/>
       <w:lvlJc w:val="left"/>
@@ -5608,8 +4872,7 @@
         <w:lang w:val="en-US" w:eastAsia="en-US" w:bidi="ar-SA"/>
       </w:rPr>
     </w:lvl>
-    <w:lvl w:ilvl="5">
-      <w:start w:val="0"/>
+    <w:lvl w:ilvl="5" w:tplc="CF3CAB90">
       <w:numFmt w:val="bullet"/>
       <w:lvlText w:val="•"/>
       <w:lvlJc w:val="left"/>
@@ -5621,8 +4884,7 @@
         <w:lang w:val="en-US" w:eastAsia="en-US" w:bidi="ar-SA"/>
       </w:rPr>
     </w:lvl>
-    <w:lvl w:ilvl="6">
-      <w:start w:val="0"/>
+    <w:lvl w:ilvl="6" w:tplc="3016220E">
       <w:numFmt w:val="bullet"/>
       <w:lvlText w:val="•"/>
       <w:lvlJc w:val="left"/>
@@ -5634,8 +4896,7 @@
         <w:lang w:val="en-US" w:eastAsia="en-US" w:bidi="ar-SA"/>
       </w:rPr>
     </w:lvl>
-    <w:lvl w:ilvl="7">
-      <w:start w:val="0"/>
+    <w:lvl w:ilvl="7" w:tplc="DD5E1608">
       <w:numFmt w:val="bullet"/>
       <w:lvlText w:val="•"/>
       <w:lvlJc w:val="left"/>
@@ -5647,8 +4908,7 @@
         <w:lang w:val="en-US" w:eastAsia="en-US" w:bidi="ar-SA"/>
       </w:rPr>
     </w:lvl>
-    <w:lvl w:ilvl="8">
-      <w:start w:val="0"/>
+    <w:lvl w:ilvl="8" w:tplc="B706013A">
       <w:numFmt w:val="bullet"/>
       <w:lvlText w:val="•"/>
       <w:lvlJc w:val="left"/>
@@ -5661,24 +4921,24 @@
       </w:rPr>
     </w:lvl>
   </w:abstractNum>
-  <w:num w:numId="2">
+  <w:num w:numId="1" w16cid:durableId="1268006175">
+    <w:abstractNumId w:val="0"/>
+  </w:num>
+  <w:num w:numId="2" w16cid:durableId="850410218">
     <w:abstractNumId w:val="1"/>
-  </w:num>
-  <w:num w:numId="1">
-    <w:abstractNumId w:val="0"/>
   </w:num>
 </w:numbering>
 </file>
 
 <file path=word/styles.xml><?xml version="1.0" encoding="utf-8"?>
-<w:styles xmlns:r="http://schemas.openxmlformats.org/officeDocument/2006/relationships" xmlns:w="http://schemas.openxmlformats.org/wordprocessingml/2006/main">
+<w:styles xmlns:mc="http://schemas.openxmlformats.org/markup-compatibility/2006" xmlns:r="http://schemas.openxmlformats.org/officeDocument/2006/relationships" xmlns:w="http://schemas.openxmlformats.org/wordprocessingml/2006/main" xmlns:w14="http://schemas.microsoft.com/office/word/2010/wordml" xmlns:w15="http://schemas.microsoft.com/office/word/2012/wordml" xmlns:w16cex="http://schemas.microsoft.com/office/word/2018/wordml/cex" xmlns:w16cid="http://schemas.microsoft.com/office/word/2016/wordml/cid" xmlns:w16="http://schemas.microsoft.com/office/word/2018/wordml" xmlns:w16sdtdh="http://schemas.microsoft.com/office/word/2020/wordml/sdtdatahash" xmlns:w16sdtfl="http://schemas.microsoft.com/office/word/2024/wordml/sdtformatlock" xmlns:w16se="http://schemas.microsoft.com/office/word/2015/wordml/symex" xmlns:w16du="http://schemas.microsoft.com/office/word/2023/wordml/word16du" mc:Ignorable="w14 w15 w16se w16cid w16 w16cex w16sdtdh w16sdtfl w16du">
   <w:docDefaults>
     <w:rPrDefault>
       <w:rPr>
-        <w:rFonts w:cstheme="minorBidi" w:hAnsiTheme="minorHAnsi" w:eastAsiaTheme="minorHAnsi" w:asciiTheme="minorHAnsi"/>
+        <w:rFonts w:asciiTheme="minorHAnsi" w:eastAsiaTheme="minorHAnsi" w:hAnsiTheme="minorHAnsi" w:cstheme="minorBidi"/>
         <w:sz w:val="22"/>
         <w:szCs w:val="22"/>
-        <w:lang w:val="en-US" w:bidi="ar-SA" w:eastAsia="en-US"/>
+        <w:lang w:val="en-US" w:eastAsia="en-US" w:bidi="ar-SA"/>
       </w:rPr>
     </w:rPrDefault>
     <w:pPrDefault>
@@ -5686,104 +4946,469 @@
         <w:widowControl w:val="0"/>
         <w:autoSpaceDE w:val="0"/>
         <w:autoSpaceDN w:val="0"/>
-        <w:spacing w:lineRule="auto" w:line="240" w:before="0" w:after="0"/>
-        <w:ind w:left="0" w:right="0"/>
-        <w:jc w:val="left"/>
       </w:pPr>
     </w:pPrDefault>
   </w:docDefaults>
-  <w:style w:styleId="DefaultParagraphFont" w:default="1" w:type="character">
+  <w:latentStyles w:defLockedState="0" w:defUIPriority="99" w:defSemiHidden="0" w:defUnhideWhenUsed="0" w:defQFormat="0" w:count="376">
+    <w:lsdException w:name="Normal" w:uiPriority="0" w:qFormat="1"/>
+    <w:lsdException w:name="heading 1" w:uiPriority="9" w:qFormat="1"/>
+    <w:lsdException w:name="heading 2" w:semiHidden="1" w:uiPriority="9" w:unhideWhenUsed="1" w:qFormat="1"/>
+    <w:lsdException w:name="heading 3" w:semiHidden="1" w:uiPriority="9" w:unhideWhenUsed="1" w:qFormat="1"/>
+    <w:lsdException w:name="heading 4" w:semiHidden="1" w:uiPriority="9" w:unhideWhenUsed="1" w:qFormat="1"/>
+    <w:lsdException w:name="heading 5" w:semiHidden="1" w:uiPriority="9" w:unhideWhenUsed="1" w:qFormat="1"/>
+    <w:lsdException w:name="heading 6" w:semiHidden="1" w:uiPriority="9" w:unhideWhenUsed="1" w:qFormat="1"/>
+    <w:lsdException w:name="heading 7" w:semiHidden="1" w:uiPriority="9" w:unhideWhenUsed="1" w:qFormat="1"/>
+    <w:lsdException w:name="heading 8" w:semiHidden="1" w:uiPriority="9" w:unhideWhenUsed="1" w:qFormat="1"/>
+    <w:lsdException w:name="heading 9" w:semiHidden="1" w:uiPriority="9" w:unhideWhenUsed="1" w:qFormat="1"/>
+    <w:lsdException w:name="index 1" w:semiHidden="1" w:unhideWhenUsed="1"/>
+    <w:lsdException w:name="index 2" w:semiHidden="1" w:unhideWhenUsed="1"/>
+    <w:lsdException w:name="index 3" w:semiHidden="1" w:unhideWhenUsed="1"/>
+    <w:lsdException w:name="index 4" w:semiHidden="1" w:unhideWhenUsed="1"/>
+    <w:lsdException w:name="index 5" w:semiHidden="1" w:unhideWhenUsed="1"/>
+    <w:lsdException w:name="index 6" w:semiHidden="1" w:unhideWhenUsed="1"/>
+    <w:lsdException w:name="index 7" w:semiHidden="1" w:unhideWhenUsed="1"/>
+    <w:lsdException w:name="index 8" w:semiHidden="1" w:unhideWhenUsed="1"/>
+    <w:lsdException w:name="index 9" w:semiHidden="1" w:unhideWhenUsed="1"/>
+    <w:lsdException w:name="toc 1" w:semiHidden="1" w:uiPriority="39" w:unhideWhenUsed="1"/>
+    <w:lsdException w:name="toc 2" w:semiHidden="1" w:uiPriority="39" w:unhideWhenUsed="1"/>
+    <w:lsdException w:name="toc 3" w:semiHidden="1" w:uiPriority="39" w:unhideWhenUsed="1"/>
+    <w:lsdException w:name="toc 4" w:semiHidden="1" w:uiPriority="39" w:unhideWhenUsed="1"/>
+    <w:lsdException w:name="toc 5" w:semiHidden="1" w:uiPriority="39" w:unhideWhenUsed="1"/>
+    <w:lsdException w:name="toc 6" w:semiHidden="1" w:uiPriority="39" w:unhideWhenUsed="1"/>
+    <w:lsdException w:name="toc 7" w:semiHidden="1" w:uiPriority="39" w:unhideWhenUsed="1"/>
+    <w:lsdException w:name="toc 8" w:semiHidden="1" w:uiPriority="39" w:unhideWhenUsed="1"/>
+    <w:lsdException w:name="toc 9" w:semiHidden="1" w:uiPriority="39" w:unhideWhenUsed="1"/>
+    <w:lsdException w:name="Normal Indent" w:semiHidden="1" w:unhideWhenUsed="1"/>
+    <w:lsdException w:name="footnote text" w:semiHidden="1" w:unhideWhenUsed="1"/>
+    <w:lsdException w:name="annotation text" w:semiHidden="1" w:unhideWhenUsed="1"/>
+    <w:lsdException w:name="header" w:semiHidden="1" w:unhideWhenUsed="1"/>
+    <w:lsdException w:name="footer" w:semiHidden="1" w:unhideWhenUsed="1"/>
+    <w:lsdException w:name="index heading" w:semiHidden="1" w:unhideWhenUsed="1"/>
+    <w:lsdException w:name="caption" w:semiHidden="1" w:uiPriority="35" w:unhideWhenUsed="1" w:qFormat="1"/>
+    <w:lsdException w:name="table of figures" w:semiHidden="1" w:unhideWhenUsed="1"/>
+    <w:lsdException w:name="envelope address" w:semiHidden="1" w:unhideWhenUsed="1"/>
+    <w:lsdException w:name="envelope return" w:semiHidden="1" w:unhideWhenUsed="1"/>
+    <w:lsdException w:name="footnote reference" w:semiHidden="1" w:unhideWhenUsed="1"/>
+    <w:lsdException w:name="annotation reference" w:semiHidden="1" w:unhideWhenUsed="1"/>
+    <w:lsdException w:name="line number" w:semiHidden="1" w:unhideWhenUsed="1"/>
+    <w:lsdException w:name="page number" w:semiHidden="1" w:unhideWhenUsed="1"/>
+    <w:lsdException w:name="endnote reference" w:semiHidden="1" w:unhideWhenUsed="1"/>
+    <w:lsdException w:name="endnote text" w:semiHidden="1" w:unhideWhenUsed="1"/>
+    <w:lsdException w:name="table of authorities" w:semiHidden="1" w:unhideWhenUsed="1"/>
+    <w:lsdException w:name="macro" w:semiHidden="1" w:unhideWhenUsed="1"/>
+    <w:lsdException w:name="toa heading" w:semiHidden="1" w:unhideWhenUsed="1"/>
+    <w:lsdException w:name="List" w:semiHidden="1" w:unhideWhenUsed="1"/>
+    <w:lsdException w:name="List Bullet" w:semiHidden="1" w:unhideWhenUsed="1"/>
+    <w:lsdException w:name="List Number" w:semiHidden="1" w:unhideWhenUsed="1"/>
+    <w:lsdException w:name="List 2" w:semiHidden="1" w:unhideWhenUsed="1"/>
+    <w:lsdException w:name="List 3" w:semiHidden="1" w:unhideWhenUsed="1"/>
+    <w:lsdException w:name="List 4" w:semiHidden="1" w:unhideWhenUsed="1"/>
+    <w:lsdException w:name="List 5" w:semiHidden="1" w:unhideWhenUsed="1"/>
+    <w:lsdException w:name="List Bullet 2" w:semiHidden="1" w:unhideWhenUsed="1"/>
+    <w:lsdException w:name="List Bullet 3" w:semiHidden="1" w:unhideWhenUsed="1"/>
+    <w:lsdException w:name="List Bullet 4" w:semiHidden="1" w:unhideWhenUsed="1"/>
+    <w:lsdException w:name="List Bullet 5" w:semiHidden="1" w:unhideWhenUsed="1"/>
+    <w:lsdException w:name="List Number 2" w:semiHidden="1" w:unhideWhenUsed="1"/>
+    <w:lsdException w:name="List Number 3" w:semiHidden="1" w:unhideWhenUsed="1"/>
+    <w:lsdException w:name="List Number 4" w:semiHidden="1" w:unhideWhenUsed="1"/>
+    <w:lsdException w:name="List Number 5" w:semiHidden="1" w:unhideWhenUsed="1"/>
+    <w:lsdException w:name="Title" w:uiPriority="10" w:qFormat="1"/>
+    <w:lsdException w:name="Closing" w:semiHidden="1" w:unhideWhenUsed="1"/>
+    <w:lsdException w:name="Signature" w:semiHidden="1" w:unhideWhenUsed="1"/>
+    <w:lsdException w:name="Default Paragraph Font" w:semiHidden="1" w:uiPriority="1" w:unhideWhenUsed="1"/>
+    <w:lsdException w:name="Body Text" w:semiHidden="1" w:unhideWhenUsed="1"/>
+    <w:lsdException w:name="Body Text Indent" w:semiHidden="1" w:unhideWhenUsed="1"/>
+    <w:lsdException w:name="List Continue" w:semiHidden="1" w:unhideWhenUsed="1"/>
+    <w:lsdException w:name="List Continue 2" w:semiHidden="1" w:unhideWhenUsed="1"/>
+    <w:lsdException w:name="List Continue 3" w:semiHidden="1" w:unhideWhenUsed="1"/>
+    <w:lsdException w:name="List Continue 4" w:semiHidden="1" w:unhideWhenUsed="1"/>
+    <w:lsdException w:name="List Continue 5" w:semiHidden="1" w:unhideWhenUsed="1"/>
+    <w:lsdException w:name="Message Header" w:semiHidden="1" w:unhideWhenUsed="1"/>
+    <w:lsdException w:name="Subtitle" w:uiPriority="11" w:qFormat="1"/>
+    <w:lsdException w:name="Salutation" w:semiHidden="1" w:unhideWhenUsed="1"/>
+    <w:lsdException w:name="Date" w:semiHidden="1" w:unhideWhenUsed="1"/>
+    <w:lsdException w:name="Body Text First Indent" w:semiHidden="1" w:unhideWhenUsed="1"/>
+    <w:lsdException w:name="Body Text First Indent 2" w:semiHidden="1" w:unhideWhenUsed="1"/>
+    <w:lsdException w:name="Note Heading" w:semiHidden="1" w:unhideWhenUsed="1"/>
+    <w:lsdException w:name="Body Text 2" w:semiHidden="1" w:unhideWhenUsed="1"/>
+    <w:lsdException w:name="Body Text 3" w:semiHidden="1" w:unhideWhenUsed="1"/>
+    <w:lsdException w:name="Body Text Indent 2" w:semiHidden="1" w:unhideWhenUsed="1"/>
+    <w:lsdException w:name="Body Text Indent 3" w:semiHidden="1" w:unhideWhenUsed="1"/>
+    <w:lsdException w:name="Block Text" w:semiHidden="1" w:unhideWhenUsed="1"/>
+    <w:lsdException w:name="Hyperlink" w:semiHidden="1" w:unhideWhenUsed="1"/>
+    <w:lsdException w:name="FollowedHyperlink" w:semiHidden="1" w:unhideWhenUsed="1"/>
+    <w:lsdException w:name="Strong" w:uiPriority="22" w:qFormat="1"/>
+    <w:lsdException w:name="Emphasis" w:uiPriority="20" w:qFormat="1"/>
+    <w:lsdException w:name="Document Map" w:semiHidden="1" w:unhideWhenUsed="1"/>
+    <w:lsdException w:name="Plain Text" w:semiHidden="1" w:unhideWhenUsed="1"/>
+    <w:lsdException w:name="E-mail Signature" w:semiHidden="1" w:unhideWhenUsed="1"/>
+    <w:lsdException w:name="HTML Top of Form" w:semiHidden="1" w:unhideWhenUsed="1"/>
+    <w:lsdException w:name="HTML Bottom of Form" w:semiHidden="1" w:unhideWhenUsed="1"/>
+    <w:lsdException w:name="Normal (Web)" w:semiHidden="1" w:unhideWhenUsed="1"/>
+    <w:lsdException w:name="HTML Acronym" w:semiHidden="1" w:unhideWhenUsed="1"/>
+    <w:lsdException w:name="HTML Address" w:semiHidden="1" w:unhideWhenUsed="1"/>
+    <w:lsdException w:name="HTML Cite" w:semiHidden="1" w:unhideWhenUsed="1"/>
+    <w:lsdException w:name="HTML Code" w:semiHidden="1" w:unhideWhenUsed="1"/>
+    <w:lsdException w:name="HTML Definition" w:semiHidden="1" w:unhideWhenUsed="1"/>
+    <w:lsdException w:name="HTML Keyboard" w:semiHidden="1" w:unhideWhenUsed="1"/>
+    <w:lsdException w:name="HTML Preformatted" w:semiHidden="1" w:unhideWhenUsed="1"/>
+    <w:lsdException w:name="HTML Sample" w:semiHidden="1" w:unhideWhenUsed="1"/>
+    <w:lsdException w:name="HTML Typewriter" w:semiHidden="1" w:unhideWhenUsed="1"/>
+    <w:lsdException w:name="HTML Variable" w:semiHidden="1" w:unhideWhenUsed="1"/>
+    <w:lsdException w:name="Normal Table" w:semiHidden="1" w:unhideWhenUsed="1"/>
+    <w:lsdException w:name="annotation subject" w:semiHidden="1" w:unhideWhenUsed="1"/>
+    <w:lsdException w:name="No List" w:semiHidden="1" w:unhideWhenUsed="1"/>
+    <w:lsdException w:name="Outline List 1" w:semiHidden="1" w:unhideWhenUsed="1"/>
+    <w:lsdException w:name="Outline List 2" w:semiHidden="1" w:unhideWhenUsed="1"/>
+    <w:lsdException w:name="Outline List 3" w:semiHidden="1" w:unhideWhenUsed="1"/>
+    <w:lsdException w:name="Table Simple 1" w:semiHidden="1" w:unhideWhenUsed="1"/>
+    <w:lsdException w:name="Table Simple 2" w:semiHidden="1" w:unhideWhenUsed="1"/>
+    <w:lsdException w:name="Table Simple 3" w:semiHidden="1" w:unhideWhenUsed="1"/>
+    <w:lsdException w:name="Table Classic 1" w:semiHidden="1" w:unhideWhenUsed="1"/>
+    <w:lsdException w:name="Table Classic 2" w:semiHidden="1" w:unhideWhenUsed="1"/>
+    <w:lsdException w:name="Table Classic 3" w:semiHidden="1" w:unhideWhenUsed="1"/>
+    <w:lsdException w:name="Table Classic 4" w:semiHidden="1" w:unhideWhenUsed="1"/>
+    <w:lsdException w:name="Table Colorful 1" w:semiHidden="1" w:unhideWhenUsed="1"/>
+    <w:lsdException w:name="Table Colorful 2" w:semiHidden="1" w:unhideWhenUsed="1"/>
+    <w:lsdException w:name="Table Colorful 3" w:semiHidden="1" w:unhideWhenUsed="1"/>
+    <w:lsdException w:name="Table Columns 1" w:semiHidden="1" w:unhideWhenUsed="1"/>
+    <w:lsdException w:name="Table Columns 2" w:semiHidden="1" w:unhideWhenUsed="1"/>
+    <w:lsdException w:name="Table Columns 3" w:semiHidden="1" w:unhideWhenUsed="1"/>
+    <w:lsdException w:name="Table Columns 4" w:semiHidden="1" w:unhideWhenUsed="1"/>
+    <w:lsdException w:name="Table Columns 5" w:semiHidden="1" w:unhideWhenUsed="1"/>
+    <w:lsdException w:name="Table Grid 1" w:semiHidden="1" w:unhideWhenUsed="1"/>
+    <w:lsdException w:name="Table Grid 2" w:semiHidden="1" w:unhideWhenUsed="1"/>
+    <w:lsdException w:name="Table Grid 3" w:semiHidden="1" w:unhideWhenUsed="1"/>
+    <w:lsdException w:name="Table Grid 4" w:semiHidden="1" w:unhideWhenUsed="1"/>
+    <w:lsdException w:name="Table Grid 5" w:semiHidden="1" w:unhideWhenUsed="1"/>
+    <w:lsdException w:name="Table Grid 6" w:semiHidden="1" w:unhideWhenUsed="1"/>
+    <w:lsdException w:name="Table Grid 7" w:semiHidden="1" w:unhideWhenUsed="1"/>
+    <w:lsdException w:name="Table Grid 8" w:semiHidden="1" w:unhideWhenUsed="1"/>
+    <w:lsdException w:name="Table List 1" w:semiHidden="1" w:unhideWhenUsed="1"/>
+    <w:lsdException w:name="Table List 2" w:semiHidden="1" w:unhideWhenUsed="1"/>
+    <w:lsdException w:name="Table List 3" w:semiHidden="1" w:unhideWhenUsed="1"/>
+    <w:lsdException w:name="Table List 4" w:semiHidden="1" w:unhideWhenUsed="1"/>
+    <w:lsdException w:name="Table List 5" w:semiHidden="1" w:unhideWhenUsed="1"/>
+    <w:lsdException w:name="Table List 6" w:semiHidden="1" w:unhideWhenUsed="1"/>
+    <w:lsdException w:name="Table List 7" w:semiHidden="1" w:unhideWhenUsed="1"/>
+    <w:lsdException w:name="Table List 8" w:semiHidden="1" w:unhideWhenUsed="1"/>
+    <w:lsdException w:name="Table 3D effects 1" w:semiHidden="1" w:unhideWhenUsed="1"/>
+    <w:lsdException w:name="Table 3D effects 2" w:semiHidden="1" w:unhideWhenUsed="1"/>
+    <w:lsdException w:name="Table 3D effects 3" w:semiHidden="1" w:unhideWhenUsed="1"/>
+    <w:lsdException w:name="Table Contemporary" w:semiHidden="1" w:unhideWhenUsed="1"/>
+    <w:lsdException w:name="Table Elegant" w:semiHidden="1" w:unhideWhenUsed="1"/>
+    <w:lsdException w:name="Table Professional" w:semiHidden="1" w:unhideWhenUsed="1"/>
+    <w:lsdException w:name="Table Subtle 1" w:semiHidden="1" w:unhideWhenUsed="1"/>
+    <w:lsdException w:name="Table Subtle 2" w:semiHidden="1" w:unhideWhenUsed="1"/>
+    <w:lsdException w:name="Table Web 1" w:semiHidden="1" w:unhideWhenUsed="1"/>
+    <w:lsdException w:name="Table Web 2" w:semiHidden="1" w:unhideWhenUsed="1"/>
+    <w:lsdException w:name="Table Web 3" w:semiHidden="1" w:unhideWhenUsed="1"/>
+    <w:lsdException w:name="Balloon Text" w:semiHidden="1" w:unhideWhenUsed="1"/>
+    <w:lsdException w:name="Table Grid" w:uiPriority="39"/>
+    <w:lsdException w:name="Table Theme" w:semiHidden="1" w:unhideWhenUsed="1"/>
+    <w:lsdException w:name="Placeholder Text" w:semiHidden="1"/>
+    <w:lsdException w:name="No Spacing" w:uiPriority="1" w:qFormat="1"/>
+    <w:lsdException w:name="Light Shading" w:uiPriority="60"/>
+    <w:lsdException w:name="Light List" w:uiPriority="61"/>
+    <w:lsdException w:name="Light Grid" w:uiPriority="62"/>
+    <w:lsdException w:name="Medium Shading 1" w:uiPriority="63"/>
+    <w:lsdException w:name="Medium Shading 2" w:uiPriority="64"/>
+    <w:lsdException w:name="Medium List 1" w:uiPriority="65"/>
+    <w:lsdException w:name="Medium List 2" w:uiPriority="66"/>
+    <w:lsdException w:name="Medium Grid 1" w:uiPriority="67"/>
+    <w:lsdException w:name="Medium Grid 2" w:uiPriority="68"/>
+    <w:lsdException w:name="Medium Grid 3" w:uiPriority="69"/>
+    <w:lsdException w:name="Dark List" w:uiPriority="70"/>
+    <w:lsdException w:name="Colorful Shading" w:uiPriority="71"/>
+    <w:lsdException w:name="Colorful List" w:uiPriority="72"/>
+    <w:lsdException w:name="Colorful Grid" w:uiPriority="73"/>
+    <w:lsdException w:name="Light Shading Accent 1" w:uiPriority="60"/>
+    <w:lsdException w:name="Light List Accent 1" w:uiPriority="61"/>
+    <w:lsdException w:name="Light Grid Accent 1" w:uiPriority="62"/>
+    <w:lsdException w:name="Medium Shading 1 Accent 1" w:uiPriority="63"/>
+    <w:lsdException w:name="Medium Shading 2 Accent 1" w:uiPriority="64"/>
+    <w:lsdException w:name="Medium List 1 Accent 1" w:uiPriority="65"/>
+    <w:lsdException w:name="Revision" w:semiHidden="1"/>
+    <w:lsdException w:name="List Paragraph" w:uiPriority="34" w:qFormat="1"/>
+    <w:lsdException w:name="Quote" w:uiPriority="29" w:qFormat="1"/>
+    <w:lsdException w:name="Intense Quote" w:uiPriority="30" w:qFormat="1"/>
+    <w:lsdException w:name="Medium List 2 Accent 1" w:uiPriority="66"/>
+    <w:lsdException w:name="Medium Grid 1 Accent 1" w:uiPriority="67"/>
+    <w:lsdException w:name="Medium Grid 2 Accent 1" w:uiPriority="68"/>
+    <w:lsdException w:name="Medium Grid 3 Accent 1" w:uiPriority="69"/>
+    <w:lsdException w:name="Dark List Accent 1" w:uiPriority="70"/>
+    <w:lsdException w:name="Colorful Shading Accent 1" w:uiPriority="71"/>
+    <w:lsdException w:name="Colorful List Accent 1" w:uiPriority="72"/>
+    <w:lsdException w:name="Colorful Grid Accent 1" w:uiPriority="73"/>
+    <w:lsdException w:name="Light Shading Accent 2" w:uiPriority="60"/>
+    <w:lsdException w:name="Light List Accent 2" w:uiPriority="61"/>
+    <w:lsdException w:name="Light Grid Accent 2" w:uiPriority="62"/>
+    <w:lsdException w:name="Medium Shading 1 Accent 2" w:uiPriority="63"/>
+    <w:lsdException w:name="Medium Shading 2 Accent 2" w:uiPriority="64"/>
+    <w:lsdException w:name="Medium List 1 Accent 2" w:uiPriority="65"/>
+    <w:lsdException w:name="Medium List 2 Accent 2" w:uiPriority="66"/>
+    <w:lsdException w:name="Medium Grid 1 Accent 2" w:uiPriority="67"/>
+    <w:lsdException w:name="Medium Grid 2 Accent 2" w:uiPriority="68"/>
+    <w:lsdException w:name="Medium Grid 3 Accent 2" w:uiPriority="69"/>
+    <w:lsdException w:name="Dark List Accent 2" w:uiPriority="70"/>
+    <w:lsdException w:name="Colorful Shading Accent 2" w:uiPriority="71"/>
+    <w:lsdException w:name="Colorful List Accent 2" w:uiPriority="72"/>
+    <w:lsdException w:name="Colorful Grid Accent 2" w:uiPriority="73"/>
+    <w:lsdException w:name="Light Shading Accent 3" w:uiPriority="60"/>
+    <w:lsdException w:name="Light List Accent 3" w:uiPriority="61"/>
+    <w:lsdException w:name="Light Grid Accent 3" w:uiPriority="62"/>
+    <w:lsdException w:name="Medium Shading 1 Accent 3" w:uiPriority="63"/>
+    <w:lsdException w:name="Medium Shading 2 Accent 3" w:uiPriority="64"/>
+    <w:lsdException w:name="Medium List 1 Accent 3" w:uiPriority="65"/>
+    <w:lsdException w:name="Medium List 2 Accent 3" w:uiPriority="66"/>
+    <w:lsdException w:name="Medium Grid 1 Accent 3" w:uiPriority="67"/>
+    <w:lsdException w:name="Medium Grid 2 Accent 3" w:uiPriority="68"/>
+    <w:lsdException w:name="Medium Grid 3 Accent 3" w:uiPriority="69"/>
+    <w:lsdException w:name="Dark List Accent 3" w:uiPriority="70"/>
+    <w:lsdException w:name="Colorful Shading Accent 3" w:uiPriority="71"/>
+    <w:lsdException w:name="Colorful List Accent 3" w:uiPriority="72"/>
+    <w:lsdException w:name="Colorful Grid Accent 3" w:uiPriority="73"/>
+    <w:lsdException w:name="Light Shading Accent 4" w:uiPriority="60"/>
+    <w:lsdException w:name="Light List Accent 4" w:uiPriority="61"/>
+    <w:lsdException w:name="Light Grid Accent 4" w:uiPriority="62"/>
+    <w:lsdException w:name="Medium Shading 1 Accent 4" w:uiPriority="63"/>
+    <w:lsdException w:name="Medium Shading 2 Accent 4" w:uiPriority="64"/>
+    <w:lsdException w:name="Medium List 1 Accent 4" w:uiPriority="65"/>
+    <w:lsdException w:name="Medium List 2 Accent 4" w:uiPriority="66"/>
+    <w:lsdException w:name="Medium Grid 1 Accent 4" w:uiPriority="67"/>
+    <w:lsdException w:name="Medium Grid 2 Accent 4" w:uiPriority="68"/>
+    <w:lsdException w:name="Medium Grid 3 Accent 4" w:uiPriority="69"/>
+    <w:lsdException w:name="Dark List Accent 4" w:uiPriority="70"/>
+    <w:lsdException w:name="Colorful Shading Accent 4" w:uiPriority="71"/>
+    <w:lsdException w:name="Colorful List Accent 4" w:uiPriority="72"/>
+    <w:lsdException w:name="Colorful Grid Accent 4" w:uiPriority="73"/>
+    <w:lsdException w:name="Light Shading Accent 5" w:uiPriority="60"/>
+    <w:lsdException w:name="Light List Accent 5" w:uiPriority="61"/>
+    <w:lsdException w:name="Light Grid Accent 5" w:uiPriority="62"/>
+    <w:lsdException w:name="Medium Shading 1 Accent 5" w:uiPriority="63"/>
+    <w:lsdException w:name="Medium Shading 2 Accent 5" w:uiPriority="64"/>
+    <w:lsdException w:name="Medium List 1 Accent 5" w:uiPriority="65"/>
+    <w:lsdException w:name="Medium List 2 Accent 5" w:uiPriority="66"/>
+    <w:lsdException w:name="Medium Grid 1 Accent 5" w:uiPriority="67"/>
+    <w:lsdException w:name="Medium Grid 2 Accent 5" w:uiPriority="68"/>
+    <w:lsdException w:name="Medium Grid 3 Accent 5" w:uiPriority="69"/>
+    <w:lsdException w:name="Dark List Accent 5" w:uiPriority="70"/>
+    <w:lsdException w:name="Colorful Shading Accent 5" w:uiPriority="71"/>
+    <w:lsdException w:name="Colorful List Accent 5" w:uiPriority="72"/>
+    <w:lsdException w:name="Colorful Grid Accent 5" w:uiPriority="73"/>
+    <w:lsdException w:name="Light Shading Accent 6" w:uiPriority="60"/>
+    <w:lsdException w:name="Light List Accent 6" w:uiPriority="61"/>
+    <w:lsdException w:name="Light Grid Accent 6" w:uiPriority="62"/>
+    <w:lsdException w:name="Medium Shading 1 Accent 6" w:uiPriority="63"/>
+    <w:lsdException w:name="Medium Shading 2 Accent 6" w:uiPriority="64"/>
+    <w:lsdException w:name="Medium List 1 Accent 6" w:uiPriority="65"/>
+    <w:lsdException w:name="Medium List 2 Accent 6" w:uiPriority="66"/>
+    <w:lsdException w:name="Medium Grid 1 Accent 6" w:uiPriority="67"/>
+    <w:lsdException w:name="Medium Grid 2 Accent 6" w:uiPriority="68"/>
+    <w:lsdException w:name="Medium Grid 3 Accent 6" w:uiPriority="69"/>
+    <w:lsdException w:name="Dark List Accent 6" w:uiPriority="70"/>
+    <w:lsdException w:name="Colorful Shading Accent 6" w:uiPriority="71"/>
+    <w:lsdException w:name="Colorful List Accent 6" w:uiPriority="72"/>
+    <w:lsdException w:name="Colorful Grid Accent 6" w:uiPriority="73"/>
+    <w:lsdException w:name="Subtle Emphasis" w:uiPriority="19" w:qFormat="1"/>
+    <w:lsdException w:name="Intense Emphasis" w:uiPriority="21" w:qFormat="1"/>
+    <w:lsdException w:name="Subtle Reference" w:uiPriority="31" w:qFormat="1"/>
+    <w:lsdException w:name="Intense Reference" w:uiPriority="32" w:qFormat="1"/>
+    <w:lsdException w:name="Book Title" w:uiPriority="33" w:qFormat="1"/>
+    <w:lsdException w:name="Bibliography" w:semiHidden="1" w:uiPriority="37" w:unhideWhenUsed="1"/>
+    <w:lsdException w:name="TOC Heading" w:semiHidden="1" w:uiPriority="39" w:unhideWhenUsed="1" w:qFormat="1"/>
+    <w:lsdException w:name="Plain Table 1" w:uiPriority="41"/>
+    <w:lsdException w:name="Plain Table 2" w:uiPriority="42"/>
+    <w:lsdException w:name="Plain Table 3" w:uiPriority="43"/>
+    <w:lsdException w:name="Plain Table 4" w:uiPriority="44"/>
+    <w:lsdException w:name="Plain Table 5" w:uiPriority="45"/>
+    <w:lsdException w:name="Grid Table Light" w:uiPriority="40"/>
+    <w:lsdException w:name="Grid Table 1 Light" w:uiPriority="46"/>
+    <w:lsdException w:name="Grid Table 2" w:uiPriority="47"/>
+    <w:lsdException w:name="Grid Table 3" w:uiPriority="48"/>
+    <w:lsdException w:name="Grid Table 4" w:uiPriority="49"/>
+    <w:lsdException w:name="Grid Table 5 Dark" w:uiPriority="50"/>
+    <w:lsdException w:name="Grid Table 6 Colorful" w:uiPriority="51"/>
+    <w:lsdException w:name="Grid Table 7 Colorful" w:uiPriority="52"/>
+    <w:lsdException w:name="Grid Table 1 Light Accent 1" w:uiPriority="46"/>
+    <w:lsdException w:name="Grid Table 2 Accent 1" w:uiPriority="47"/>
+    <w:lsdException w:name="Grid Table 3 Accent 1" w:uiPriority="48"/>
+    <w:lsdException w:name="Grid Table 4 Accent 1" w:uiPriority="49"/>
+    <w:lsdException w:name="Grid Table 5 Dark Accent 1" w:uiPriority="50"/>
+    <w:lsdException w:name="Grid Table 6 Colorful Accent 1" w:uiPriority="51"/>
+    <w:lsdException w:name="Grid Table 7 Colorful Accent 1" w:uiPriority="52"/>
+    <w:lsdException w:name="Grid Table 1 Light Accent 2" w:uiPriority="46"/>
+    <w:lsdException w:name="Grid Table 2 Accent 2" w:uiPriority="47"/>
+    <w:lsdException w:name="Grid Table 3 Accent 2" w:uiPriority="48"/>
+    <w:lsdException w:name="Grid Table 4 Accent 2" w:uiPriority="49"/>
+    <w:lsdException w:name="Grid Table 5 Dark Accent 2" w:uiPriority="50"/>
+    <w:lsdException w:name="Grid Table 6 Colorful Accent 2" w:uiPriority="51"/>
+    <w:lsdException w:name="Grid Table 7 Colorful Accent 2" w:uiPriority="52"/>
+    <w:lsdException w:name="Grid Table 1 Light Accent 3" w:uiPriority="46"/>
+    <w:lsdException w:name="Grid Table 2 Accent 3" w:uiPriority="47"/>
+    <w:lsdException w:name="Grid Table 3 Accent 3" w:uiPriority="48"/>
+    <w:lsdException w:name="Grid Table 4 Accent 3" w:uiPriority="49"/>
+    <w:lsdException w:name="Grid Table 5 Dark Accent 3" w:uiPriority="50"/>
+    <w:lsdException w:name="Grid Table 6 Colorful Accent 3" w:uiPriority="51"/>
+    <w:lsdException w:name="Grid Table 7 Colorful Accent 3" w:uiPriority="52"/>
+    <w:lsdException w:name="Grid Table 1 Light Accent 4" w:uiPriority="46"/>
+    <w:lsdException w:name="Grid Table 2 Accent 4" w:uiPriority="47"/>
+    <w:lsdException w:name="Grid Table 3 Accent 4" w:uiPriority="48"/>
+    <w:lsdException w:name="Grid Table 4 Accent 4" w:uiPriority="49"/>
+    <w:lsdException w:name="Grid Table 5 Dark Accent 4" w:uiPriority="50"/>
+    <w:lsdException w:name="Grid Table 6 Colorful Accent 4" w:uiPriority="51"/>
+    <w:lsdException w:name="Grid Table 7 Colorful Accent 4" w:uiPriority="52"/>
+    <w:lsdException w:name="Grid Table 1 Light Accent 5" w:uiPriority="46"/>
+    <w:lsdException w:name="Grid Table 2 Accent 5" w:uiPriority="47"/>
+    <w:lsdException w:name="Grid Table 3 Accent 5" w:uiPriority="48"/>
+    <w:lsdException w:name="Grid Table 4 Accent 5" w:uiPriority="49"/>
+    <w:lsdException w:name="Grid Table 5 Dark Accent 5" w:uiPriority="50"/>
+    <w:lsdException w:name="Grid Table 6 Colorful Accent 5" w:uiPriority="51"/>
+    <w:lsdException w:name="Grid Table 7 Colorful Accent 5" w:uiPriority="52"/>
+    <w:lsdException w:name="Grid Table 1 Light Accent 6" w:uiPriority="46"/>
+    <w:lsdException w:name="Grid Table 2 Accent 6" w:uiPriority="47"/>
+    <w:lsdException w:name="Grid Table 3 Accent 6" w:uiPriority="48"/>
+    <w:lsdException w:name="Grid Table 4 Accent 6" w:uiPriority="49"/>
+    <w:lsdException w:name="Grid Table 5 Dark Accent 6" w:uiPriority="50"/>
+    <w:lsdException w:name="Grid Table 6 Colorful Accent 6" w:uiPriority="51"/>
+    <w:lsdException w:name="Grid Table 7 Colorful Accent 6" w:uiPriority="52"/>
+    <w:lsdException w:name="List Table 1 Light" w:uiPriority="46"/>
+    <w:lsdException w:name="List Table 2" w:uiPriority="47"/>
+    <w:lsdException w:name="List Table 3" w:uiPriority="48"/>
+    <w:lsdException w:name="List Table 4" w:uiPriority="49"/>
+    <w:lsdException w:name="List Table 5 Dark" w:uiPriority="50"/>
+    <w:lsdException w:name="List Table 6 Colorful" w:uiPriority="51"/>
+    <w:lsdException w:name="List Table 7 Colorful" w:uiPriority="52"/>
+    <w:lsdException w:name="List Table 1 Light Accent 1" w:uiPriority="46"/>
+    <w:lsdException w:name="List Table 2 Accent 1" w:uiPriority="47"/>
+    <w:lsdException w:name="List Table 3 Accent 1" w:uiPriority="48"/>
+    <w:lsdException w:name="List Table 4 Accent 1" w:uiPriority="49"/>
+    <w:lsdException w:name="List Table 5 Dark Accent 1" w:uiPriority="50"/>
+    <w:lsdException w:name="List Table 6 Colorful Accent 1" w:uiPriority="51"/>
+    <w:lsdException w:name="List Table 7 Colorful Accent 1" w:uiPriority="52"/>
+    <w:lsdException w:name="List Table 1 Light Accent 2" w:uiPriority="46"/>
+    <w:lsdException w:name="List Table 2 Accent 2" w:uiPriority="47"/>
+    <w:lsdException w:name="List Table 3 Accent 2" w:uiPriority="48"/>
+    <w:lsdException w:name="List Table 4 Accent 2" w:uiPriority="49"/>
+    <w:lsdException w:name="List Table 5 Dark Accent 2" w:uiPriority="50"/>
+    <w:lsdException w:name="List Table 6 Colorful Accent 2" w:uiPriority="51"/>
+    <w:lsdException w:name="List Table 7 Colorful Accent 2" w:uiPriority="52"/>
+    <w:lsdException w:name="List Table 1 Light Accent 3" w:uiPriority="46"/>
+    <w:lsdException w:name="List Table 2 Accent 3" w:uiPriority="47"/>
+    <w:lsdException w:name="List Table 3 Accent 3" w:uiPriority="48"/>
+    <w:lsdException w:name="List Table 4 Accent 3" w:uiPriority="49"/>
+    <w:lsdException w:name="List Table 5 Dark Accent 3" w:uiPriority="50"/>
+    <w:lsdException w:name="List Table 6 Colorful Accent 3" w:uiPriority="51"/>
+    <w:lsdException w:name="List Table 7 Colorful Accent 3" w:uiPriority="52"/>
+    <w:lsdException w:name="List Table 1 Light Accent 4" w:uiPriority="46"/>
+    <w:lsdException w:name="List Table 2 Accent 4" w:uiPriority="47"/>
+    <w:lsdException w:name="List Table 3 Accent 4" w:uiPriority="48"/>
+    <w:lsdException w:name="List Table 4 Accent 4" w:uiPriority="49"/>
+    <w:lsdException w:name="List Table 5 Dark Accent 4" w:uiPriority="50"/>
+    <w:lsdException w:name="List Table 6 Colorful Accent 4" w:uiPriority="51"/>
+    <w:lsdException w:name="List Table 7 Colorful Accent 4" w:uiPriority="52"/>
+    <w:lsdException w:name="List Table 1 Light Accent 5" w:uiPriority="46"/>
+    <w:lsdException w:name="List Table 2 Accent 5" w:uiPriority="47"/>
+    <w:lsdException w:name="List Table 3 Accent 5" w:uiPriority="48"/>
+    <w:lsdException w:name="List Table 4 Accent 5" w:uiPriority="49"/>
+    <w:lsdException w:name="List Table 5 Dark Accent 5" w:uiPriority="50"/>
+    <w:lsdException w:name="List Table 6 Colorful Accent 5" w:uiPriority="51"/>
+    <w:lsdException w:name="List Table 7 Colorful Accent 5" w:uiPriority="52"/>
+    <w:lsdException w:name="List Table 1 Light Accent 6" w:uiPriority="46"/>
+    <w:lsdException w:name="List Table 2 Accent 6" w:uiPriority="47"/>
+    <w:lsdException w:name="List Table 3 Accent 6" w:uiPriority="48"/>
+    <w:lsdException w:name="List Table 4 Accent 6" w:uiPriority="49"/>
+    <w:lsdException w:name="List Table 5 Dark Accent 6" w:uiPriority="50"/>
+    <w:lsdException w:name="List Table 6 Colorful Accent 6" w:uiPriority="51"/>
+    <w:lsdException w:name="List Table 7 Colorful Accent 6" w:uiPriority="52"/>
+    <w:lsdException w:name="Mention" w:semiHidden="1" w:unhideWhenUsed="1"/>
+    <w:lsdException w:name="Smart Hyperlink" w:semiHidden="1" w:unhideWhenUsed="1"/>
+    <w:lsdException w:name="Hashtag" w:semiHidden="1" w:unhideWhenUsed="1"/>
+    <w:lsdException w:name="Unresolved Mention" w:semiHidden="1" w:unhideWhenUsed="1"/>
+    <w:lsdException w:name="Smart Link" w:semiHidden="1" w:unhideWhenUsed="1"/>
+  </w:latentStyles>
+  <w:style w:type="paragraph" w:default="1" w:styleId="Normal">
+    <w:name w:val="Normal"/>
+    <w:qFormat/>
+    <w:rPr>
+      <w:rFonts w:ascii="Times New Roman" w:eastAsia="Times New Roman" w:hAnsi="Times New Roman" w:cs="Times New Roman"/>
+    </w:rPr>
+  </w:style>
+  <w:style w:type="paragraph" w:styleId="Heading1">
+    <w:name w:val="heading 1"/>
+    <w:basedOn w:val="Normal"/>
+    <w:uiPriority w:val="9"/>
+    <w:qFormat/>
+    <w:pPr>
+      <w:ind w:left="36"/>
+      <w:outlineLvl w:val="0"/>
+    </w:pPr>
+    <w:rPr>
+      <w:b/>
+      <w:bCs/>
+      <w:sz w:val="28"/>
+      <w:szCs w:val="28"/>
+    </w:rPr>
+  </w:style>
+  <w:style w:type="paragraph" w:styleId="Heading2">
+    <w:name w:val="heading 2"/>
+    <w:basedOn w:val="Normal"/>
+    <w:uiPriority w:val="9"/>
+    <w:unhideWhenUsed/>
+    <w:qFormat/>
+    <w:pPr>
+      <w:spacing w:before="173"/>
+      <w:ind w:left="153" w:hanging="237"/>
+      <w:outlineLvl w:val="1"/>
+    </w:pPr>
+    <w:rPr>
+      <w:b/>
+      <w:bCs/>
+      <w:sz w:val="24"/>
+      <w:szCs w:val="24"/>
+    </w:rPr>
+  </w:style>
+  <w:style w:type="character" w:default="1" w:styleId="DefaultParagraphFont">
     <w:name w:val="Default Paragraph Font"/>
     <w:uiPriority w:val="1"/>
     <w:semiHidden/>
     <w:unhideWhenUsed/>
   </w:style>
-  <w:style w:styleId="TableNormal" w:default="1" w:type="table">
-    <w:name w:val="Table Normal"/>
-    <w:uiPriority w:val="2"/>
+  <w:style w:type="table" w:default="1" w:styleId="TableNormal">
+    <w:name w:val="Normal Table"/>
+    <w:uiPriority w:val="99"/>
     <w:semiHidden/>
     <w:unhideWhenUsed/>
-    <w:qFormat/>
     <w:tblPr>
       <w:tblInd w:w="0" w:type="dxa"/>
       <w:tblCellMar>
         <w:top w:w="0" w:type="dxa"/>
-        <w:left w:w="0" w:type="dxa"/>
+        <w:left w:w="108" w:type="dxa"/>
         <w:bottom w:w="0" w:type="dxa"/>
-        <w:right w:w="0" w:type="dxa"/>
+        <w:right w:w="108" w:type="dxa"/>
       </w:tblCellMar>
     </w:tblPr>
   </w:style>
-  <w:style w:styleId="NoList" w:default="1" w:type="numbering">
+  <w:style w:type="numbering" w:default="1" w:styleId="NoList">
     <w:name w:val="No List"/>
     <w:uiPriority w:val="99"/>
     <w:semiHidden/>
     <w:unhideWhenUsed/>
   </w:style>
-  <w:style w:default="1" w:styleId="Normal" w:type="paragraph">
-    <w:name w:val="Normal"/>
-    <w:uiPriority w:val="1"/>
-    <w:qFormat/>
-    <w:pPr/>
-    <w:rPr>
-      <w:rFonts w:ascii="Times New Roman" w:hAnsi="Times New Roman" w:eastAsia="Times New Roman" w:cs="Times New Roman"/>
-      <w:lang w:val="en-US" w:eastAsia="en-US" w:bidi="ar-SA"/>
-    </w:rPr>
-  </w:style>
-  <w:style w:styleId="BodyText" w:type="paragraph">
+  <w:style w:type="paragraph" w:styleId="BodyText">
     <w:name w:val="Body Text"/>
     <w:basedOn w:val="Normal"/>
     <w:uiPriority w:val="1"/>
     <w:qFormat/>
-    <w:pPr/>
     <w:rPr>
-      <w:rFonts w:ascii="Times New Roman" w:hAnsi="Times New Roman" w:eastAsia="Times New Roman" w:cs="Times New Roman"/>
       <w:sz w:val="24"/>
       <w:szCs w:val="24"/>
-      <w:lang w:val="en-US" w:eastAsia="en-US" w:bidi="ar-SA"/>
     </w:rPr>
   </w:style>
-  <w:style w:styleId="Heading1" w:type="paragraph">
-    <w:name w:val="Heading 1"/>
-    <w:basedOn w:val="Normal"/>
-    <w:uiPriority w:val="1"/>
-    <w:qFormat/>
-    <w:pPr>
-      <w:ind w:left="36"/>
-      <w:outlineLvl w:val="1"/>
-    </w:pPr>
-    <w:rPr>
-      <w:rFonts w:ascii="Times New Roman" w:hAnsi="Times New Roman" w:eastAsia="Times New Roman" w:cs="Times New Roman"/>
-      <w:b/>
-      <w:bCs/>
-      <w:sz w:val="28"/>
-      <w:szCs w:val="28"/>
-      <w:lang w:val="en-US" w:eastAsia="en-US" w:bidi="ar-SA"/>
-    </w:rPr>
-  </w:style>
-  <w:style w:styleId="Heading2" w:type="paragraph">
-    <w:name w:val="Heading 2"/>
-    <w:basedOn w:val="Normal"/>
-    <w:uiPriority w:val="1"/>
-    <w:qFormat/>
-    <w:pPr>
-      <w:spacing w:before="173"/>
-      <w:ind w:left="153" w:hanging="237"/>
-      <w:outlineLvl w:val="2"/>
-    </w:pPr>
-    <w:rPr>
-      <w:rFonts w:ascii="Times New Roman" w:hAnsi="Times New Roman" w:eastAsia="Times New Roman" w:cs="Times New Roman"/>
-      <w:b/>
-      <w:bCs/>
-      <w:sz w:val="24"/>
-      <w:szCs w:val="24"/>
-      <w:lang w:val="en-US" w:eastAsia="en-US" w:bidi="ar-SA"/>
-    </w:rPr>
-  </w:style>
-  <w:style w:styleId="Title" w:type="paragraph">
+  <w:style w:type="paragraph" w:styleId="Title">
     <w:name w:val="Title"/>
     <w:basedOn w:val="Normal"/>
-    <w:uiPriority w:val="1"/>
+    <w:uiPriority w:val="10"/>
     <w:qFormat/>
     <w:pPr>
       <w:spacing w:before="8"/>
@@ -5791,13 +5416,11 @@
       <w:jc w:val="center"/>
     </w:pPr>
     <w:rPr>
-      <w:rFonts w:ascii="Times New Roman" w:hAnsi="Times New Roman" w:eastAsia="Times New Roman" w:cs="Times New Roman"/>
       <w:sz w:val="41"/>
       <w:szCs w:val="41"/>
-      <w:lang w:val="en-US" w:eastAsia="en-US" w:bidi="ar-SA"/>
     </w:rPr>
   </w:style>
-  <w:style w:styleId="ListParagraph" w:type="paragraph">
+  <w:style w:type="paragraph" w:styleId="ListParagraph">
     <w:name w:val="List Paragraph"/>
     <w:basedOn w:val="Normal"/>
     <w:uiPriority w:val="1"/>
@@ -5806,20 +5429,12 @@
       <w:spacing w:before="112"/>
       <w:ind w:left="1135" w:hanging="261"/>
     </w:pPr>
-    <w:rPr>
-      <w:rFonts w:ascii="Times New Roman" w:hAnsi="Times New Roman" w:eastAsia="Times New Roman" w:cs="Times New Roman"/>
-      <w:lang w:val="en-US" w:eastAsia="en-US" w:bidi="ar-SA"/>
-    </w:rPr>
   </w:style>
-  <w:style w:styleId="TableParagraph" w:type="paragraph">
+  <w:style w:type="paragraph" w:customStyle="1" w:styleId="TableParagraph">
     <w:name w:val="Table Paragraph"/>
     <w:basedOn w:val="Normal"/>
     <w:uiPriority w:val="1"/>
     <w:qFormat/>
-    <w:pPr/>
-    <w:rPr>
-      <w:lang w:val="en-US" w:eastAsia="en-US" w:bidi="ar-SA"/>
-    </w:rPr>
   </w:style>
 </w:styles>
 </file>
